--- a/docs/План_ВКР.docx
+++ b/docs/План_ВКР.docx
@@ -13,34 +13,35 @@
     <w:p>
       <w:pPr>
         <w:pStyle w:val="Heading1"/>
+        <w:pageBreakBefore w:val="0"/>
       </w:pPr>
       <w:r>
-        <w:t>1 Паспорт проекта</w:t>
+        <w:t>1 Идея и результат работы</w:t>
       </w:r>
     </w:p>
     <w:p>
       <w:r>
-        <w:t>Рабочая тема — «Разработка системы алгоритмической торговли криптовалютой на основе рыночных и ончейн-данных».</w:t>
+        <w:t>Рабочая тема — «Разработка системы алгоритмической торговли криптовалютой с использованием машинного обучения».</w:t>
       </w:r>
     </w:p>
     <w:p>
       <w:r>
-        <w:t>Автор — Ярослав Следевский. Тип работы — программная ВКР с исследовательской частью. Версия плана от 19 октября 2026 года. Формулировка темы и параметры первой версии предлагаются для согласования с научным руководителем.</w:t>
+        <w:t>Автор — Ярослав Следевский. План от 16 октября 2026 года. Предполагается программная ВКР с исследовательской частью; окончательную формулировку темы и объём работы предстоит согласовать с руководителем.</w:t>
       </w:r>
     </w:p>
     <w:p>
       <w:r>
-        <w:t>Цель — разработать воспроизводимую торговую систему, которая собирает данные, рассчитывает признаки, получает прогноз модели, формирует торговое решение и управляет позицией с учётом ограничений риска. Обязательный режим исполнения — бумажная торговля на поступающих данных.</w:t>
+        <w:t>Хочу разработать систему, которая получает данные о рынке, оценивает ситуацию и сама решает, когда открыть, удерживать или закрыть позицию. Первую версию проверю на истории и запущу в режиме бумажной торговли.</w:t>
       </w:r>
     </w:p>
     <w:p>
       <w:r>
-        <w:t>Исследовательский вопрос — улучшают ли ончейн-признаки прогноз и торговые результаты относительно моделей на рыночных данных? Ответ проверяется экспериментами с одинаковыми правилами временного тестирования и сопоставимым бюджетом настройки моделей.</w:t>
+        <w:t>В исследовательской части сравню несколько моделей и наборов признаков. Основной вопрос — какие подходы дают полезный торговый сигнал и сохраняется ли результат на новых периодах после учёта издержек.</w:t>
       </w:r>
     </w:p>
     <w:p>
       <w:r>
-        <w:t>Планируемые результаты работы:</w:t>
+        <w:t>К завершению работы планирую подготовить:</w:t>
       </w:r>
     </w:p>
     <w:p>
@@ -48,7 +49,7 @@
         <w:pStyle w:val="ListBullet"/>
       </w:pPr>
       <w:r>
-        <w:t>Датасет рыночных и ончейн-показателей с описанием происхождения и времени доступности.</w:t>
+        <w:t>Датасет с описанием источников и правил обработки.</w:t>
       </w:r>
     </w:p>
     <w:p>
@@ -56,7 +57,7 @@
         <w:pStyle w:val="ListBullet"/>
       </w:pPr>
       <w:r>
-        <w:t>Воспроизводимые эксперименты с базовыми моделями и объединёнными наборами признаков.</w:t>
+        <w:t>Сравнение моделей и признаков на одинаковых тестовых периодах.</w:t>
       </w:r>
     </w:p>
     <w:p>
@@ -64,7 +65,7 @@
         <w:pStyle w:val="ListBullet"/>
       </w:pPr>
       <w:r>
-        <w:t>Торговая стратегия с правилами входа, выхода, размера позиции и риск-контроля.</w:t>
+        <w:t>Стратегию с понятными правилами торговли и ограничениями риска.</w:t>
       </w:r>
     </w:p>
     <w:p>
@@ -72,7 +73,7 @@
         <w:pStyle w:val="ListBullet"/>
       </w:pPr>
       <w:r>
-        <w:t>Бэктест на отложенной истории с учётом торговых издержек.</w:t>
+        <w:t>Бэктест с комиссиями и другими издержками.</w:t>
       </w:r>
     </w:p>
     <w:p>
@@ -80,7 +81,7 @@
         <w:pStyle w:val="ListBullet"/>
       </w:pPr>
       <w:r>
-        <w:t>Работающий сервис бумажной торговли с журналом решений и интерфейсом наблюдения.</w:t>
+        <w:t>Работающий сервис с историей решений, сделок и состоянием портфеля.</w:t>
       </w:r>
     </w:p>
     <w:p>
@@ -88,12 +89,12 @@
         <w:pStyle w:val="ListBullet"/>
       </w:pPr>
       <w:r>
-        <w:t>Текст ВКР, презентация и демонстрация продукта.</w:t>
+        <w:t>Текст ВКР, презентацию и демонстрацию.</w:t>
       </w:r>
     </w:p>
     <w:p>
       <w:r>
-        <w:t>Улучшение от ончейн-данных и положительная доходность остаются гипотезами. Критерием завершения ВКР служат корректность исследования, полнота продукта и воспроизводимость результатов.</w:t>
+        <w:t>Прибыльность заранее не предполагается. Если подход не даст преимущества, нужно будет показать, как он проверялся и почему не сработал. Программный результат при этом должен оставаться полноценным и проверяемым.</w:t>
       </w:r>
     </w:p>
     <w:p>
@@ -113,25 +114,25 @@
     <w:p>
       <w:pPr>
         <w:pStyle w:val="Heading1"/>
-        <w:pageBreakBefore/>
+        <w:pageBreakBefore w:val="0"/>
       </w:pPr>
       <w:r>
-        <w:t>2 Границы продукта и критерии готовности</w:t>
+        <w:t>2 Первая версия продукта</w:t>
       </w:r>
     </w:p>
     <w:p>
       <w:r>
-        <w:t>Для первой версии предлагается одна пара BTC/USDT, спотовый рынок без кредитного плеча и два состояния портфеля: позиция в активе или вне позиции. Начальная цель модели — оценка вероятности положительной доходности на горизонте суток. Решения принимаются по закрытым свечам; частота окончательно фиксируется после аудита ончейн-данных.</w:t>
+        <w:t>Для начала предлагаю взять BTC/USDT, спот без плеча и два состояния: держим актив или остаёмся вне позиции. Начальный горизонт прогноза — сутки. Частоту расчётов выберу после пробной выгрузки, чтобы она соответствовала скорости обновления данных.</w:t>
       </w:r>
     </w:p>
     <w:p>
       <w:r>
-        <w:t>Модель формирует прогноз. Торговый модуль преобразует его в целевую позицию по заранее определённым правилам. Модуль риска ограничивает позицию или блокирует сделку, а исполнитель обрабатывает заявку. Возможность не торговать входит в основную логику.</w:t>
+        <w:t>Прогноз модели и торговое решение будут разделены. Стратегия определяет желаемую позицию, проверка риска разрешает или отклоняет действие, после чего исполнитель обрабатывает заявку. Пропустить сделку — тоже допустимое решение.</w:t>
       </w:r>
     </w:p>
     <w:p>
       <w:r>
-        <w:t>В обязательный объём входят:</w:t>
+        <w:t>В первую версию войдут:</w:t>
       </w:r>
     </w:p>
     <w:p>
@@ -139,7 +140,7 @@
         <w:pStyle w:val="ListBullet"/>
       </w:pPr>
       <w:r>
-        <w:t>Загрузка исторических данных и регулярное обновление доступных признаков.</w:t>
+        <w:t>Загрузка истории и обновление данных по расписанию.</w:t>
       </w:r>
     </w:p>
     <w:p>
@@ -147,7 +148,7 @@
         <w:pStyle w:val="ListBullet"/>
       </w:pPr>
       <w:r>
-        <w:t>Обучение, сохранение и загрузка выбранной модели.</w:t>
+        <w:t>Обучение, сохранение и применение модели.</w:t>
       </w:r>
     </w:p>
     <w:p>
@@ -155,7 +156,7 @@
         <w:pStyle w:val="ListBullet"/>
       </w:pPr>
       <w:r>
-        <w:t>Сравнение моделей на рыночных и объединённых данных.</w:t>
+        <w:t>Эксперименты с несколькими наборами фичей.</w:t>
       </w:r>
     </w:p>
     <w:p>
@@ -163,7 +164,7 @@
         <w:pStyle w:val="ListBullet"/>
       </w:pPr>
       <w:r>
-        <w:t>Бэктест, портфельный учёт и бумажное исполнение.</w:t>
+        <w:t>Учёт портфеля и симуляция сделок.</w:t>
       </w:r>
     </w:p>
     <w:p>
@@ -171,7 +172,7 @@
         <w:pStyle w:val="ListBullet"/>
       </w:pPr>
       <w:r>
-        <w:t>Хранение сигналов, заявок, сделок и версии модели для каждого решения.</w:t>
+        <w:t>Журнал прогнозов, заявок и результатов исполнения.</w:t>
       </w:r>
     </w:p>
     <w:p>
@@ -179,36 +180,36 @@
         <w:pStyle w:val="ListBullet"/>
       </w:pPr>
       <w:r>
-        <w:t>API, компактный интерфейс, логи, тесты критичной логики и воспроизводимый запуск.</w:t>
+        <w:t>Небольшой интерфейс, API и инструкция запуска.</w:t>
       </w:r>
     </w:p>
     <w:p>
       <w:r>
-        <w:t>Готовность продукта проверяется сквозным сценарием: поступили новые данные, рассчитаны фичи, получен сигнал, пройден риск-контроль, создана симулированная заявка, обновлён портфель, результат виден в интерфейсе. После перезапуска система восстанавливает состояние и не дублирует сделку.</w:t>
+        <w:t>Основная проверка продукта — полный рабочий цикл: пришли новые данные, появился прогноз, стратегия выбрала действие, прошла проверка риска, обновился портфель. В интерфейсе видно, что произошло и почему. После перезапуска работа продолжается без повторных сделок.</w:t>
       </w:r>
     </w:p>
     <w:p>
       <w:r>
-        <w:t>Отдельные расширения после готового ядра — второй актив, шорты, новости, соцсети и диалоговый ассистент. Он сможет получать факты из API системы, показывать результаты и передавать пограничные сигналы пользователю на подтверждение. Подтверждение не отменяет риск-контроль. Необходимость РАГа определяется отдельно.</w:t>
+        <w:t>Поверх готового ядра можно добавить диалогового ассистента. Он будет показывать результаты, объяснять отдельные решения и передавать спорные сигналы пользователю на подтверждение в пределах установленных лимитов. Это следующий этап, если останется время.</w:t>
       </w:r>
     </w:p>
     <w:p>
       <w:r>
-        <w:t>Реальное исполнение через биржевой API — возможное продолжение; оно не является условием завершения основной версии.</w:t>
+        <w:t>Подключение к реальной бирже, второй актив и шорты также оставлю на расширение первой версии.</w:t>
       </w:r>
     </w:p>
     <w:p>
       <w:pPr>
         <w:pStyle w:val="Heading1"/>
-        <w:pageBreakBefore/>
+        <w:pageBreakBefore w:val="0"/>
       </w:pPr>
       <w:r>
-        <w:t>3 Этап постановки и обзора</w:t>
+        <w:t>3 Постановка задачи и обзор</w:t>
       </w:r>
     </w:p>
     <w:p>
       <w:r>
-        <w:t>Первый этап фиксирует техническую и академическую постановку, чтобы дальнейшие эксперименты отвечали одной задаче.</w:t>
+        <w:t>В начале нужно договориться, какую задачу решаем и что показываем на защите. Это поможет выбирать методы под конкретную цель и удержать реалистичный объём работы.</w:t>
       </w:r>
     </w:p>
     <w:p>
@@ -220,7 +221,7 @@
         </w:numPr>
       </w:pPr>
       <w:r>
-        <w:t>Уточнить тему, цель, исследовательский вопрос, формат сдачи, дедлайны кафедры и ожидаемый состав демонстрации.</w:t>
+        <w:t>Согласовать тему, цель, задачи и ожидаемый результат.</w:t>
       </w:r>
     </w:p>
     <w:p>
@@ -232,7 +233,7 @@
         </w:numPr>
       </w:pPr>
       <w:r>
-        <w:t>Зафиксировать рынок, актив, горизонт прогноза, частоту решений и действия системы. Проверить реализуемость параметров на пробной выгрузке.</w:t>
+        <w:t>Уточнить актив, горизонт прогноза и режим торговли.</w:t>
       </w:r>
     </w:p>
     <w:p>
@@ -244,7 +245,7 @@
         </w:numPr>
       </w:pPr>
       <w:r>
-        <w:t>Проверить актуальность выданного списка инструментов, включая версию Python и требования к инфраструктуре. Не вводить одновременно несколько менеджеров окружения без необходимости.</w:t>
+        <w:t>Получить сроки и актуальные требования кафедры к оформлению и инструментам.</w:t>
       </w:r>
     </w:p>
     <w:p>
@@ -256,61 +257,61 @@
         </w:numPr>
       </w:pPr>
       <w:r>
-        <w:t>Определить условия завершения обязательной версии и порядок добавления расширений.</w:t>
+        <w:t>Определить обязательные функции и то, что можно отложить.</w:t>
       </w:r>
     </w:p>
     <w:p>
       <w:r>
-        <w:t>Обзор охватывает прогнозирование криптовалют, использование ончейн-признаков, торговые стратегии на прогнозах и проверку результатов во времени. Начальный ориентир — 15–20 релевантных публикаций, из которых 5–8 разбираются подробно; итоговый объём зависит от требований кафедры.</w:t>
+        <w:t>Затем изучу работы по прогнозированию финансовых временных рядов, построению торговых стратегий и использованию дополнительных источников информации. Для старта ориентируюсь на 15–20 публикаций с подробным разбором 5–8 наиболее близких к задаче.</w:t>
       </w:r>
     </w:p>
     <w:p>
       <w:r>
-        <w:t>Для каждой ключевой работы фиксируются постановка, активы и период, источники данных, признаки, модели, схема временной проверки, издержки, метрики и ограничения. Числа из разных статей не сравниваются напрямую без учёта различий в данных и протоколе.</w:t>
+        <w:t>В таблице обзора укажу данные, модели, способ проверки и основные результаты. Особое внимание уделю тому, учитывались ли издержки и использовалась ли будущая для модели информация. Доходность из разных статей можно сопоставлять только с учётом этих условий.</w:t>
       </w:r>
     </w:p>
     <w:p>
       <w:r>
-        <w:t>Отдельно рассматриваются программные аналоги: сбор данных, хранение состояния, бэктест, исполнение и наблюдение за системой. Результат обзора должен объяснять выбор собственного решения и место исследовательской части в продукте.</w:t>
+        <w:t>Параллельно посмотрю существующие торговые платформы и библиотеки: что уже можно использовать для сбора данных, бэктеста и исполнения, а что придётся разработать самостоятельно.</w:t>
       </w:r>
     </w:p>
     <w:p>
       <w:r>
-        <w:t>Результат этапа — паспорт ВКР, таблица литературы и аналогов, список источников, черновик введения и обзорной главы. Контрольная точка с руководителем — подтверждение постановки и границ проекта. Обзор дополняется по мере работы.</w:t>
+        <w:t>По итогам подготовлю введение, черновик обзора и краткое обоснование выбранного подхода. Это первая точка обсуждения с руководителем; найденные позже работы буду добавлять по мере необходимости.</w:t>
       </w:r>
     </w:p>
     <w:p>
       <w:pPr>
         <w:pStyle w:val="Heading1"/>
-        <w:pageBreakBefore/>
+        <w:pageBreakBefore w:val="0"/>
       </w:pPr>
       <w:r>
-        <w:t>4 Этап сбора и подготовки данных</w:t>
+        <w:t>4 Выбор и подготовка данных</w:t>
       </w:r>
     </w:p>
     <w:p>
       <w:r>
-        <w:t>Сначала проверяется небольшая выборка из каждого источника. Полный сбор начинается после проверки условий доступа, глубины истории, частоты и возможности регулярного обновления.</w:t>
+        <w:t>Сначала проверю источники на небольших выгрузках: сколько истории доступно, как часто приходят значения, есть ли ограничения API и можно ли повторить сбор. После этого определю состав первого датасета.</w:t>
       </w:r>
     </w:p>
     <w:p>
       <w:r>
-        <w:t>Рыночный набор включает время, цены открытия и закрытия, максимум, минимум и объём торгов. Кандидаты в признаки — лаги доходности, скользящие статистики, волатильность, изменения объёма и технические индикаторы.</w:t>
+        <w:t>Основой станут котировки и объёмы торгов. Из них рассчитаю доходности за разные интервалы, скользящие статистики, волатильность и технические индикаторы. Этот набор даст базу для сравнения.</w:t>
       </w:r>
     </w:p>
     <w:p>
       <w:r>
-        <w:t>Ончейн-набор начинается с доступных сетевых агрегатов: количества транзакций, активных адресов, объёмов переводов и комиссий. Конкретные определения зависят от поставщика и фиксируются в словаре. Биржевые притоки и оттоки, а также признаки крупных держателей добавляются после проверки исторического покрытия и качества разметки адресов.</w:t>
+        <w:t>В качестве дополнений рассмотрю новости, публикации в соцсетях и ончейн-данные. Для текстов можно использовать тональность и активность обсуждений, для блокчейна — транзакции, переводы и сетевые показатели. Начну с одного–двух доступных источников, а не со сбора всего сразу. Их пользу проверю на моделях.</w:t>
       </w:r>
     </w:p>
     <w:p>
       <w:r>
-        <w:t>Для каждой метрики составляется паспорт: источник, единицы, смысл, период покрытия, частота, задержка публикации, возможность пересмотра и способ обработки пропусков. Время события, конец агрегируемого периода, время публикации и время получения данных не считаются взаимозаменяемыми.</w:t>
+        <w:t>Для каждого выбранного показателя запишу смысл, единицы, период истории, частоту обновления и время, когда значение становится доступно. Это важно для корректной синхронизации: событие могло произойти раньше, чем о нём узнала система.</w:t>
       </w:r>
     </w:p>
     <w:p>
       <w:r>
-        <w:t>Порядок обработки:</w:t>
+        <w:t>Подготовка датасета:</w:t>
       </w:r>
     </w:p>
     <w:p>
@@ -322,7 +323,7 @@
         </w:numPr>
       </w:pPr>
       <w:r>
-        <w:t>Сохранить исходные выгрузки без перезаписи и зафиксировать параметры получения.</w:t>
+        <w:t>Сохранить исходные выгрузки и параметры запросов.</w:t>
       </w:r>
     </w:p>
     <w:p>
@@ -334,7 +335,7 @@
         </w:numPr>
       </w:pPr>
       <w:r>
-        <w:t>Привести время к UTC, проверить сортировку, уникальность и непрерывность интервалов.</w:t>
+        <w:t>Привести время к UTC, отсортировать записи и проверить интервалы.</w:t>
       </w:r>
     </w:p>
     <w:p>
@@ -346,7 +347,7 @@
         </w:numPr>
       </w:pPr>
       <w:r>
-        <w:t>Найти пропуски, дубликаты и аномальные значения; документировать исправления.</w:t>
+        <w:t>Найти пропуски, дубликаты и выбросы; записать способ обработки.</w:t>
       </w:r>
     </w:p>
     <w:p>
@@ -358,7 +359,7 @@
         </w:numPr>
       </w:pPr>
       <w:r>
-        <w:t>Синхронизировать источники по времени фактической доступности. Не заполнять прошлое будущими значениями.</w:t>
+        <w:t>Объединить источники по времени доступности без подстановки будущих значений.</w:t>
       </w:r>
     </w:p>
     <w:p>
@@ -370,85 +371,85 @@
         </w:numPr>
       </w:pPr>
       <w:r>
-        <w:t>Рассчитать фичи, проверить лаги и сформировать версию датасета.</w:t>
+        <w:t>Рассчитать признаки и сохранить версию готового набора.</w:t>
       </w:r>
     </w:p>
     <w:p>
       <w:r>
-        <w:t>При неизвестной задержке публикации применяется документированное консервативное допущение и проверяется чувствительность результата. Если исторические значения пересматривались и исходные версии недоступны, это ограничение отражается в выводах.</w:t>
+        <w:t>Если поставщик пересматривает историю или не указывает задержку публикации, это нужно учесть в расчётах и описать как ограничение. Показатели с непонятным происхождением не станут обязательной частью системы.</w:t>
       </w:r>
     </w:p>
     <w:p>
       <w:r>
-        <w:t>Результат — воспроизводимая выгрузка, датасет, словарь и отчёт о качестве. Большие данные хранятся отдельно от Git, в репозитории — метаданные, конфигурации и инструкции получения.</w:t>
+        <w:t>Итог этапа — данные для первого эксперимента, их описание и повторяемая загрузка. Большие файлы будут храниться отдельно; в Git останутся код, настройки и ссылки на версии.</w:t>
       </w:r>
     </w:p>
     <w:p>
       <w:pPr>
         <w:pStyle w:val="Heading1"/>
-        <w:pageBreakBefore/>
+        <w:pageBreakBefore w:val="0"/>
       </w:pPr>
       <w:r>
-        <w:t>5 Протокол экспериментов</w:t>
+        <w:t>5 Как будем сравнивать подходы</w:t>
       </w:r>
     </w:p>
     <w:p>
       <w:r>
-        <w:t>До подбора моделей фиксируются целевая переменная, интервалы данных, базовые решения, метрики, бюджет настройки и правила преобразования прогноза в позицию.</w:t>
+        <w:t>До основных экспериментов задам целевую переменную, временные интервалы, метрики и порядок настройки моделей. Правила проверки сохраню отдельно, чтобы результаты разных запусков можно было сравнить.</w:t>
       </w:r>
     </w:p>
     <w:p>
       <w:r>
-        <w:t>Разбиение выполняется по времени. Несколько последовательных окон обучения и проверки позволяют оценить устойчивость подхода. Финальный период откладывается отдельно и не используется для выбора фичей, модели или торговых порогов. При пересечении будущих интервалов целевой переменной между выборками вводится достаточный временной разрыв.</w:t>
+        <w:t>Обучение и проверка идут последовательно во времени: учимся на прошлом, оцениваем на следующем участке. Несколько таких окон покажут, насколько результат зависит от периода. Последнюю часть истории оставлю для итогового теста. При пересечении горизонтов прогноза между выборками предусмотрю временные разрывы.</w:t>
       </w:r>
     </w:p>
     <w:p>
       <w:r>
-        <w:t>Все обучаемые преобразования, включая нормализацию, отбор признаков и калибровку вероятностей, настраиваются только на соответствующем обучающем или валидационном участке. Сделка не исполняется по цене закрытия, которую модель могла узнать только после её формирования.</w:t>
+        <w:t>Нормализация, отбор фичей и другие обучаемые преобразования используют только разрешённый участок данных. Проверю и время исполнения: нельзя получить прогноз по закрывшейся свече и задним числом совершить сделку по удобной цене.</w:t>
       </w:r>
     </w:p>
     <w:p>
       <w:r>
-        <w:t>Обязательные ориентиры — отсутствие торговли, удержание актива, простая техническая стратегия и простая прогнозная модель. Модели на разных источниках сравниваются на одинаковых периодах, с одинаковыми ограничениями исполнения и сопоставимым бюджетом подбора.</w:t>
+        <w:t>Для сравнения возьму простую модель, техническую стратегию и удержание актива. Отсутствие торговли будет точкой отсчёта. Кандидаты получат одинаковые тестовые периоды, условия исполнения и сопоставимое время на подбор параметров.</w:t>
       </w:r>
     </w:p>
     <w:p>
       <w:r>
-        <w:t>Для прогнозов оцениваются качество вероятностей и классификации: логарифмическая потеря, Brier score, ROC AUC и дополнительные метрики при необходимости. Для торговли — доходность после издержек, максимальная просадка, Sharpe ratio с указанной частотой расчёта, экспозиция, оборот и количество сделок. Доходность рассматривается вместе с риском и временем нахождения в позиции.</w:t>
+        <w:t>Качество прогноза оценю через логарифмическую потерю, оценку Брайера и ROC AUC. Для стратегии важны доходность после издержек, максимальная просадка, коэффициент Шарпа, оборот и число сделок. Обязательно укажу частоту расчёта и долю времени в позиции.</w:t>
       </w:r>
     </w:p>
     <w:p>
       <w:r>
-        <w:t>Для выводов о приросте используются результаты по временным окнам и оценка неопределённости, учитывающая временную зависимость, например блочный бутстрэп. Небольшое преимущество на одном участке не считается устойчивым эффектом.</w:t>
+        <w:t>Результата на одном удачном участке недостаточно. Проверю разброс по временным окнам и, где уместно, оценю неопределённость блочным бутстрэпом с учётом зависимости наблюдений.</w:t>
       </w:r>
     </w:p>
     <w:p>
       <w:r>
-        <w:t>Каждый запуск получает идентификатор, конфигурацию, версию данных и кода, параметры, метрики и артефакты. Результат этапа — сохранённый протокол, базовый бэктест и проверка отсутствия основных утечек. Изменения протокола записываются до повторной итоговой оценки.</w:t>
+        <w:t>Для каждого запуска сохраню настройки, версии кода и данных, метрики и отчёт. Подбор проводится до финального теста; если методику придётся изменить, причина и последствия попадут в журнал решений.</w:t>
       </w:r>
     </w:p>
     <w:p>
       <w:pPr>
         <w:pStyle w:val="Heading1"/>
-        <w:pageBreakBefore/>
+        <w:pageBreakBefore w:val="0"/>
       </w:pPr>
       <w:r>
-        <w:t>6 Модели и торговая стратегия</w:t>
+        <w:t>6 Модели и торговые правила</w:t>
       </w:r>
     </w:p>
     <w:p>
       <w:r>
-        <w:t>Исследовательская часть начинается с простой модели и градиентного бустинга. Модель последовательностей добавляется после получения работающей базы, если объём данных и время позволяют провести полноценное сравнение.</w:t>
+        <w:t>Начну с простой модели, например логистической регрессии, и градиентного бустинга. После устойчиво работающей базы можно проверить модель последовательностей, если для этого достаточно данных и времени.</w:t>
       </w:r>
     </w:p>
     <w:p>
       <w:r>
-        <w:t>Матрица экспериментов включает рыночные признаки, ончейн-признаки и их объединение. Внутри объединённой модели проверяется вклад групп признаков. Для каждого сравнения сохраняются одинаковые тестовые интервалы, схема обучения и правила торговли.</w:t>
+        <w:t>Сначала получу результат на котировках и технических признаках. Затем буду добавлять выбранные источники по одному и в комбинациях. Так можно отделить эффект новых данных от эффекта более сложной модели.</w:t>
       </w:r>
     </w:p>
     <w:p>
       <w:r>
-        <w:t>Последовательность работы:</w:t>
+        <w:t>Порядок экспериментов:</w:t>
       </w:r>
     </w:p>
     <w:p>
@@ -460,7 +461,7 @@
         </w:numPr>
       </w:pPr>
       <w:r>
-        <w:t>Получить базовые результаты и проверить корректность данных.</w:t>
+        <w:t>Проверить базовую модель и устранить ошибки подготовки данных.</w:t>
       </w:r>
     </w:p>
     <w:p>
@@ -472,7 +473,7 @@
         </w:numPr>
       </w:pPr>
       <w:r>
-        <w:t>Сравнить наборы фичей и ограниченное число семейств моделей.</w:t>
+        <w:t>Сравнить несколько семейств моделей и наборов признаков.</w:t>
       </w:r>
     </w:p>
     <w:p>
@@ -484,7 +485,7 @@
         </w:numPr>
       </w:pPr>
       <w:r>
-        <w:t>Настроить кандидатов в рамках заранее заданного бюджета.</w:t>
+        <w:t>Подобрать параметры в пределах заранее выбранного бюджета.</w:t>
       </w:r>
     </w:p>
     <w:p>
@@ -496,7 +497,7 @@
         </w:numPr>
       </w:pPr>
       <w:r>
-        <w:t>Оценить качество вероятностей и стабильность по временным окнам.</w:t>
+        <w:t>Оценить качество вероятностей и устойчивость на разных периодах.</w:t>
       </w:r>
     </w:p>
     <w:p>
@@ -508,41 +509,41 @@
         </w:numPr>
       </w:pPr>
       <w:r>
-        <w:t>Зафиксировать финальную конфигурацию до запуска на отложенном тесте.</w:t>
+        <w:t>Выбрать конфигурацию для итогового теста и сервиса.</w:t>
       </w:r>
     </w:p>
     <w:p>
       <w:r>
-        <w:t>Торговая стратегия использует вероятность и, при необходимости, оценку величины движения. Порог входа, условия выхода и размер позиции выбираются на валидации с учётом издержек. Порог нельзя трактовать как достоверную уверенность модели без проверки калибровки.</w:t>
+        <w:t>Дальше прогноз нужно превратить в правила торговли: когда входить, сколько покупать, когда выходить и когда ждать. Пороги и размер позиции подбираются на валидации с учётом расходов. Если стратегия использует уверенность модели, отдельно проверяется калибровка вероятностей.</w:t>
       </w:r>
     </w:p>
     <w:p>
       <w:r>
-        <w:t>Риск-контроль включает ограничение доли капитала в позиции, доступного остатка и допустимой просадки, а также блокировку при устаревших данных и ошибках расчёта. Конкретные лимиты фиксируются в конфигурации перед запуском.</w:t>
+        <w:t>Риск-менеджмент ограничит долю капитала в позиции и допустимую просадку. При нехватке средств, устаревших данных или ошибке расчёта новая сделка блокируется. Численные лимиты задаются в настройках до запуска.</w:t>
       </w:r>
     </w:p>
     <w:p>
       <w:r>
-        <w:t>Бэктест учитывает комиссии, спред, проскальзывание, задержку и допустимый объём заявки. При свечных данных внутрисвечной порядок достижения стопа и цели неизвестен: применяется явно описанное консервативное правило либо используются более подробные данные.</w:t>
+        <w:t>В симуляции учту комиссии, спред, проскальзывание, задержки и объём заявки. Если стоп и цель попали внутрь одной свечи, их порядок нельзя восстановить по её итоговым значениям: потребуется консервативное правило или более подробная история.</w:t>
       </w:r>
     </w:p>
     <w:p>
       <w:r>
-        <w:t>Проводятся проверки чувствительности к издержкам, порогам и рыночным периодам. Результат этапа — спецификация стратегии, таблица экспериментов и отчёт с ограничениями. Отсутствие преимущества ончейн-признаков также фиксируется как результат исследования.</w:t>
+        <w:t>В конце проверю чувствительность стратегии к расходам и параметрам. В отчёте будут сравнение с базовыми решениями, удачные и неудачные периоды, а также вывод о том, какие изменения действительно помогли.</w:t>
       </w:r>
     </w:p>
     <w:p>
       <w:pPr>
         <w:pStyle w:val="Heading1"/>
-        <w:pageBreakBefore/>
+        <w:pageBreakBefore w:val="0"/>
       </w:pPr>
       <w:r>
-        <w:t>7 Архитектура и инфраструктура продукта</w:t>
+        <w:t>7 Разработка сервиса</w:t>
       </w:r>
     </w:p>
     <w:p>
       <w:r>
-        <w:t>Продукт строится как набор модулей с явными входами и выходами. Сначала достаточно одного приложения и отдельного хранилища; разделение на сервисы выполняется при обоснованной необходимости.</w:t>
+        <w:t>Прототип начну собирать уже во время подготовки данных. По мере экспериментов он будет превращаться в приложение, которое можно запустить одной понятной командой и оставить работать по расписанию.</w:t>
       </w:r>
     </w:p>
     <w:p>
@@ -550,7 +551,7 @@
         <w:pStyle w:val="ListBullet"/>
       </w:pPr>
       <w:r>
-        <w:t>Сбор данных получает историю и новые наблюдения, контролирует полноту и повторные загрузки.</w:t>
+        <w:t>Загрузчик получает новые записи и следит за полнотой истории.</w:t>
       </w:r>
     </w:p>
     <w:p>
@@ -558,7 +559,7 @@
         <w:pStyle w:val="ListBullet"/>
       </w:pPr>
       <w:r>
-        <w:t>Подготовка фичей использует общую реализацию для экспериментов и рабочего режима.</w:t>
+        <w:t>Подготовка признаков выполняется теми же функциями, что использовались при обучении.</w:t>
       </w:r>
     </w:p>
     <w:p>
@@ -566,7 +567,7 @@
         <w:pStyle w:val="ListBullet"/>
       </w:pPr>
       <w:r>
-        <w:t>Модель загружает версионированный артефакт и возвращает прогноз с метаданными.</w:t>
+        <w:t>Модель возвращает прогноз и свою версию.</w:t>
       </w:r>
     </w:p>
     <w:p>
@@ -574,7 +575,7 @@
         <w:pStyle w:val="ListBullet"/>
       </w:pPr>
       <w:r>
-        <w:t>Стратегия формирует целевую позицию, а риск-контроль проверяет её допустимость.</w:t>
+        <w:t>Стратегия выбирает действие, а модуль риска проверяет ограничения.</w:t>
       </w:r>
     </w:p>
     <w:p>
@@ -582,7 +583,7 @@
         <w:pStyle w:val="ListBullet"/>
       </w:pPr>
       <w:r>
-        <w:t>Исполнитель обрабатывает симулированные заявки и обновляет портфель.</w:t>
+        <w:t>Исполнитель создаёт симулированную сделку и обновляет портфель.</w:t>
       </w:r>
     </w:p>
     <w:p>
@@ -590,51 +591,51 @@
         <w:pStyle w:val="ListBullet"/>
       </w:pPr>
       <w:r>
-        <w:t>API и интерфейс показывают состояние, сделки, сигналы, результаты и ошибки.</w:t>
+        <w:t>Интерфейс показывает позиции, операции, сигналы и ошибки.</w:t>
       </w:r>
     </w:p>
     <w:p>
       <w:r>
-        <w:t>Для решения сохраняются идентификатор временного интервала, время доступности данных, версия модели, набор входов, прогноз, решение стратегии, результат риск-контроля и связанная заявка. Для заявки и сделки хранятся статус, цена, объём, издержки и время исполнения.</w:t>
+        <w:t>Чтобы разбирать решения, сохраню время расчёта, доступные на тот момент данные, версию модели, прогноз и причину действия или отказа. У заявок и сделок будут статусы, объёмы, цены и издержки.</w:t>
       </w:r>
     </w:p>
     <w:p>
       <w:r>
-        <w:t>Предлагаемый стек — Python, pandas, NumPy, scikit-learn и CatBoost для базы, PyTorch при необходимости, MLflow для экспериментов, PostgreSQL для состояния и Docker Compose для запуска. API может быть реализован на FastAPI, интерфейс — на Streamlit. Конкретные версии и соответствие требованиям кафедры фиксируются на первом этапе.</w:t>
+        <w:t>Предварительный стек — Python, pandas, NumPy, scikit-learn и CatBoost; PyTorch при необходимости. Для экспериментов — MLflow, для состояния — PostgreSQL, для запуска — Docker Compose. API можно сделать на FastAPI, интерфейс на Streamlit. Окончательный выбор зависит от требований кафедры и первого прототипа.</w:t>
       </w:r>
     </w:p>
     <w:p>
       <w:r>
-        <w:t>Репозиторий содержит конфигурации, исходный код, тесты, документацию и шаблоны экспериментов. Данные и артефакты версионируются через согласованное хранилище, например DVC. Секреты передаются через окружение и не коммитятся.</w:t>
+        <w:t>Код, тесты, настройки и документация будут в репозитории. Для данных и моделей выберу отдельное хранилище с версиями, например через DVC. Ключи API передаются через окружение. Приложение сначала останется модульным; разделение на сервисы должно решать конкретную задачу.</w:t>
       </w:r>
     </w:p>
     <w:p>
       <w:r>
-        <w:t>Критичные проверки охватывают временное выравнивание, учёт денег и позиции, комиссии, блокировки риска, повторный запуск и восстановление состояния. Нагрузочный сценарий задаётся через ожидаемое количество активов и частоту обновления. Результат — разворачиваемый сервис и отчёт о проверках.</w:t>
+        <w:t>Проверю расчёт денег и позиции, комиссии, ограничения риска и повторные операции. Также протестирую восстановление после сбоя и нагрузку, соответствующую выбранной частоте обновления. На выходе нужны работающий запуск и понятная инструкция.</w:t>
       </w:r>
     </w:p>
     <w:p>
       <w:pPr>
         <w:pStyle w:val="Heading1"/>
-        <w:pageBreakBefore/>
+        <w:pageBreakBefore w:val="0"/>
       </w:pPr>
       <w:r>
-        <w:t>8 Бумажная торговля и техническая приёмка</w:t>
+        <w:t>8 Проверка на новых данных</w:t>
       </w:r>
     </w:p>
     <w:p>
       <w:r>
-        <w:t>Бумажная торговля проводится на новых поступающих данных с зафиксированной версией модели, стратегии и конфигурации. Начальный ориентир наблюдения — две–четыре недели; точный срок определяется календарём ВКР и частотой сделок.</w:t>
+        <w:t>После исторических тестов запущу бумажную торговлю с выбранной моделью и зафиксированными настройками. Ориентир — две–четыре недели наблюдения, в зависимости от частоты сделок и сроков ВКР.</w:t>
       </w:r>
     </w:p>
     <w:p>
       <w:r>
-        <w:t>Во время запуска собираются доступность источников, задержка расчёта, ошибки, сигналы, отклонённые заявки, сделки, портфель и состояние риска. Принятые изменения конфигурации отмечаются в журнале, чтобы не смешивать результаты разных версий.</w:t>
+        <w:t>Буду сохранять решения, операции, стоимость портфеля, ошибки и задержки. Если в процессе потребуется изменить модель или правила, отмечу новую версию и не стану смешивать её результаты с предыдущими.</w:t>
       </w:r>
     </w:p>
     <w:p>
       <w:r>
-        <w:t>Техническая приёмка включает сценарии:</w:t>
+        <w:t>Отдельно проверю рабочие ситуации:</w:t>
       </w:r>
     </w:p>
     <w:p>
@@ -646,7 +647,7 @@
         </w:numPr>
       </w:pPr>
       <w:r>
-        <w:t>Повторное получение одного интервала не создаёт вторую сделку.</w:t>
+        <w:t>Повторно пришедшие данные не создают вторую сделку.</w:t>
       </w:r>
     </w:p>
     <w:p>
@@ -670,7 +671,7 @@
         </w:numPr>
       </w:pPr>
       <w:r>
-        <w:t>При устаревших или неполных данных новые сделки блокируются по заданному правилу.</w:t>
+        <w:t>Неполная или устаревшая информация останавливает новые входы.</w:t>
       </w:r>
     </w:p>
     <w:p>
@@ -682,7 +683,7 @@
         </w:numPr>
       </w:pPr>
       <w:r>
-        <w:t>Сбой источника приводит к понятному статусу и контролируемому повтору запроса.</w:t>
+        <w:t>Сбой API обрабатывается без потери состояния.</w:t>
       </w:r>
     </w:p>
     <w:p>
@@ -694,7 +695,7 @@
         </w:numPr>
       </w:pPr>
       <w:r>
-        <w:t>Превышение лимита позиции или просадки обрабатывается модулем риска.</w:t>
+        <w:t>Ограничения позиции и просадки применяются до исполнения.</w:t>
       </w:r>
     </w:p>
     <w:p>
@@ -706,36 +707,36 @@
         </w:numPr>
       </w:pPr>
       <w:r>
-        <w:t>В интерфейсе можно проследить путь от сигнала до сделки и текущего состояния портфеля.</w:t>
+        <w:t>По журналу можно восстановить причину каждой операции.</w:t>
       </w:r>
     </w:p>
     <w:p>
       <w:r>
-        <w:t>Для одинаковых входных данных и версии модели решения рабочего режима сопоставляются с воспроизведением бэктеста. Отдельно разбираются расхождения из-за задержек, обновления метрик и модели исполнения.</w:t>
+        <w:t>Для одинаковых входов сравню решения приложения и бэктеста. Расхождения из-за задержек, обновлений источника или модели исполнения разберу отдельно.</w:t>
       </w:r>
     </w:p>
     <w:p>
       <w:r>
-        <w:t>Короткий запуск подтверждает работу контура и выявляет эксплуатационные проблемы. Его доходность не заменяет историческую проверку и не доказывает устойчивую прибыльность.</w:t>
+        <w:t>Этот запуск покажет, насколько надёжно работает приложение. Оценку доходности по короткому наблюдению буду рассматривать вместе с историческими результатами и количеством совершённых сделок.</w:t>
       </w:r>
     </w:p>
     <w:p>
       <w:r>
-        <w:t>Результат — журнал наблюдения, отчёт о технической приёмке и перечень устранённых и оставшихся ограничений. Демонстрация должна работать и без внешних источников через сохранённый сценарий воспроизведения. Подключение реального исполнения рассматривается после завершения обязательного контура и отдельного определения режима доступа к бирже.</w:t>
+        <w:t>Итог — исправленная версия, журнал работы и описание оставшихся проблем. Для защиты подготовлю также воспроизведение на сохранённых данных, чтобы демо не зависело от доступности внешнего API.</w:t>
       </w:r>
     </w:p>
     <w:p>
       <w:pPr>
         <w:pStyle w:val="Heading1"/>
-        <w:pageBreakBefore/>
+        <w:pageBreakBefore w:val="0"/>
       </w:pPr>
       <w:r>
-        <w:t>9 Календарь и контрольные точки</w:t>
+        <w:t>9 Порядок работы и сроки</w:t>
       </w:r>
     </w:p>
     <w:p>
       <w:r>
-        <w:t>Ниже приведён ориентир на 16 рабочих недель от начала согласованной реализации. Это оценка для планирования, а не официальный срок. После получения дедлайнов этапы привязываются к датам с сохранением времени на наблюдение и исправления.</w:t>
+        <w:t>Предварительно раскладываю работу на 16 недель. После получения официальных дедлайнов заменю этот ориентир календарными датами. Разработку, исследование и написание текста буду частично вести параллельно.</w:t>
       </w:r>
     </w:p>
     <w:tbl>
@@ -844,7 +845,7 @@
                 <w:b/>
                 <w:sz w:val="19"/>
               </w:rPr>
-              <w:t>Проверяемый результат</w:t>
+              <w:t>Что должно быть готово</w:t>
             </w:r>
           </w:p>
         </w:tc>
@@ -911,7 +912,7 @@
                 <w:b w:val="0"/>
                 <w:sz w:val="19"/>
               </w:rPr>
-              <w:t>Постановка и пробные выгрузки</w:t>
+              <w:t>Постановка и пробные запросы</w:t>
             </w:r>
           </w:p>
         </w:tc>
@@ -942,7 +943,7 @@
                 <w:b w:val="0"/>
                 <w:sz w:val="19"/>
               </w:rPr>
-              <w:t>Паспорт проекта и проверка доступности данных</w:t>
+              <w:t>Согласованная задача и доступ к данным</w:t>
             </w:r>
           </w:p>
         </w:tc>
@@ -1009,7 +1010,7 @@
                 <w:b w:val="0"/>
                 <w:sz w:val="19"/>
               </w:rPr>
-              <w:t>Обзор и подготовка датасета</w:t>
+              <w:t>Обзор и сбор истории</w:t>
             </w:r>
           </w:p>
         </w:tc>
@@ -1040,7 +1041,7 @@
                 <w:b w:val="0"/>
                 <w:sz w:val="19"/>
               </w:rPr>
-              <w:t>Обзорная таблица, словарь и версия данных</w:t>
+              <w:t>Черновик обзора и первый датасет</w:t>
             </w:r>
           </w:p>
         </w:tc>
@@ -1107,7 +1108,7 @@
                 <w:b w:val="0"/>
                 <w:sz w:val="19"/>
               </w:rPr>
-              <w:t>Протокол и базовые решения</w:t>
+              <w:t>Базовая модель и бэктест</w:t>
             </w:r>
           </w:p>
         </w:tc>
@@ -1138,7 +1139,7 @@
                 <w:b w:val="0"/>
                 <w:sz w:val="19"/>
               </w:rPr>
-              <w:t>Первый сквозной бэктест</w:t>
+              <w:t>Полный проход от данных до сделок</w:t>
             </w:r>
           </w:p>
         </w:tc>
@@ -1205,7 +1206,7 @@
                 <w:b w:val="0"/>
                 <w:sz w:val="19"/>
               </w:rPr>
-              <w:t>Модели и сравнение источников</w:t>
+              <w:t>Сравнение подходов</w:t>
             </w:r>
           </w:p>
         </w:tc>
@@ -1236,7 +1237,7 @@
                 <w:b w:val="0"/>
                 <w:sz w:val="19"/>
               </w:rPr>
-              <w:t>Матрица экспериментов и выбор кандидата</w:t>
+              <w:t>Результаты экспериментов и выбранная модель</w:t>
             </w:r>
           </w:p>
         </w:tc>
@@ -1303,7 +1304,7 @@
                 <w:b w:val="0"/>
                 <w:sz w:val="19"/>
               </w:rPr>
-              <w:t>Стратегия и итоговый тест</w:t>
+              <w:t>Торговые правила</w:t>
             </w:r>
           </w:p>
         </w:tc>
@@ -1334,7 +1335,7 @@
                 <w:b w:val="0"/>
                 <w:sz w:val="19"/>
               </w:rPr>
-              <w:t>Зафиксированная стратегия и отчёт</w:t>
+              <w:t>Проверенная стратегия и итоговый тест</w:t>
             </w:r>
           </w:p>
         </w:tc>
@@ -1401,7 +1402,7 @@
                 <w:b w:val="0"/>
                 <w:sz w:val="19"/>
               </w:rPr>
-              <w:t>Сервис и технические проверки</w:t>
+              <w:t>Разработка приложения</w:t>
             </w:r>
           </w:p>
         </w:tc>
@@ -1432,7 +1433,7 @@
                 <w:b w:val="0"/>
                 <w:sz w:val="19"/>
               </w:rPr>
-              <w:t>Развёртываемая версия бумажной торговли</w:t>
+              <w:t>Рабочий сервис и основные проверки</w:t>
             </w:r>
           </w:p>
         </w:tc>
@@ -1499,7 +1500,7 @@
                 <w:b w:val="0"/>
                 <w:sz w:val="19"/>
               </w:rPr>
-              <w:t>Наблюдение и исправления</w:t>
+              <w:t>Бумажная торговля</w:t>
             </w:r>
           </w:p>
         </w:tc>
@@ -1530,7 +1531,7 @@
                 <w:b w:val="0"/>
                 <w:sz w:val="19"/>
               </w:rPr>
-              <w:t>Журнал работы и техническая приёмка</w:t>
+              <w:t>Журнал наблюдения и исправления</w:t>
             </w:r>
           </w:p>
         </w:tc>
@@ -1628,7 +1629,7 @@
                 <w:b w:val="0"/>
                 <w:sz w:val="19"/>
               </w:rPr>
-              <w:t>Полный текст, слайды и демонстрация</w:t>
+              <w:t>Текст, презентация и демо</w:t>
             </w:r>
           </w:p>
         </w:tc>
@@ -1726,7 +1727,7 @@
                 <w:b w:val="0"/>
                 <w:sz w:val="19"/>
               </w:rPr>
-              <w:t>Итоговый комплект материалов</w:t>
+              <w:t>Финальные материалы</w:t>
             </w:r>
           </w:p>
         </w:tc>
@@ -1739,41 +1740,41 @@
     </w:p>
     <w:p>
       <w:r>
-        <w:t>Прототип сбора, фичей и исполнения развивается с этапа данных. Текст пишется каждую неделю по готовым результатам: введение и обзор, описание данных, методика, эксперименты, архитектура, выводы.</w:t>
+        <w:t>Уже после первого датасета должен появиться небольшой рабочий прототип. Главы пишутся по готовым этапам: сначала введение и обзор, затем данные и методика, дальше эксперименты и реализация.</w:t>
       </w:r>
     </w:p>
     <w:p>
       <w:r>
-        <w:t>Контрольные точки с руководителем: после постановки; после аудита данных и обзора; после базового бэктеста; после модельных экспериментов; после готового сервиса; на предзащите. На каждой точке показываются конкретный артефакт, выводы и ближайшие задачи.</w:t>
+        <w:t>Руководителю покажу постановку, результаты пробных выгрузок, первый бэктест, сравнение моделей и работающий сервис. На каждой встрече будет конкретный результат и список вопросов, которые влияют на следующий этап.</w:t>
       </w:r>
     </w:p>
     <w:p>
       <w:r>
-        <w:t>При отставании сначала сокращаются дополнительные источники, число моделей и расширения. Протокол временной проверки, учёт издержек и резерв на оформление сохраняются.</w:t>
+        <w:t>Если начну отставать, сокращу дополнительные источники, число моделей и необязательные функции. Время на корректную проверку, текст и предзащиту останется в плане.</w:t>
       </w:r>
     </w:p>
     <w:p>
       <w:pPr>
         <w:pStyle w:val="Heading1"/>
-        <w:pageBreakBefore/>
+        <w:pageBreakBefore w:val="0"/>
       </w:pPr>
       <w:r>
-        <w:t>10 Текст ВКР и ведение прогресса</w:t>
+        <w:t>10 Текст ВКР и связь с руководителем</w:t>
       </w:r>
     </w:p>
     <w:p>
       <w:r>
-        <w:t>Предлагаемая структура текста: введение; обзор предметной области и аналогов; данные и постановка экспериментов; модели и торговая стратегия; архитектура и реализация; результаты исторической и эксплуатационной проверки; заключение; источники и приложения. Итоговая структура приводится к требованиям кафедры.</w:t>
+        <w:t>Предлагаемая структура: введение, обзор подходов, данные и методика, модели и стратегия, реализация сервиса, результаты, заключение и приложения. Оформление и состав глав приведу к требованиям кафедры.</w:t>
       </w:r>
     </w:p>
     <w:p>
       <w:r>
-        <w:t>Во введении фиксируются цель, задачи, объект, предмет и практический результат. В методике описываются все решения, влияющие на воспроизводимость. В результатах разделяются прогнозные метрики, торговые показатели и техническая работоспособность. В заключении даётся ответ на исследовательский вопрос без обещаний за пределами проведённой проверки.</w:t>
+        <w:t>Во введении объясню задачу и цель. В методике опишу, как получены результаты; в экспериментальной части — что изменилось относительно базы. В главе о продукте покажу устройство приложения и его проверку. Заключение ответит на поставленные вопросы в пределах проведённой работы.</w:t>
       </w:r>
     </w:p>
     <w:p>
       <w:r>
-        <w:t>Рабочие материалы распределяются так:</w:t>
+        <w:t>Материалы будут распределены так:</w:t>
       </w:r>
     </w:p>
     <w:p>
@@ -1781,7 +1782,7 @@
         <w:pStyle w:val="ListBullet"/>
       </w:pPr>
       <w:r>
-        <w:t>Google Документ с планом хранит общую постановку, этапы и согласованные изменения объёма.</w:t>
+        <w:t>План в Google Документах — этапы, сроки и изменения объёма.</w:t>
       </w:r>
     </w:p>
     <w:p>
@@ -1789,7 +1790,7 @@
         <w:pStyle w:val="ListBullet"/>
       </w:pPr>
       <w:r>
-        <w:t>Отдельный Google Документ предназначен для текста ВКР и замечаний руководителя.</w:t>
+        <w:t>Отдельный документ — текст ВКР и замечания руководителя.</w:t>
       </w:r>
     </w:p>
     <w:p>
@@ -1797,7 +1798,7 @@
         <w:pStyle w:val="ListBullet"/>
       </w:pPr>
       <w:r>
-        <w:t>README репозитория содержит ссылки и навигацию, STATUS — фактическое состояние.</w:t>
+        <w:t>README и STATUS — навигация и текущее состояние проекта.</w:t>
       </w:r>
     </w:p>
     <w:p>
@@ -1805,7 +1806,7 @@
         <w:pStyle w:val="ListBullet"/>
       </w:pPr>
       <w:r>
-        <w:t>Задачи GitHub отражают ближайшую работу, критерии готовности и связанные результаты.</w:t>
+        <w:t>Задачи GitHub — ближайшая работа и ссылки на её результат.</w:t>
       </w:r>
     </w:p>
     <w:p>
@@ -1813,51 +1814,51 @@
         <w:pStyle w:val="ListBullet"/>
       </w:pPr>
       <w:r>
-        <w:t>Журнал прогресса обновляется по выполненным действиям, а журнал экспериментов — по фактическим запускам.</w:t>
+        <w:t>Журналы — выполненные действия и проведённые эксперименты.</w:t>
       </w:r>
     </w:p>
     <w:p>
       <w:r>
-        <w:t>Короткое обновление руководителю готовится раз в неделю или к согласованной контрольной точке: что готово, какой результат получен, что мешает и что делается дальше. Подготовленный план не отмечается как завершённое исследование, а созданный каркас репозитория — как работающая торговая система.</w:t>
+        <w:t>Раз в неделю или к очередной встрече буду кратко обновлять статус: что сделал, что получилось, что мешает и чем займусь дальше. Сейчас подготовлены только план и структура проекта; численных результатов пока нет.</w:t>
       </w:r>
     </w:p>
     <w:p>
       <w:r>
-        <w:t>Перед защитой проверяются ссылки, инструкции воспроизведения, итоговые таблицы и соответствие выводов данным. Готовятся слайды, сквозное демо, резервная запись и ответы на вопросы об утечках, издержках, переобучении и пользе ончейн-признаков.</w:t>
+        <w:t>Перед защитой проверю источники, таблицы, графики и возможность повторить ключевые эксперименты. Подготовлю слайды, демо, резервную запись и ответы на вопросы о выборе моделей, качестве проверки и практическом результате.</w:t>
       </w:r>
     </w:p>
     <w:p>
       <w:pPr>
         <w:pStyle w:val="Heading1"/>
-        <w:pageBreakBefore/>
+        <w:pageBreakBefore w:val="0"/>
       </w:pPr>
       <w:r>
-        <w:t>11 Риски и ближайшие действия</w:t>
+        <w:t>11 Что может помешать и с чего начать</w:t>
       </w:r>
     </w:p>
     <w:p>
       <w:r>
-        <w:t>Основной риск данных — отсутствие доступной исторической ончейн-метрики или неизвестное время её публикации. Действие: ранняя пробная выгрузка, паспорт доступности и переход к воспроизводимым агрегатам при недостатке разметки адресов.</w:t>
+        <w:t>Данные могут оказаться неполными, дорогими или неудобными для регулярного получения. Поэтому до большого сбора проверю небольшие выгрузки и выберу источники, которые реально поддерживать в рамках ВКР.</w:t>
       </w:r>
     </w:p>
     <w:p>
       <w:r>
-        <w:t>Риск методики — завышенный результат из-за утечки, перебора конфигураций или оптимистичного исполнения. Действие: временные разрывы, отдельный финальный тест, журнал подборов и проверка чувствительности к издержкам.</w:t>
+        <w:t>Красивая доходность может возникнуть из-за утечки или слишком оптимистичного бэктеста. Поэтому использую отдельный тестовый период, учёт расходов и проверку устойчивости. Историю перебора вариантов тоже нужно сохранять.</w:t>
       </w:r>
     </w:p>
     <w:p>
       <w:r>
-        <w:t>Риск продукта — ошибки состояния, повторные заявки или расхождение расчёта фичей между исследованием и сервисом. Действие: общие функции, идентификаторы операций, сохранение состояния и интеграционные сценарии.</w:t>
+        <w:t>В приложении возможны ошибки учёта и повторное исполнение заявок. Их проверю отдельными сценариями, включая сбои и перезапуски. Общие функции подготовки данных помогут избежать расхождений с исследовательским кодом.</w:t>
       </w:r>
     </w:p>
     <w:p>
       <w:r>
-        <w:t>Риск объёма — попытка одновременно реализовать много источников, рынков и ассистента. Действие: обязательная первая версия и расширения только после её приёмки. Риск сроков контролируется ранним написанием текста и резервом на исправления.</w:t>
+        <w:t>Ещё один риск — слишком большой объём. Сначала доведу до рабочего состояния одну стратегию на одном активе. Затем станет понятно, стоит ли добавлять другие рынки и ассистента.</w:t>
       </w:r>
     </w:p>
     <w:p>
       <w:r>
-        <w:t>Ближайший рабочий цикл:</w:t>
+        <w:t>Ближайшие действия:</w:t>
       </w:r>
     </w:p>
     <w:p>
@@ -1869,7 +1870,7 @@
         </w:numPr>
       </w:pPr>
       <w:r>
-        <w:t>Зафиксировать с руководителем тему, обязательный продукт и параметры первой версии.</w:t>
+        <w:t>Согласовать формулировку темы и первую версию продукта.</w:t>
       </w:r>
     </w:p>
     <w:p>
@@ -1881,7 +1882,7 @@
         </w:numPr>
       </w:pPr>
       <w:r>
-        <w:t>Получить официальные сроки и актуальные требования к оформлению и инструментам.</w:t>
+        <w:t>Уточнить дедлайны и требования кафедры.</w:t>
       </w:r>
     </w:p>
     <w:p>
@@ -1893,7 +1894,7 @@
         </w:numPr>
       </w:pPr>
       <w:r>
-        <w:t>Проверить пробные рыночные и ончейн-выгрузки и заполнить паспорт данных.</w:t>
+        <w:t>Проверить доступность выбранных источников на пробных запросах.</w:t>
       </w:r>
     </w:p>
     <w:p>
@@ -1905,7 +1906,7 @@
         </w:numPr>
       </w:pPr>
       <w:r>
-        <w:t>Подготовить первоначальную таблицу литературы и протокол экспериментов.</w:t>
+        <w:t>Начать обзор литературы и описать правила экспериментов.</w:t>
       </w:r>
     </w:p>
     <w:p>
@@ -1917,12 +1918,12 @@
         </w:numPr>
       </w:pPr>
       <w:r>
-        <w:t>Получить первый воспроизводимый результат от данных до бэктеста.</w:t>
+        <w:t>Собрать первый вариант от загрузки данных до бэктеста.</w:t>
       </w:r>
     </w:p>
     <w:p>
       <w:r>
-        <w:t xml:space="preserve">Отправные источники: официальный архив рыночных данных Binance — </w:t>
+        <w:t xml:space="preserve">Для проверки рыночной истории начну с официального архива Binance — </w:t>
       </w:r>
       <w:hyperlink r:id="rId11">
         <w:r>
@@ -1933,7 +1934,7 @@
         </w:r>
       </w:hyperlink>
       <w:r>
-        <w:t xml:space="preserve"> ; документация API Coin Metrics — </w:t>
+        <w:t xml:space="preserve"> . Один из кандидатов для сетевой статистики — Coin Metrics: </w:t>
       </w:r>
       <w:hyperlink r:id="rId12">
         <w:r>
@@ -1944,12 +1945,12 @@
         </w:r>
       </w:hyperlink>
       <w:r>
-        <w:t xml:space="preserve"> . Состав доступных метрик, частоты, покрытие и условия использования проверяются на этапе аудита. Выбор архива не фиксирует площадку для будущего исполнения.</w:t>
+        <w:t xml:space="preserve"> . Доступность, покрытие и условия использования предстоит проверить; список источников остаётся открытым.</w:t>
       </w:r>
     </w:p>
     <w:p>
       <w:r>
-        <w:t>Вопросы первой контрольной точки — формулировка темы, параметры рынка и горизонта, критерии приёмки и календарные даты. Изменения после обсуждения фиксируются в плане и журнале решений.</w:t>
+        <w:t>После первой встречи обновлю параметры проекта и календарь. Согласованные решения сохраню в репозитории, чтобы дальнейшая работа опиралась на одну актуальную версию плана.</w:t>
       </w:r>
     </w:p>
     <w:sectPr>

--- a/docs/План_ВКР.docx
+++ b/docs/План_ВКР.docx
@@ -16,7 +16,7 @@
         <w:pageBreakBefore w:val="0"/>
       </w:pPr>
       <w:r>
-        <w:t>1 Идея и результат работы</w:t>
+        <w:t>Цель и логика работы</w:t>
       </w:r>
     </w:p>
     <w:p>
@@ -26,176 +26,32 @@
     </w:p>
     <w:p>
       <w:r>
-        <w:t>Автор — Ярослав Следевский. План от 16 октября 2026 года. Предполагается программная ВКР с исследовательской частью; окончательную формулировку темы и объём работы предстоит согласовать с руководителем.</w:t>
+        <w:t>Автор — Ярослав Следевский. План от 16 октября 2026 года. Формат — программная ВКР с исследовательской частью. Ниже описан предлагаемый ход работы; параметры первой версии и календарные даты согласуются с руководителем.</w:t>
       </w:r>
     </w:p>
     <w:p>
       <w:r>
-        <w:t>Хочу разработать систему, которая получает данные о рынке, оценивает ситуацию и сама решает, когда открыть, удерживать или закрыть позицию. Первую версию проверю на истории и запущу в режиме бумажной торговли.</w:t>
+        <w:t>Итоговый продукт — система, которая получает новые данные, рассчитывает прогноз, принимает решение по позиции и исполняет его с учётом ограничений риска. На защите нужно показать весь этот цикл, историю операций и результаты проверки стратегии.</w:t>
       </w:r>
     </w:p>
     <w:p>
       <w:r>
-        <w:t>В исследовательской части сравню несколько моделей и наборов признаков. Основной вопрос — какие подходы дают полезный торговый сигнал и сохраняется ли результат на новых периодах после учёта издержек.</w:t>
+        <w:t>Работу построю вокруг постепенно развивающегося прототипа. Сначала получу простой бэктест на котировках. Затем проверю, что меняют модели машинного обучения и дополнительные данные. Выбранный подход перенесу в сервис и запущу на поступающей информации. Так исследование будет определять устройство продукта, а разработка — проверять, можно ли использовать исследовательский код в работе приложения.</w:t>
       </w:r>
     </w:p>
     <w:p>
       <w:r>
-        <w:t>К завершению работы планирую подготовить:</w:t>
-      </w:r>
-    </w:p>
-    <w:p>
-      <w:pPr>
-        <w:pStyle w:val="ListBullet"/>
-      </w:pPr>
-      <w:r>
-        <w:t>Датасет с описанием источников и правил обработки.</w:t>
-      </w:r>
-    </w:p>
-    <w:p>
-      <w:pPr>
-        <w:pStyle w:val="ListBullet"/>
-      </w:pPr>
-      <w:r>
-        <w:t>Сравнение моделей и признаков на одинаковых тестовых периодах.</w:t>
-      </w:r>
-    </w:p>
-    <w:p>
-      <w:pPr>
-        <w:pStyle w:val="ListBullet"/>
-      </w:pPr>
-      <w:r>
-        <w:t>Стратегию с понятными правилами торговли и ограничениями риска.</w:t>
-      </w:r>
-    </w:p>
-    <w:p>
-      <w:pPr>
-        <w:pStyle w:val="ListBullet"/>
-      </w:pPr>
-      <w:r>
-        <w:t>Бэктест с комиссиями и другими издержками.</w:t>
-      </w:r>
-    </w:p>
-    <w:p>
-      <w:pPr>
-        <w:pStyle w:val="ListBullet"/>
-      </w:pPr>
-      <w:r>
-        <w:t>Работающий сервис с историей решений, сделок и состоянием портфеля.</w:t>
-      </w:r>
-    </w:p>
-    <w:p>
-      <w:pPr>
-        <w:pStyle w:val="ListBullet"/>
-      </w:pPr>
-      <w:r>
-        <w:t>Текст ВКР, презентацию и демонстрацию.</w:t>
+        <w:t>Основной вопрос исследования — дают ли выбранные модели и признаки преимущество перед простыми торговыми решениями и насколько устойчиво оно на будущих для модели периодах. Преимущество оценивается вместе с расходами, просадкой и временем нахождения в позиции.</w:t>
       </w:r>
     </w:p>
     <w:p>
       <w:r>
-        <w:t>Прибыльность заранее не предполагается. Если подход не даст преимущества, нужно будет показать, как он проверялся и почему не сработал. Программный результат при этом должен оставаться полноценным и проверяемым.</w:t>
+        <w:t>Для первой версии предлагаю BTC/USDT, спот без плеча и действия «купить», «удерживать», «продать» или «остаться вне позиции». Стартовое допущение — часовые свечи и прогноз на следующие сутки. Эти параметры проверю на первом этапе и зафиксирую до сравнения моделей. Более редкие источники будут использоваться с учётом времени публикации, без имитации новых наблюдений каждый час.</w:t>
       </w:r>
     </w:p>
     <w:p>
       <w:r>
-        <w:t xml:space="preserve">Репозиторий проекта: </w:t>
-      </w:r>
-      <w:hyperlink r:id="rId10">
-        <w:r>
-          <w:rPr>
-            <w:color w:val="245582"/>
-          </w:rPr>
-          <w:t>https://github.com/maxtimmy/crypto-onchain-trading-vkr</w:t>
-        </w:r>
-      </w:hyperlink>
-      <w:r/>
-    </w:p>
-    <w:p>
-      <w:pPr>
-        <w:pStyle w:val="Heading1"/>
-        <w:pageBreakBefore w:val="0"/>
-      </w:pPr>
-      <w:r>
-        <w:t>2 Первая версия продукта</w:t>
-      </w:r>
-    </w:p>
-    <w:p>
-      <w:r>
-        <w:t>Для начала предлагаю взять BTC/USDT, спот без плеча и два состояния: держим актив или остаёмся вне позиции. Начальный горизонт прогноза — сутки. Частоту расчётов выберу после пробной выгрузки, чтобы она соответствовала скорости обновления данных.</w:t>
-      </w:r>
-    </w:p>
-    <w:p>
-      <w:r>
-        <w:t>Прогноз модели и торговое решение будут разделены. Стратегия определяет желаемую позицию, проверка риска разрешает или отклоняет действие, после чего исполнитель обрабатывает заявку. Пропустить сделку — тоже допустимое решение.</w:t>
-      </w:r>
-    </w:p>
-    <w:p>
-      <w:r>
-        <w:t>В первую версию войдут:</w:t>
-      </w:r>
-    </w:p>
-    <w:p>
-      <w:pPr>
-        <w:pStyle w:val="ListBullet"/>
-      </w:pPr>
-      <w:r>
-        <w:t>Загрузка истории и обновление данных по расписанию.</w:t>
-      </w:r>
-    </w:p>
-    <w:p>
-      <w:pPr>
-        <w:pStyle w:val="ListBullet"/>
-      </w:pPr>
-      <w:r>
-        <w:t>Обучение, сохранение и применение модели.</w:t>
-      </w:r>
-    </w:p>
-    <w:p>
-      <w:pPr>
-        <w:pStyle w:val="ListBullet"/>
-      </w:pPr>
-      <w:r>
-        <w:t>Эксперименты с несколькими наборами фичей.</w:t>
-      </w:r>
-    </w:p>
-    <w:p>
-      <w:pPr>
-        <w:pStyle w:val="ListBullet"/>
-      </w:pPr>
-      <w:r>
-        <w:t>Учёт портфеля и симуляция сделок.</w:t>
-      </w:r>
-    </w:p>
-    <w:p>
-      <w:pPr>
-        <w:pStyle w:val="ListBullet"/>
-      </w:pPr>
-      <w:r>
-        <w:t>Журнал прогнозов, заявок и результатов исполнения.</w:t>
-      </w:r>
-    </w:p>
-    <w:p>
-      <w:pPr>
-        <w:pStyle w:val="ListBullet"/>
-      </w:pPr>
-      <w:r>
-        <w:t>Небольшой интерфейс, API и инструкция запуска.</w:t>
-      </w:r>
-    </w:p>
-    <w:p>
-      <w:r>
-        <w:t>Основная проверка продукта — полный рабочий цикл: пришли новые данные, появился прогноз, стратегия выбрала действие, прошла проверка риска, обновился портфель. В интерфейсе видно, что произошло и почему. После перезапуска работа продолжается без повторных сделок.</w:t>
-      </w:r>
-    </w:p>
-    <w:p>
-      <w:r>
-        <w:t>Поверх готового ядра можно добавить диалогового ассистента. Он будет показывать результаты, объяснять отдельные решения и передавать спорные сигналы пользователю на подтверждение в пределах установленных лимитов. Это следующий этап, если останется время.</w:t>
-      </w:r>
-    </w:p>
-    <w:p>
-      <w:r>
-        <w:t>Подключение к реальной бирже, второй актив и шорты также оставлю на расширение первой версии.</w:t>
+        <w:t>Обязательный запуск — бумажная торговля. Реальная биржа, второй актив и диалоговый ассистент возможны после готового ядра. Устойчивую прибыль заранее не предполагаю: вывод должен следовать из экспериментов, а приложение — выполнять заявленные функции независимо от знака доходности.</w:t>
       </w:r>
     </w:p>
     <w:p>
@@ -204,12 +60,12 @@
         <w:pageBreakBefore w:val="0"/>
       </w:pPr>
       <w:r>
-        <w:t>3 Постановка задачи и обзор</w:t>
+        <w:t>Этап 1 Постановка задачи и выбор подхода</w:t>
       </w:r>
     </w:p>
     <w:p>
       <w:r>
-        <w:t>В начале нужно договориться, какую задачу решаем и что показываем на защите. Это поможет выбирать методы под конкретную цель и удержать реалистичный объём работы.</w:t>
+        <w:t>На первом этапе нужно превратить общую идею в задачу с понятными границами. Обзор литературы и короткая проверка источников идут вместе: выбранный метод должен подходить к данным, которые реально получить.</w:t>
       </w:r>
     </w:p>
     <w:p>
@@ -221,7 +77,7 @@
         </w:numPr>
       </w:pPr>
       <w:r>
-        <w:t>Согласовать тему, цель, задачи и ожидаемый результат.</w:t>
+        <w:t>Описать сценарий продукта: какие данные приходят, когда принимается решение, какие действия разрешены и что пользователь видит в интерфейсе.</w:t>
       </w:r>
     </w:p>
     <w:p>
@@ -233,7 +89,7 @@
         </w:numPr>
       </w:pPr>
       <w:r>
-        <w:t>Уточнить актив, горизонт прогноза и режим торговли.</w:t>
+        <w:t>Подтвердить актив, рынок, горизонт прогноза и частоту расчётов. Сразу отделить обязательный результат от расширений.</w:t>
       </w:r>
     </w:p>
     <w:p>
@@ -245,7 +101,7 @@
         </w:numPr>
       </w:pPr>
       <w:r>
-        <w:t>Получить сроки и актуальные требования кафедры к оформлению и инструментам.</w:t>
+        <w:t>Изучить работы по финансовым временным рядам, торговым стратегиям и использованию разных источников информации. Для начала достаточно разобрать 5–8 близких работ подробно, расширяя список по мере необходимости.</w:t>
       </w:r>
     </w:p>
     <w:p>
@@ -257,27 +113,41 @@
         </w:numPr>
       </w:pPr>
       <w:r>
-        <w:t>Определить обязательные функции и то, что можно отложить.</w:t>
+        <w:t>Сопоставить способы проверки в этих работах: временное разбиение, торговые издержки, базовые стратегии и риск переобучения.</w:t>
+      </w:r>
+    </w:p>
+    <w:p>
+      <w:pPr>
+        <w:pStyle w:val="ListNumber"/>
+        <w:numPr>
+          <w:ilvl w:val="0"/>
+          <w:numId w:val="10"/>
+        </w:numPr>
+      </w:pPr>
+      <w:r>
+        <w:t>Проверить небольшие выгрузки из потенциальных источников: доступность, покрытие истории, частоту и задержку публикации.</w:t>
+      </w:r>
+    </w:p>
+    <w:p>
+      <w:pPr>
+        <w:pStyle w:val="ListNumber"/>
+        <w:numPr>
+          <w:ilvl w:val="0"/>
+          <w:numId w:val="10"/>
+        </w:numPr>
+      </w:pPr>
+      <w:r>
+        <w:t>Получить актуальные требования кафедры, сроки сдачи и требования к инфраструктуре. Сопоставить их с предлагаемым объёмом разработки.</w:t>
       </w:r>
     </w:p>
     <w:p>
       <w:r>
-        <w:t>Затем изучу работы по прогнозированию финансовых временных рядов, построению торговых стратегий и использованию дополнительных источников информации. Для старта ориентируюсь на 15–20 публикаций с подробным разбором 5–8 наиболее близких к задаче.</w:t>
+        <w:t>По итогам подготовлю краткую постановку, таблицу разобранных работ и список источников с предварительной оценкой доступности. Во введении появятся цель, задачи и описание ожидаемого продукта.</w:t>
       </w:r>
     </w:p>
     <w:p>
       <w:r>
-        <w:t>В таблице обзора укажу данные, модели, способ проверки и основные результаты. Особое внимание уделю тому, учитывались ли издержки и использовалась ли будущая для модели информация. Доходность из разных статей можно сопоставлять только с учётом этих условий.</w:t>
-      </w:r>
-    </w:p>
-    <w:p>
-      <w:r>
-        <w:t>Параллельно посмотрю существующие торговые платформы и библиотеки: что уже можно использовать для сбора данных, бэктеста и исполнения, а что придётся разработать самостоятельно.</w:t>
-      </w:r>
-    </w:p>
-    <w:p>
-      <w:r>
-        <w:t>По итогам подготовлю введение, черновик обзора и краткое обоснование выбранного подхода. Это первая точка обсуждения с руководителем; найденные позже работы буду добавлять по мере необходимости.</w:t>
+        <w:t>Этап завершён, когда определены параметры первой версии и есть хотя бы один подходящий источник рыночной истории. С руководителем согласуются тема и границы. Дальше начинается сбор конкретного датасета, а обзор остаётся рабочим материалом и дополняется при появлении новых вопросов.</w:t>
       </w:r>
     </w:p>
     <w:p>
@@ -286,32 +156,12 @@
         <w:pageBreakBefore w:val="0"/>
       </w:pPr>
       <w:r>
-        <w:t>4 Выбор и подготовка данных</w:t>
+        <w:t>Этап 2 Рыночные данные и воспроизводимая подготовка</w:t>
       </w:r>
     </w:p>
     <w:p>
       <w:r>
-        <w:t>Сначала проверю источники на небольших выгрузках: сколько истории доступно, как часто приходят значения, есть ли ограничения API и можно ли повторить сбор. После этого определю состав первого датасета.</w:t>
-      </w:r>
-    </w:p>
-    <w:p>
-      <w:r>
-        <w:t>Основой станут котировки и объёмы торгов. Из них рассчитаю доходности за разные интервалы, скользящие статистики, волатильность и технические индикаторы. Этот набор даст базу для сравнения.</w:t>
-      </w:r>
-    </w:p>
-    <w:p>
-      <w:r>
-        <w:t>В качестве дополнений рассмотрю новости, публикации в соцсетях и ончейн-данные. Для текстов можно использовать тональность и активность обсуждений, для блокчейна — транзакции, переводы и сетевые показатели. Начну с одного–двух доступных источников, а не со сбора всего сразу. Их пользу проверю на моделях.</w:t>
-      </w:r>
-    </w:p>
-    <w:p>
-      <w:r>
-        <w:t>Для каждого выбранного показателя запишу смысл, единицы, период истории, частоту обновления и время, когда значение становится доступно. Это важно для корректной синхронизации: событие могло произойти раньше, чем о нём узнала система.</w:t>
-      </w:r>
-    </w:p>
-    <w:p>
-      <w:r>
-        <w:t>Подготовка датасета:</w:t>
+        <w:t>Первый датасет нужен для работающей базы. Начну с котировок и объёмов, чтобы получить полный путь от исходных записей до торговой проверки без зависимости от дополнительных поставщиков.</w:t>
       </w:r>
     </w:p>
     <w:p>
@@ -323,7 +173,7 @@
         </w:numPr>
       </w:pPr>
       <w:r>
-        <w:t>Сохранить исходные выгрузки и параметры запросов.</w:t>
+        <w:t>Выгрузить доступную историю свечей. Период выбрать по покрытию источника и наличию разных рыночных условий; точные даты сохранить в настройках.</w:t>
       </w:r>
     </w:p>
     <w:p>
@@ -335,7 +185,7 @@
         </w:numPr>
       </w:pPr>
       <w:r>
-        <w:t>Привести время к UTC, отсортировать записи и проверить интервалы.</w:t>
+        <w:t>Сохранить исходные файлы и параметры запросов. Привести время к UTC, проверить сортировку, дубликаты, пропуски и подозрительные значения.</w:t>
       </w:r>
     </w:p>
     <w:p>
@@ -347,7 +197,7 @@
         </w:numPr>
       </w:pPr>
       <w:r>
-        <w:t>Найти пропуски, дубликаты и выбросы; записать способ обработки.</w:t>
+        <w:t>Описать правила обработки: какие интервалы исключаются, как обрабатываются пропуски и какие исправления допустимы.</w:t>
       </w:r>
     </w:p>
     <w:p>
@@ -359,7 +209,7 @@
         </w:numPr>
       </w:pPr>
       <w:r>
-        <w:t>Объединить источники по времени доступности без подстановки будущих значений.</w:t>
+        <w:t>Рассчитать начальные признаки: лаги доходности, скользящие статистики, волатильность, изменения объёма и небольшой набор технических индикаторов.</w:t>
       </w:r>
     </w:p>
     <w:p>
@@ -371,17 +221,29 @@
         </w:numPr>
       </w:pPr>
       <w:r>
-        <w:t>Рассчитать признаки и сохранить версию готового набора.</w:t>
+        <w:t>Сформировать целевую переменную. Для стартовой классификации — знак доходности за следующие сутки; будущие значения используются только как ответ для обучения, а не как вход модели.</w:t>
+      </w:r>
+    </w:p>
+    <w:p>
+      <w:pPr>
+        <w:pStyle w:val="ListNumber"/>
+        <w:numPr>
+          <w:ilvl w:val="0"/>
+          <w:numId w:val="11"/>
+        </w:numPr>
+      </w:pPr>
+      <w:r>
+        <w:t>Вынести загрузку и расчёты в повторяемый пайплайн, сохранить версию датасета и добавить проверки временных лагов.</w:t>
       </w:r>
     </w:p>
     <w:p>
       <w:r>
-        <w:t>Если поставщик пересматривает историю или не указывает задержку публикации, это нужно учесть в расчётах и описать как ограничение. Показатели с непонятным происхождением не станут обязательной частью системы.</w:t>
+        <w:t>На выходе получатся исходная история, подготовленная таблица признаков и ответов, описание колонок и команда повторного получения данных. Большие файлы будут храниться отдельно от Git, а код и настройки — в репозитории.</w:t>
       </w:r>
     </w:p>
     <w:p>
       <w:r>
-        <w:t>Итог этапа — данные для первого эксперимента, их описание и повторяемая загрузка. Большие файлы будут храниться отдельно; в Git останутся код, настройки и ссылки на версии.</w:t>
+        <w:t>К следующему этапу перейду, когда датасет можно пересобрать и объяснить происхождение каждой колонки. Строки, для которых нет полной истории признаков или будущего ответа, не должны незаметно попадать в расчёты. Главу о данных начну писать по этой версии, позже добавляя новые источники.</w:t>
       </w:r>
     </w:p>
     <w:p>
@@ -390,66 +252,12 @@
         <w:pageBreakBefore w:val="0"/>
       </w:pPr>
       <w:r>
-        <w:t>5 Как будем сравнивать подходы</w:t>
+        <w:t>Этап 3 Первый бэктест и правила проверки</w:t>
       </w:r>
     </w:p>
     <w:p>
       <w:r>
-        <w:t>До основных экспериментов задам целевую переменную, временные интервалы, метрики и порядок настройки моделей. Правила проверки сохраню отдельно, чтобы результаты разных запусков можно было сравнить.</w:t>
-      </w:r>
-    </w:p>
-    <w:p>
-      <w:r>
-        <w:t>Обучение и проверка идут последовательно во времени: учимся на прошлом, оцениваем на следующем участке. Несколько таких окон покажут, насколько результат зависит от периода. Последнюю часть истории оставлю для итогового теста. При пересечении горизонтов прогноза между выборками предусмотрю временные разрывы.</w:t>
-      </w:r>
-    </w:p>
-    <w:p>
-      <w:r>
-        <w:t>Нормализация, отбор фичей и другие обучаемые преобразования используют только разрешённый участок данных. Проверю и время исполнения: нельзя получить прогноз по закрывшейся свече и задним числом совершить сделку по удобной цене.</w:t>
-      </w:r>
-    </w:p>
-    <w:p>
-      <w:r>
-        <w:t>Для сравнения возьму простую модель, техническую стратегию и удержание актива. Отсутствие торговли будет точкой отсчёта. Кандидаты получат одинаковые тестовые периоды, условия исполнения и сопоставимое время на подбор параметров.</w:t>
-      </w:r>
-    </w:p>
-    <w:p>
-      <w:r>
-        <w:t>Качество прогноза оценю через логарифмическую потерю, оценку Брайера и ROC AUC. Для стратегии важны доходность после издержек, максимальная просадка, коэффициент Шарпа, оборот и число сделок. Обязательно укажу частоту расчёта и долю времени в позиции.</w:t>
-      </w:r>
-    </w:p>
-    <w:p>
-      <w:r>
-        <w:t>Результата на одном удачном участке недостаточно. Проверю разброс по временным окнам и, где уместно, оценю неопределённость блочным бутстрэпом с учётом зависимости наблюдений.</w:t>
-      </w:r>
-    </w:p>
-    <w:p>
-      <w:r>
-        <w:t>Для каждого запуска сохраню настройки, версии кода и данных, метрики и отчёт. Подбор проводится до финального теста; если методику придётся изменить, причина и последствия попадут в журнал решений.</w:t>
-      </w:r>
-    </w:p>
-    <w:p>
-      <w:pPr>
-        <w:pStyle w:val="Heading1"/>
-        <w:pageBreakBefore w:val="0"/>
-      </w:pPr>
-      <w:r>
-        <w:t>6 Модели и торговые правила</w:t>
-      </w:r>
-    </w:p>
-    <w:p>
-      <w:r>
-        <w:t>Начну с простой модели, например логистической регрессии, и градиентного бустинга. После устойчиво работающей базы можно проверить модель последовательностей, если для этого достаточно данных и времени.</w:t>
-      </w:r>
-    </w:p>
-    <w:p>
-      <w:r>
-        <w:t>Сначала получу результат на котировках и технических признаках. Затем буду добавлять выбранные источники по одному и в комбинациях. Так можно отделить эффект новых данных от эффекта более сложной модели.</w:t>
-      </w:r>
-    </w:p>
-    <w:p>
-      <w:r>
-        <w:t>Порядок экспериментов:</w:t>
+        <w:t>Теперь нужно получить исходный результат, с которым можно сравнивать улучшения. Поэтому до сложных моделей соберу простой симулятор торговли и зафиксирую методику экспериментов.</w:t>
       </w:r>
     </w:p>
     <w:p>
@@ -461,7 +269,7 @@
         </w:numPr>
       </w:pPr>
       <w:r>
-        <w:t>Проверить базовую модель и устранить ошибки подготовки данных.</w:t>
+        <w:t>Разделить историю по времени на обучение, валидацию и отдельный финальный тест. Для оценки устойчивости задать несколько последовательных окон. При пересечении горизонтов ответов предусмотреть временные разрывы.</w:t>
       </w:r>
     </w:p>
     <w:p>
@@ -473,7 +281,7 @@
         </w:numPr>
       </w:pPr>
       <w:r>
-        <w:t>Сравнить несколько семейств моделей и наборов признаков.</w:t>
+        <w:t>Реализовать учёт денег, количества актива, заявок и сделок. Описать начальный капитал, допустимые действия и способ оценки портфеля.</w:t>
       </w:r>
     </w:p>
     <w:p>
@@ -485,7 +293,7 @@
         </w:numPr>
       </w:pPr>
       <w:r>
-        <w:t>Подобрать параметры в пределах заранее выбранного бюджета.</w:t>
+        <w:t>Добавить простую техническую стратегию, удержание актива и вариант без торговли. Они станут ориентирами по доходности и риску.</w:t>
       </w:r>
     </w:p>
     <w:p>
@@ -497,7 +305,7 @@
         </w:numPr>
       </w:pPr>
       <w:r>
-        <w:t>Оценить качество вероятностей и устойчивость на разных периодах.</w:t>
+        <w:t>Задать модель исполнения: после какого момента доступен сигнал, по какой следующей доступной цене проходит сделка, как учитываются задержка, комиссия, спред и проскальзывание.</w:t>
       </w:r>
     </w:p>
     <w:p>
@@ -509,27 +317,29 @@
         </w:numPr>
       </w:pPr>
       <w:r>
-        <w:t>Выбрать конфигурацию для итогового теста и сервиса.</w:t>
+        <w:t>Подготовить общий отчёт: кривая стоимости портфеля, доходность после расходов, максимальная просадка, коэффициент Шарпа, оборот, экспозиция и число сделок.</w:t>
+      </w:r>
+    </w:p>
+    <w:p>
+      <w:pPr>
+        <w:pStyle w:val="ListNumber"/>
+        <w:numPr>
+          <w:ilvl w:val="0"/>
+          <w:numId w:val="12"/>
+        </w:numPr>
+      </w:pPr>
+      <w:r>
+        <w:t>Проверить симулятор на коротких примерах с заранее понятным результатом: покупка и продажа, комиссия, нехватка средств, повторная заявка и выход из позиции.</w:t>
       </w:r>
     </w:p>
     <w:p>
       <w:r>
-        <w:t>Дальше прогноз нужно превратить в правила торговли: когда входить, сколько покупать, когда выходить и когда ждать. Пороги и размер позиции подбираются на валидации с учётом расходов. Если стратегия использует уверенность модели, отдельно проверяется калибровка вероятностей.</w:t>
+        <w:t>После этого появится первый работающий бэктест и файл с правилами будущих сравнений. В нём будут даты выборок, допущения исполнения, метрики и ограничения. Конкретные расходы нужно обосновать условиями выбранной площадки и дополнить проверкой чувствительности.</w:t>
       </w:r>
     </w:p>
     <w:p>
       <w:r>
-        <w:t>Риск-менеджмент ограничит долю капитала в позиции и допустимую просадку. При нехватке средств, устаревших данных или ошибке расчёта новая сделка блокируется. Численные лимиты задаются в настройках до запуска.</w:t>
-      </w:r>
-    </w:p>
-    <w:p>
-      <w:r>
-        <w:t>В симуляции учту комиссии, спред, проскальзывание, задержки и объём заявки. Если стоп и цель попали внутрь одной свечи, их порядок нельзя восстановить по её итоговым значениям: потребуется консервативное правило или более подробная история.</w:t>
-      </w:r>
-    </w:p>
-    <w:p>
-      <w:r>
-        <w:t>В конце проверю чувствительность стратегии к расходам и параметрам. В отчёте будут сравнение с базовыми решениями, удачные и неудачные периоды, а также вывод о том, какие изменения действительно помогли.</w:t>
+        <w:t>Условие перехода дальше — понятный расчёт портфеля и воспроизводимый отчёт для базовых стратегий. Все следующие модели используют этот же механизм проверки. Если изменить его позднее, связанные сравнения нужно пересчитать; иначе прирост нельзя будет приписать модели или новым данным.</w:t>
       </w:r>
     </w:p>
     <w:p>
@@ -538,104 +348,12 @@
         <w:pageBreakBefore w:val="0"/>
       </w:pPr>
       <w:r>
-        <w:t>7 Разработка сервиса</w:t>
+        <w:t>Этап 4 Модели на базовом наборе данных</w:t>
       </w:r>
     </w:p>
     <w:p>
       <w:r>
-        <w:t>Прототип начну собирать уже во время подготовки данных. По мере экспериментов он будет превращаться в приложение, которое можно запустить одной понятной командой и оставить работать по расписанию.</w:t>
-      </w:r>
-    </w:p>
-    <w:p>
-      <w:pPr>
-        <w:pStyle w:val="ListBullet"/>
-      </w:pPr>
-      <w:r>
-        <w:t>Загрузчик получает новые записи и следит за полнотой истории.</w:t>
-      </w:r>
-    </w:p>
-    <w:p>
-      <w:pPr>
-        <w:pStyle w:val="ListBullet"/>
-      </w:pPr>
-      <w:r>
-        <w:t>Подготовка признаков выполняется теми же функциями, что использовались при обучении.</w:t>
-      </w:r>
-    </w:p>
-    <w:p>
-      <w:pPr>
-        <w:pStyle w:val="ListBullet"/>
-      </w:pPr>
-      <w:r>
-        <w:t>Модель возвращает прогноз и свою версию.</w:t>
-      </w:r>
-    </w:p>
-    <w:p>
-      <w:pPr>
-        <w:pStyle w:val="ListBullet"/>
-      </w:pPr>
-      <w:r>
-        <w:t>Стратегия выбирает действие, а модуль риска проверяет ограничения.</w:t>
-      </w:r>
-    </w:p>
-    <w:p>
-      <w:pPr>
-        <w:pStyle w:val="ListBullet"/>
-      </w:pPr>
-      <w:r>
-        <w:t>Исполнитель создаёт симулированную сделку и обновляет портфель.</w:t>
-      </w:r>
-    </w:p>
-    <w:p>
-      <w:pPr>
-        <w:pStyle w:val="ListBullet"/>
-      </w:pPr>
-      <w:r>
-        <w:t>Интерфейс показывает позиции, операции, сигналы и ошибки.</w:t>
-      </w:r>
-    </w:p>
-    <w:p>
-      <w:r>
-        <w:t>Чтобы разбирать решения, сохраню время расчёта, доступные на тот момент данные, версию модели, прогноз и причину действия или отказа. У заявок и сделок будут статусы, объёмы, цены и издержки.</w:t>
-      </w:r>
-    </w:p>
-    <w:p>
-      <w:r>
-        <w:t>Предварительный стек — Python, pandas, NumPy, scikit-learn и CatBoost; PyTorch при необходимости. Для экспериментов — MLflow, для состояния — PostgreSQL, для запуска — Docker Compose. API можно сделать на FastAPI, интерфейс на Streamlit. Окончательный выбор зависит от требований кафедры и первого прототипа.</w:t>
-      </w:r>
-    </w:p>
-    <w:p>
-      <w:r>
-        <w:t>Код, тесты, настройки и документация будут в репозитории. Для данных и моделей выберу отдельное хранилище с версиями, например через DVC. Ключи API передаются через окружение. Приложение сначала останется модульным; разделение на сервисы должно решать конкретную задачу.</w:t>
-      </w:r>
-    </w:p>
-    <w:p>
-      <w:r>
-        <w:t>Проверю расчёт денег и позиции, комиссии, ограничения риска и повторные операции. Также протестирую восстановление после сбоя и нагрузку, соответствующую выбранной частоте обновления. На выходе нужны работающий запуск и понятная инструкция.</w:t>
-      </w:r>
-    </w:p>
-    <w:p>
-      <w:pPr>
-        <w:pStyle w:val="Heading1"/>
-        <w:pageBreakBefore w:val="0"/>
-      </w:pPr>
-      <w:r>
-        <w:t>8 Проверка на новых данных</w:t>
-      </w:r>
-    </w:p>
-    <w:p>
-      <w:r>
-        <w:t>После исторических тестов запущу бумажную торговлю с выбранной моделью и зафиксированными настройками. Ориентир — две–четыре недели наблюдения, в зависимости от частоты сделок и сроков ВКР.</w:t>
-      </w:r>
-    </w:p>
-    <w:p>
-      <w:r>
-        <w:t>Буду сохранять решения, операции, стоимость портфеля, ошибки и задержки. Если в процессе потребуется изменить модель или правила, отмечу новую версию и не стану смешивать её результаты с предыдущими.</w:t>
-      </w:r>
-    </w:p>
-    <w:p>
-      <w:r>
-        <w:t>Отдельно проверю рабочие ситуации:</w:t>
+        <w:t>На этом этапе проверю, может ли машинное обучение улучшить результат уже собранной системы. Набор данных и условия бэктеста пока остаются общими, чтобы различия можно было связать с методом прогнозирования.</w:t>
       </w:r>
     </w:p>
     <w:p>
@@ -647,7 +365,7 @@
         </w:numPr>
       </w:pPr>
       <w:r>
-        <w:t>Повторно пришедшие данные не создают вторую сделку.</w:t>
+        <w:t>Обучить простую модель, например логистическую регрессию, затем градиентный бустинг. Модель последовательностей добавлять только при достаточном объёме данных и времени на полноценное сравнение.</w:t>
       </w:r>
     </w:p>
     <w:p>
@@ -659,7 +377,7 @@
         </w:numPr>
       </w:pPr>
       <w:r>
-        <w:t>После перезапуска восстанавливаются портфель и незавершённые операции.</w:t>
+        <w:t>Настраивать нормализацию, отбор признаков и остальные обучаемые преобразования только на разрешённых участках. Не использовать финальный тест для выбора.</w:t>
       </w:r>
     </w:p>
     <w:p>
@@ -671,7 +389,7 @@
         </w:numPr>
       </w:pPr>
       <w:r>
-        <w:t>Неполная или устаревшая информация останавливает новые входы.</w:t>
+        <w:t>Сравнить прогнозы по логарифмической потере, оценке Брайера и ROC AUC. Проверить калибровку вероятностей, если уверенность будет влиять на сделки.</w:t>
       </w:r>
     </w:p>
     <w:p>
@@ -683,7 +401,7 @@
         </w:numPr>
       </w:pPr>
       <w:r>
-        <w:t>Сбой API обрабатывается без потери состояния.</w:t>
+        <w:t>Подключить прогнозы к одним и тем же предварительным торговым правилам. Посмотреть отдельно на качество прогноза и на результат торговли.</w:t>
       </w:r>
     </w:p>
     <w:p>
@@ -695,7 +413,7 @@
         </w:numPr>
       </w:pPr>
       <w:r>
-        <w:t>Ограничения позиции и просадки применяются до исполнения.</w:t>
+        <w:t>Ограничить число подбираемых конфигураций и сохранять все запуски, включая неудачные. Для каждого указать версию данных, коммит, параметры и отчёт.</w:t>
       </w:r>
     </w:p>
     <w:p>
@@ -707,22 +425,17 @@
         </w:numPr>
       </w:pPr>
       <w:r>
-        <w:t>По журналу можно восстановить причину каждой операции.</w:t>
+        <w:t>Проверить разброс результатов по временным окнам и выбрать базовую модель для следующего этапа.</w:t>
       </w:r>
     </w:p>
     <w:p>
       <w:r>
-        <w:t>Для одинаковых входов сравню решения приложения и бэктеста. Расхождения из-за задержек, обновлений источника или модели исполнения разберу отдельно.</w:t>
+        <w:t>Результат — таблица моделей, их прогнозных и торговых показателей и объяснение выбора. Если более сложный метод не даёт убедительного улучшения, в дальнейшую работу пойдёт более простое решение.</w:t>
       </w:r>
     </w:p>
     <w:p>
       <w:r>
-        <w:t>Этот запуск покажет, насколько надёжно работает приложение. Оценку доходности по короткому наблюдению буду рассматривать вместе с историческими результатами и количеством совершённых сделок.</w:t>
-      </w:r>
-    </w:p>
-    <w:p>
-      <w:r>
-        <w:t>Итог — исправленная версия, журнал работы и описание оставшихся проблем. Для защиты подготовлю также воспроизведение на сохранённых данных, чтобы демо не зависело от доступности внешнего API.</w:t>
+        <w:t>Этот этап заканчивается выбором базовой конфигурации без просмотра финального теста. Именно с ней будут сравниваться дополнительные признаки. В экспериментальной главе появится первая содержательная часть: условия сравнения, полученные результаты и ограничения.</w:t>
       </w:r>
     </w:p>
     <w:p>
@@ -731,12 +444,406 @@
         <w:pageBreakBefore w:val="0"/>
       </w:pPr>
       <w:r>
-        <w:t>9 Порядок работы и сроки</w:t>
+        <w:t>Этап 5 Дополнительные источники и вклад признаков</w:t>
       </w:r>
     </w:p>
     <w:p>
       <w:r>
-        <w:t>Предварительно раскладываю работу на 16 недель. После получения официальных дедлайнов заменю этот ориентир календарными датами. Разработку, исследование и написание текста буду частично вести параллельно.</w:t>
+        <w:t>К этому моменту уже есть рабочая база. Теперь можно проверить, какой информации ей не хватает и оправдывает ли улучшение сложность сбора новых данных.</w:t>
+      </w:r>
+    </w:p>
+    <w:p>
+      <w:r>
+        <w:t>Кандидаты — новости, публикации в соцсетях и ончейн-данные. Для текстов можно исследовать тональность и активность обсуждений, для блокчейна — переводы, транзакции и сетевые показатели. Состав первого расширения определю по доступности истории, понятности показателей и возможности получать их после запуска.</w:t>
+      </w:r>
+    </w:p>
+    <w:p>
+      <w:pPr>
+        <w:pStyle w:val="ListNumber"/>
+        <w:numPr>
+          <w:ilvl w:val="0"/>
+          <w:numId w:val="14"/>
+        </w:numPr>
+      </w:pPr>
+      <w:r>
+        <w:t>Выбрать один–два источника для первого сравнения. Зафиксировать определения показателей, частоту, задержку публикации и возможные пересмотры истории.</w:t>
+      </w:r>
+    </w:p>
+    <w:p>
+      <w:pPr>
+        <w:pStyle w:val="ListNumber"/>
+        <w:numPr>
+          <w:ilvl w:val="0"/>
+          <w:numId w:val="14"/>
+        </w:numPr>
+      </w:pPr>
+      <w:r>
+        <w:t>Добавить загрузку и обработку к существующему пайплайну. Для текстов сохранить время публикации, удалить дубликаты и получить выбранные числовые признаки.</w:t>
+      </w:r>
+    </w:p>
+    <w:p>
+      <w:pPr>
+        <w:pStyle w:val="ListNumber"/>
+        <w:numPr>
+          <w:ilvl w:val="0"/>
+          <w:numId w:val="14"/>
+        </w:numPr>
+      </w:pPr>
+      <w:r>
+        <w:t>Объединить записи по времени фактической доступности. Редко обновляемое значение может сохраняться между публикациями, но не считается новым независимым наблюдением.</w:t>
+      </w:r>
+    </w:p>
+    <w:p>
+      <w:pPr>
+        <w:pStyle w:val="ListNumber"/>
+        <w:numPr>
+          <w:ilvl w:val="0"/>
+          <w:numId w:val="14"/>
+        </w:numPr>
+      </w:pPr>
+      <w:r>
+        <w:t>Сравнить базовый набор с добавлением каждого источника и их сочетаний. При сокращении общей истории пересчитать базовую модель на том же участке.</w:t>
+      </w:r>
+    </w:p>
+    <w:p>
+      <w:pPr>
+        <w:pStyle w:val="ListNumber"/>
+        <w:numPr>
+          <w:ilvl w:val="0"/>
+          <w:numId w:val="14"/>
+        </w:numPr>
+      </w:pPr>
+      <w:r>
+        <w:t>Использовать одинаковые временные окна, сопоставимый бюджет настройки и общий бэктест. Отдельно оценить устойчивость прироста; при необходимости использовать блочный бутстрэп.</w:t>
+      </w:r>
+    </w:p>
+    <w:p>
+      <w:pPr>
+        <w:pStyle w:val="ListNumber"/>
+        <w:numPr>
+          <w:ilvl w:val="0"/>
+          <w:numId w:val="14"/>
+        </w:numPr>
+      </w:pPr>
+      <w:r>
+        <w:t>Удалять группы признаков из объединённой модели, чтобы понять их вклад. Сохранить не только лучший запуск, но и общую картину результатов.</w:t>
+      </w:r>
+    </w:p>
+    <w:p>
+      <w:r>
+        <w:t>Итог — решение, какие данные оставить в продукте, а какие не оправдали себя или оказались слишком дорогими в поддержке. Причина выбора должна опираться на эксперименты и ограничения источника.</w:t>
+      </w:r>
+    </w:p>
+    <w:p>
+      <w:r>
+        <w:t>Следующий этап использует выбранную комбинацию данных и модели. Если расширение не помогло, можно продолжить с базовым набором: исследовательский вопрос всё равно получает ответ. В тексте ВКР этот этап оформляется как сравнение источников, а не как заранее доказанная польза одного из них.</w:t>
+      </w:r>
+    </w:p>
+    <w:p>
+      <w:pPr>
+        <w:pStyle w:val="Heading1"/>
+        <w:pageBreakBefore w:val="0"/>
+      </w:pPr>
+      <w:r>
+        <w:t>Этап 6 Торговая стратегия и итоговая оценка</w:t>
+      </w:r>
+    </w:p>
+    <w:p>
+      <w:r>
+        <w:t>До этого прогнозы сравнивались в общих условиях. Теперь выбранную модель нужно превратить в законченную стратегию и проверить весь подход на отложенной истории.</w:t>
+      </w:r>
+    </w:p>
+    <w:p>
+      <w:pPr>
+        <w:pStyle w:val="ListNumber"/>
+        <w:numPr>
+          <w:ilvl w:val="0"/>
+          <w:numId w:val="15"/>
+        </w:numPr>
+      </w:pPr>
+      <w:r>
+        <w:t>Определить, как вероятность прогноза задаёт целевую позицию: порог входа, условие удержания и условие выхода. Разные пороги входа и выхода можно проверить как способ сократить лишние переключения.</w:t>
+      </w:r>
+    </w:p>
+    <w:p>
+      <w:pPr>
+        <w:pStyle w:val="ListNumber"/>
+        <w:numPr>
+          <w:ilvl w:val="0"/>
+          <w:numId w:val="15"/>
+        </w:numPr>
+      </w:pPr>
+      <w:r>
+        <w:t>Выбрать способ расчёта объёма позиции. Зафиксировать лимиты капитала, допустимую просадку и поведение при нехватке средств или устаревших данных.</w:t>
+      </w:r>
+    </w:p>
+    <w:p>
+      <w:pPr>
+        <w:pStyle w:val="ListNumber"/>
+        <w:numPr>
+          <w:ilvl w:val="0"/>
+          <w:numId w:val="15"/>
+        </w:numPr>
+      </w:pPr>
+      <w:r>
+        <w:t>Настроить торговые параметры на валидации. Если используются стоп и цель, описать обработку свечи, внутри которой могли сработать оба условия.</w:t>
+      </w:r>
+    </w:p>
+    <w:p>
+      <w:pPr>
+        <w:pStyle w:val="ListNumber"/>
+        <w:numPr>
+          <w:ilvl w:val="0"/>
+          <w:numId w:val="15"/>
+        </w:numPr>
+      </w:pPr>
+      <w:r>
+        <w:t>Проверить чувствительность к расходам, задержкам и параметрам. Сопоставить доходность с риском и временем в позиции, а не выбирать конфигурацию только по максимальной прибыли.</w:t>
+      </w:r>
+    </w:p>
+    <w:p>
+      <w:pPr>
+        <w:pStyle w:val="ListNumber"/>
+        <w:numPr>
+          <w:ilvl w:val="0"/>
+          <w:numId w:val="15"/>
+        </w:numPr>
+      </w:pPr>
+      <w:r>
+        <w:t>Зафиксировать модель, признаки, правила, расходы и график переобучения, если он нужен. После этого выполнить оценку на финальном тесте без дополнительного подбора.</w:t>
+      </w:r>
+    </w:p>
+    <w:p>
+      <w:pPr>
+        <w:pStyle w:val="ListNumber"/>
+        <w:numPr>
+          <w:ilvl w:val="0"/>
+          <w:numId w:val="15"/>
+        </w:numPr>
+      </w:pPr>
+      <w:r>
+        <w:t>Сравнить результат с исходными стратегиями, разобрать удачные и неудачные периоды и указать неопределённость выводов.</w:t>
+      </w:r>
+    </w:p>
+    <w:p>
+      <w:r>
+        <w:t>Результат — спецификация стратегии, выбранная модель и итоговый отчёт. В отчёте отдельно показано, что дали обучение, дополнительные данные и настройка торговых правил, насколько это можно установить из проведённых сравнений.</w:t>
+      </w:r>
+    </w:p>
+    <w:p>
+      <w:r>
+        <w:t>На этом этапе исследовательский выбор завершается. Если финальный результат оказался слабее валидационного, это отражается в выводах; подстройка под тот же тест не превращается в новую независимую проверку. В сервис передаётся зафиксированная версия с известными ограничениями.</w:t>
+      </w:r>
+    </w:p>
+    <w:p>
+      <w:pPr>
+        <w:pStyle w:val="Heading1"/>
+        <w:pageBreakBefore w:val="0"/>
+      </w:pPr>
+      <w:r>
+        <w:t>Этап 7 Сервис и бумажная торговля</w:t>
+      </w:r>
+    </w:p>
+    <w:p>
+      <w:r>
+        <w:t>Исследовательские функции загрузки, признаков и бэктеста уже существуют. Теперь нужно обеспечить регулярную работу, сохранение состояния и наблюдение за системой.</w:t>
+      </w:r>
+    </w:p>
+    <w:p>
+      <w:pPr>
+        <w:pStyle w:val="ListNumber"/>
+        <w:numPr>
+          <w:ilvl w:val="0"/>
+          <w:numId w:val="16"/>
+        </w:numPr>
+      </w:pPr>
+      <w:r>
+        <w:t>Собрать рабочий цикл по расписанию: получить данные, проверить их свежесть, рассчитать признаки, загрузить модель, получить прогноз и выбрать действие.</w:t>
+      </w:r>
+    </w:p>
+    <w:p>
+      <w:pPr>
+        <w:pStyle w:val="ListNumber"/>
+        <w:numPr>
+          <w:ilvl w:val="0"/>
+          <w:numId w:val="16"/>
+        </w:numPr>
+      </w:pPr>
+      <w:r>
+        <w:t>Подключить риск-контроль, симуляцию исполнения и учёт портфеля. Каждая операция должна иметь идентификатор, чтобы повторный запуск не создавал вторую сделку.</w:t>
+      </w:r>
+    </w:p>
+    <w:p>
+      <w:pPr>
+        <w:pStyle w:val="ListNumber"/>
+        <w:numPr>
+          <w:ilvl w:val="0"/>
+          <w:numId w:val="16"/>
+        </w:numPr>
+      </w:pPr>
+      <w:r>
+        <w:t>Сохранять время расчёта, версию модели, прогноз, решение, причину отказа, заявку и результат исполнения. Состояние портфеля восстанавливать после перезапуска.</w:t>
+      </w:r>
+    </w:p>
+    <w:p>
+      <w:pPr>
+        <w:pStyle w:val="ListNumber"/>
+        <w:numPr>
+          <w:ilvl w:val="0"/>
+          <w:numId w:val="16"/>
+        </w:numPr>
+      </w:pPr>
+      <w:r>
+        <w:t>Добавить API и компактный интерфейс с позициями, сделками, кривой капитала и ошибками. Подготовить контейнерный запуск и инструкцию.</w:t>
+      </w:r>
+    </w:p>
+    <w:p>
+      <w:pPr>
+        <w:pStyle w:val="ListNumber"/>
+        <w:numPr>
+          <w:ilvl w:val="0"/>
+          <w:numId w:val="16"/>
+        </w:numPr>
+      </w:pPr>
+      <w:r>
+        <w:t>Проверить сбои API, пропуски, устаревшие данные, повторные интервалы, превышение лимита и восстановление после остановки. Сравнить решения приложения и бэктеста на одинаковых входах.</w:t>
+      </w:r>
+    </w:p>
+    <w:p>
+      <w:pPr>
+        <w:pStyle w:val="ListNumber"/>
+        <w:numPr>
+          <w:ilvl w:val="0"/>
+          <w:numId w:val="16"/>
+        </w:numPr>
+      </w:pPr>
+      <w:r>
+        <w:t>Запустить бумажную торговлю на новых данных на две–три недели. Сохранять результаты и задержки; изменения модели или правил оформлять новой версией.</w:t>
+      </w:r>
+    </w:p>
+    <w:p>
+      <w:r>
+        <w:t>Технологии подбираются под эти задачи: Python и библиотеки анализа для расчётов, MLflow для экспериментов, DVC или аналогичное хранилище для версий данных, база для состояния, API и простой интерфейс. Конкретные инструменты и требования к оркестрации согласуются с кафедрой. Нагрузочная проверка должна соответствовать реальному числу активов и частоте обновления.</w:t>
+      </w:r>
+    </w:p>
+    <w:p>
+      <w:r>
+        <w:t>Результат — запускаемый сервис и журнал его работы. Короткое наблюдение проверяет надёжность и выявляет расхождения с исторической симуляцией; для выводов о доходности оно рассматривается вместе с длительностью и числом сделок.</w:t>
+      </w:r>
+    </w:p>
+    <w:p>
+      <w:r>
+        <w:t>Ассистента можно добавить после готовности этого цикла. Он получает факты из API и журнала, показывает результаты и объясняет решения. Подтверждение пользователем спорного сигнала не должно обходить ограничения риска. Реальное исполнение остаётся отдельным расширением.</w:t>
+      </w:r>
+    </w:p>
+    <w:p>
+      <w:pPr>
+        <w:pStyle w:val="Heading1"/>
+        <w:pageBreakBefore w:val="0"/>
+      </w:pPr>
+      <w:r>
+        <w:t>Этап 8 Текст ВКР и подготовка защиты</w:t>
+      </w:r>
+    </w:p>
+    <w:p>
+      <w:r>
+        <w:t>Текст ведётся по ходу работы. После постановки появляются введение и обзор, после датасета — описание данных, после базового бэктеста — методика. Затем добавляются эксперименты, стратегия, реализация и проверка сервиса.</w:t>
+      </w:r>
+    </w:p>
+    <w:p>
+      <w:r>
+        <w:t>Предлагаемая структура работы: введение; обзор подходов и аналогов; постановка задачи и данные; методика экспериментов; модели и торговая стратегия; программная реализация; результаты и ограничения; заключение, источники и приложения. Состав глав приводится к требованиям кафедры.</w:t>
+      </w:r>
+    </w:p>
+    <w:p>
+      <w:pPr>
+        <w:pStyle w:val="ListNumber"/>
+        <w:numPr>
+          <w:ilvl w:val="0"/>
+          <w:numId w:val="17"/>
+        </w:numPr>
+      </w:pPr>
+      <w:r>
+        <w:t>На каждом этапе сохранять итоговые таблицы, рисунки и решения рядом с версией кода и данных. В текст переносить проверенные результаты, а не промежуточные догадки.</w:t>
+      </w:r>
+    </w:p>
+    <w:p>
+      <w:pPr>
+        <w:pStyle w:val="ListNumber"/>
+        <w:numPr>
+          <w:ilvl w:val="0"/>
+          <w:numId w:val="17"/>
+        </w:numPr>
+      </w:pPr>
+      <w:r>
+        <w:t>Разделить в выводах качество прогнозов, торговый результат и техническую работоспособность. Связать каждый вывод с конкретным экспериментом или проверкой.</w:t>
+      </w:r>
+    </w:p>
+    <w:p>
+      <w:pPr>
+        <w:pStyle w:val="ListNumber"/>
+        <w:numPr>
+          <w:ilvl w:val="0"/>
+          <w:numId w:val="17"/>
+        </w:numPr>
+      </w:pPr>
+      <w:r>
+        <w:t>После бумажной торговли завершить главы о реализации и результатах. Проверить ссылки, формулы, подписи, список литературы и приложения.</w:t>
+      </w:r>
+    </w:p>
+    <w:p>
+      <w:pPr>
+        <w:pStyle w:val="ListNumber"/>
+        <w:numPr>
+          <w:ilvl w:val="0"/>
+          <w:numId w:val="17"/>
+        </w:numPr>
+      </w:pPr>
+      <w:r>
+        <w:t>Подготовить демонстрацию полного цикла и резервное воспроизведение на сохранённых данных. Защита не должна зависеть от доступности внешнего API.</w:t>
+      </w:r>
+    </w:p>
+    <w:p>
+      <w:pPr>
+        <w:pStyle w:val="ListNumber"/>
+        <w:numPr>
+          <w:ilvl w:val="0"/>
+          <w:numId w:val="17"/>
+        </w:numPr>
+      </w:pPr>
+      <w:r>
+        <w:t>Собрать презентацию вокруг задачи, выбранного решения, проведённых сравнений и фактического результата. Подготовить ответы на вопросы об утечках, расходах и ограничениях.</w:t>
+      </w:r>
+    </w:p>
+    <w:p>
+      <w:pPr>
+        <w:pStyle w:val="ListNumber"/>
+        <w:numPr>
+          <w:ilvl w:val="0"/>
+          <w:numId w:val="17"/>
+        </w:numPr>
+      </w:pPr>
+      <w:r>
+        <w:t>Пройти предзащиту с руководителем, внести правки и проверить комплект сдачи.</w:t>
+      </w:r>
+    </w:p>
+    <w:p>
+      <w:r>
+        <w:t>Этап завершён, когда готовы текст, презентация, репозиторий с инструкцией повторения ключевых результатов и проверенное демо. Если какая-то функция осталась за пределами первой версии, это должно быть явно указано и в тексте, и в интерфейсе демонстрации.</w:t>
+      </w:r>
+    </w:p>
+    <w:p>
+      <w:pPr>
+        <w:pStyle w:val="Heading1"/>
+        <w:pageBreakBefore w:val="0"/>
+      </w:pPr>
+      <w:r>
+        <w:t>Календарь и зависимости этапов</w:t>
+      </w:r>
+    </w:p>
+    <w:p>
+      <w:r>
+        <w:t>Ориентир — 16 рабочих недель. Это плановая оценка; календарные даты появятся после получения сроков кафедры. Строки с пересекающимися неделями обозначают параллельную работу, прежде всего обзор, разработку и текст.</w:t>
       </w:r>
     </w:p>
     <w:tbl>
@@ -814,7 +921,7 @@
                 <w:b/>
                 <w:sz w:val="19"/>
               </w:rPr>
-              <w:t>Основная работа</w:t>
+              <w:t>Работа</w:t>
             </w:r>
           </w:p>
         </w:tc>
@@ -845,7 +952,7 @@
                 <w:b/>
                 <w:sz w:val="19"/>
               </w:rPr>
-              <w:t>Что должно быть готово</w:t>
+              <w:t>Результат для перехода дальше</w:t>
             </w:r>
           </w:p>
         </w:tc>
@@ -881,7 +988,7 @@
                 <w:b w:val="0"/>
                 <w:sz w:val="19"/>
               </w:rPr>
-              <w:t>1</w:t>
+              <w:t>1–2</w:t>
             </w:r>
           </w:p>
         </w:tc>
@@ -912,7 +1019,7 @@
                 <w:b w:val="0"/>
                 <w:sz w:val="19"/>
               </w:rPr>
-              <w:t>Постановка и пробные запросы</w:t>
+              <w:t>Постановка, обзор и проверка источников</w:t>
             </w:r>
           </w:p>
         </w:tc>
@@ -943,7 +1050,7 @@
                 <w:b w:val="0"/>
                 <w:sz w:val="19"/>
               </w:rPr>
-              <w:t>Согласованная задача и доступ к данным</w:t>
+              <w:t>Зафиксированы задача и доступные данные</w:t>
             </w:r>
           </w:p>
         </w:tc>
@@ -1010,7 +1117,7 @@
                 <w:b w:val="0"/>
                 <w:sz w:val="19"/>
               </w:rPr>
-              <w:t>Обзор и сбор истории</w:t>
+              <w:t>Рыночная история и признаки</w:t>
             </w:r>
           </w:p>
         </w:tc>
@@ -1041,7 +1148,7 @@
                 <w:b w:val="0"/>
                 <w:sz w:val="19"/>
               </w:rPr>
-              <w:t>Черновик обзора и первый датасет</w:t>
+              <w:t>Датасет можно пересобрать</w:t>
             </w:r>
           </w:p>
         </w:tc>
@@ -1108,7 +1215,7 @@
                 <w:b w:val="0"/>
                 <w:sz w:val="19"/>
               </w:rPr>
-              <w:t>Базовая модель и бэктест</w:t>
+              <w:t>Базовый бэктест и методика</w:t>
             </w:r>
           </w:p>
         </w:tc>
@@ -1139,7 +1246,7 @@
                 <w:b w:val="0"/>
                 <w:sz w:val="19"/>
               </w:rPr>
-              <w:t>Полный проход от данных до сделок</w:t>
+              <w:t>Проверены учёт портфеля и правила сравнения</w:t>
             </w:r>
           </w:p>
         </w:tc>
@@ -1175,7 +1282,7 @@
                 <w:b w:val="0"/>
                 <w:sz w:val="19"/>
               </w:rPr>
-              <w:t>5–7</w:t>
+              <w:t>5–6</w:t>
             </w:r>
           </w:p>
         </w:tc>
@@ -1206,7 +1313,7 @@
                 <w:b w:val="0"/>
                 <w:sz w:val="19"/>
               </w:rPr>
-              <w:t>Сравнение подходов</w:t>
+              <w:t>Модели на базовом наборе</w:t>
             </w:r>
           </w:p>
         </w:tc>
@@ -1237,7 +1344,7 @@
                 <w:b w:val="0"/>
                 <w:sz w:val="19"/>
               </w:rPr>
-              <w:t>Результаты экспериментов и выбранная модель</w:t>
+              <w:t>Выбрана исходная модель</w:t>
             </w:r>
           </w:p>
         </w:tc>
@@ -1273,7 +1380,7 @@
                 <w:b w:val="0"/>
                 <w:sz w:val="19"/>
               </w:rPr>
-              <w:t>8–9</w:t>
+              <w:t>7–8</w:t>
             </w:r>
           </w:p>
         </w:tc>
@@ -1304,7 +1411,7 @@
                 <w:b w:val="0"/>
                 <w:sz w:val="19"/>
               </w:rPr>
-              <w:t>Торговые правила</w:t>
+              <w:t>Дополнительные источники</w:t>
             </w:r>
           </w:p>
         </w:tc>
@@ -1335,7 +1442,7 @@
                 <w:b w:val="0"/>
                 <w:sz w:val="19"/>
               </w:rPr>
-              <w:t>Проверенная стратегия и итоговый тест</w:t>
+              <w:t>Обоснован состав данных для продукта</w:t>
             </w:r>
           </w:p>
         </w:tc>
@@ -1371,7 +1478,7 @@
                 <w:b w:val="0"/>
                 <w:sz w:val="19"/>
               </w:rPr>
-              <w:t>10–11</w:t>
+              <w:t>9–10</w:t>
             </w:r>
           </w:p>
         </w:tc>
@@ -1402,7 +1509,7 @@
                 <w:b w:val="0"/>
                 <w:sz w:val="19"/>
               </w:rPr>
-              <w:t>Разработка приложения</w:t>
+              <w:t>Стратегия и финальный тест</w:t>
             </w:r>
           </w:p>
         </w:tc>
@@ -1433,7 +1540,7 @@
                 <w:b w:val="0"/>
                 <w:sz w:val="19"/>
               </w:rPr>
-              <w:t>Рабочий сервис и основные проверки</w:t>
+              <w:t>Зафиксирован подход и получен итоговый отчёт</w:t>
             </w:r>
           </w:p>
         </w:tc>
@@ -1469,7 +1576,7 @@
                 <w:b w:val="0"/>
                 <w:sz w:val="19"/>
               </w:rPr>
-              <w:t>12–14</w:t>
+              <w:t>11–12</w:t>
             </w:r>
           </w:p>
         </w:tc>
@@ -1500,7 +1607,7 @@
                 <w:b w:val="0"/>
                 <w:sz w:val="19"/>
               </w:rPr>
-              <w:t>Бумажная торговля</w:t>
+              <w:t>Сервис и технические проверки</w:t>
             </w:r>
           </w:p>
         </w:tc>
@@ -1531,7 +1638,7 @@
                 <w:b w:val="0"/>
                 <w:sz w:val="19"/>
               </w:rPr>
-              <w:t>Журнал наблюдения и исправления</w:t>
+              <w:t>Готов запуск бумажной торговли</w:t>
             </w:r>
           </w:p>
         </w:tc>
@@ -1567,7 +1674,7 @@
                 <w:b w:val="0"/>
                 <w:sz w:val="19"/>
               </w:rPr>
-              <w:t>15</w:t>
+              <w:t>13–15</w:t>
             </w:r>
           </w:p>
         </w:tc>
@@ -1598,7 +1705,7 @@
                 <w:b w:val="0"/>
                 <w:sz w:val="19"/>
               </w:rPr>
-              <w:t>Предзащита</w:t>
+              <w:t>Наблюдение и завершение текста</w:t>
             </w:r>
           </w:p>
         </w:tc>
@@ -1629,7 +1736,7 @@
                 <w:b w:val="0"/>
                 <w:sz w:val="19"/>
               </w:rPr>
-              <w:t>Текст, презентация и демо</w:t>
+              <w:t>Есть журнал работы и полная рукопись</w:t>
             </w:r>
           </w:p>
         </w:tc>
@@ -1665,7 +1772,7 @@
                 <w:b w:val="0"/>
                 <w:sz w:val="19"/>
               </w:rPr>
-              <w:t>16</w:t>
+              <w:t>15–16</w:t>
             </w:r>
           </w:p>
         </w:tc>
@@ -1696,7 +1803,7 @@
                 <w:b w:val="0"/>
                 <w:sz w:val="19"/>
               </w:rPr>
-              <w:t>Правки и сдача</w:t>
+              <w:t>Предзащита, правки и сдача</w:t>
             </w:r>
           </w:p>
         </w:tc>
@@ -1727,7 +1834,7 @@
                 <w:b w:val="0"/>
                 <w:sz w:val="19"/>
               </w:rPr>
-              <w:t>Финальные материалы</w:t>
+              <w:t>Подготовлены материалы защиты</w:t>
             </w:r>
           </w:p>
         </w:tc>
@@ -1740,17 +1847,12 @@
     </w:p>
     <w:p>
       <w:r>
-        <w:t>Уже после первого датасета должен появиться небольшой рабочий прототип. Главы пишутся по готовым этапам: сначала введение и обзор, затем данные и методика, дальше эксперименты и реализация.</w:t>
+        <w:t>Критическая последовательность — проверенные данные, исправный бэктест, сравнение моделей, выбор стратегии, регулярное исполнение. Дополнительный источник не должен задерживать базовую версию: если его проверка затягивается, работа продолжается на уже доступной информации.</w:t>
       </w:r>
     </w:p>
     <w:p>
       <w:r>
-        <w:t>Руководителю покажу постановку, результаты пробных выгрузок, первый бэктест, сравнение моделей и работающий сервис. На каждой встрече будет конкретный результат и список вопросов, которые влияют на следующий этап.</w:t>
-      </w:r>
-    </w:p>
-    <w:p>
-      <w:r>
-        <w:t>Если начну отставать, сокращу дополнительные источники, число моделей и необязательные функции. Время на корректную проверку, текст и предзащиту останется в плане.</w:t>
+        <w:t>Запас времени распределяется внутри этапов и последней недели. При отставании первыми сокращаются число моделей, дополнительные источники и функции ассистента. Проверка на будущих данных, учёт расходов и подготовка текста сохраняются.</w:t>
       </w:r>
     </w:p>
     <w:p>
@@ -1759,171 +1861,43 @@
         <w:pageBreakBefore w:val="0"/>
       </w:pPr>
       <w:r>
-        <w:t>10 Текст ВКР и связь с руководителем</w:t>
+        <w:t>Как руководитель будет следить за работой</w:t>
       </w:r>
     </w:p>
     <w:p>
       <w:r>
-        <w:t>Предлагаемая структура: введение, обзор подходов, данные и методика, модели и стратегия, реализация сервиса, результаты, заключение и приложения. Оформление и состав глав приведу к требованиям кафедры.</w:t>
+        <w:t>После каждого этапа показываю конкретный результат: постановку, датасет, базовый отчёт, сравнение моделей, выбранную стратегию, работающий сервис и материалы защиты. Вместе с ним фиксирую вывод, оставшиеся ограничения и то, что нужно решить до следующего этапа.</w:t>
       </w:r>
     </w:p>
     <w:p>
       <w:r>
-        <w:t>Во введении объясню задачу и цель. В методике опишу, как получены результаты; в экспериментальной части — что изменилось относительно базы. В главе о продукте покажу устройство приложения и его проверку. Заключение ответит на поставленные вопросы в пределах проведённой работы.</w:t>
+        <w:t>План в Google Документах описывает общий ход работы. Текст ВКР ведётся отдельно. В репозитории задачи связаны с этапами и результатами, STATUS показывает текущую точку, журнал прогресса — выполненные действия, а записи экспериментов — параметры и выводы отдельных запусков.</w:t>
       </w:r>
     </w:p>
     <w:p>
       <w:r>
-        <w:t>Материалы будут распределены так:</w:t>
-      </w:r>
-    </w:p>
-    <w:p>
-      <w:pPr>
-        <w:pStyle w:val="ListBullet"/>
-      </w:pPr>
-      <w:r>
-        <w:t>План в Google Документах — этапы, сроки и изменения объёма.</w:t>
-      </w:r>
-    </w:p>
-    <w:p>
-      <w:pPr>
-        <w:pStyle w:val="ListBullet"/>
-      </w:pPr>
-      <w:r>
-        <w:t>Отдельный документ — текст ВКР и замечания руководителя.</w:t>
-      </w:r>
-    </w:p>
-    <w:p>
-      <w:pPr>
-        <w:pStyle w:val="ListBullet"/>
-      </w:pPr>
-      <w:r>
-        <w:t>README и STATUS — навигация и текущее состояние проекта.</w:t>
-      </w:r>
-    </w:p>
-    <w:p>
-      <w:pPr>
-        <w:pStyle w:val="ListBullet"/>
-      </w:pPr>
-      <w:r>
-        <w:t>Задачи GitHub — ближайшая работа и ссылки на её результат.</w:t>
-      </w:r>
-    </w:p>
-    <w:p>
-      <w:pPr>
-        <w:pStyle w:val="ListBullet"/>
-      </w:pPr>
-      <w:r>
-        <w:t>Журналы — выполненные действия и проведённые эксперименты.</w:t>
+        <w:t>Раз в неделю обновляю статус короткой записью: что сделано, что получилось, что мешает и какой результат будет следующим. Сейчас готовы план и структура проекта; данные ещё не собраны, эксперименты и реализация не начаты.</w:t>
       </w:r>
     </w:p>
     <w:p>
       <w:r>
-        <w:t>Раз в неделю или к очередной встрече буду кратко обновлять статус: что сделал, что получилось, что мешает и чем займусь дальше. Сейчас подготовлены только план и структура проекта; численных результатов пока нет.</w:t>
+        <w:t>Ближайший результат — согласованная постановка и пробные выгрузки. Для первой встречи подготовлю описание торгового сценария, параметры базовой версии, несколько разобранных работ и сведения о доступной истории. Это даст основание перейти к сбору датасета.</w:t>
       </w:r>
     </w:p>
     <w:p>
       <w:r>
-        <w:t>Перед защитой проверю источники, таблицы, графики и возможность повторить ключевые эксперименты. Подготовлю слайды, демо, резервную запись и ответы на вопросы о выборе моделей, качестве проверки и практическом результате.</w:t>
+        <w:t xml:space="preserve">Репозиторий: </w:t>
       </w:r>
-    </w:p>
-    <w:p>
-      <w:pPr>
-        <w:pStyle w:val="Heading1"/>
-        <w:pageBreakBefore w:val="0"/>
-      </w:pPr>
+      <w:hyperlink r:id="rId10">
+        <w:r>
+          <w:rPr>
+            <w:color w:val="245582"/>
+          </w:rPr>
+          <w:t>https://github.com/maxtimmy/crypto-onchain-trading-vkr</w:t>
+        </w:r>
+      </w:hyperlink>
       <w:r>
-        <w:t>11 Что может помешать и с чего начать</w:t>
-      </w:r>
-    </w:p>
-    <w:p>
-      <w:r>
-        <w:t>Данные могут оказаться неполными, дорогими или неудобными для регулярного получения. Поэтому до большого сбора проверю небольшие выгрузки и выберу источники, которые реально поддерживать в рамках ВКР.</w:t>
-      </w:r>
-    </w:p>
-    <w:p>
-      <w:r>
-        <w:t>Красивая доходность может возникнуть из-за утечки или слишком оптимистичного бэктеста. Поэтому использую отдельный тестовый период, учёт расходов и проверку устойчивости. Историю перебора вариантов тоже нужно сохранять.</w:t>
-      </w:r>
-    </w:p>
-    <w:p>
-      <w:r>
-        <w:t>В приложении возможны ошибки учёта и повторное исполнение заявок. Их проверю отдельными сценариями, включая сбои и перезапуски. Общие функции подготовки данных помогут избежать расхождений с исследовательским кодом.</w:t>
-      </w:r>
-    </w:p>
-    <w:p>
-      <w:r>
-        <w:t>Ещё один риск — слишком большой объём. Сначала доведу до рабочего состояния одну стратегию на одном активе. Затем станет понятно, стоит ли добавлять другие рынки и ассистента.</w:t>
-      </w:r>
-    </w:p>
-    <w:p>
-      <w:r>
-        <w:t>Ближайшие действия:</w:t>
-      </w:r>
-    </w:p>
-    <w:p>
-      <w:pPr>
-        <w:pStyle w:val="ListNumber"/>
-        <w:numPr>
-          <w:ilvl w:val="0"/>
-          <w:numId w:val="14"/>
-        </w:numPr>
-      </w:pPr>
-      <w:r>
-        <w:t>Согласовать формулировку темы и первую версию продукта.</w:t>
-      </w:r>
-    </w:p>
-    <w:p>
-      <w:pPr>
-        <w:pStyle w:val="ListNumber"/>
-        <w:numPr>
-          <w:ilvl w:val="0"/>
-          <w:numId w:val="14"/>
-        </w:numPr>
-      </w:pPr>
-      <w:r>
-        <w:t>Уточнить дедлайны и требования кафедры.</w:t>
-      </w:r>
-    </w:p>
-    <w:p>
-      <w:pPr>
-        <w:pStyle w:val="ListNumber"/>
-        <w:numPr>
-          <w:ilvl w:val="0"/>
-          <w:numId w:val="14"/>
-        </w:numPr>
-      </w:pPr>
-      <w:r>
-        <w:t>Проверить доступность выбранных источников на пробных запросах.</w:t>
-      </w:r>
-    </w:p>
-    <w:p>
-      <w:pPr>
-        <w:pStyle w:val="ListNumber"/>
-        <w:numPr>
-          <w:ilvl w:val="0"/>
-          <w:numId w:val="14"/>
-        </w:numPr>
-      </w:pPr>
-      <w:r>
-        <w:t>Начать обзор литературы и описать правила экспериментов.</w:t>
-      </w:r>
-    </w:p>
-    <w:p>
-      <w:pPr>
-        <w:pStyle w:val="ListNumber"/>
-        <w:numPr>
-          <w:ilvl w:val="0"/>
-          <w:numId w:val="14"/>
-        </w:numPr>
-      </w:pPr>
-      <w:r>
-        <w:t>Собрать первый вариант от загрузки данных до бэктеста.</w:t>
-      </w:r>
-    </w:p>
-    <w:p>
-      <w:r>
-        <w:t xml:space="preserve">Для проверки рыночной истории начну с официального архива Binance — </w:t>
+        <w:t xml:space="preserve"> . Отправные точки для проверки источников — архив Binance: </w:t>
       </w:r>
       <w:hyperlink r:id="rId11">
         <w:r>
@@ -1934,7 +1908,7 @@
         </w:r>
       </w:hyperlink>
       <w:r>
-        <w:t xml:space="preserve"> . Один из кандидатов для сетевой статистики — Coin Metrics: </w:t>
+        <w:t xml:space="preserve"> и API Coin Metrics: </w:t>
       </w:r>
       <w:hyperlink r:id="rId12">
         <w:r>
@@ -1945,12 +1919,7 @@
         </w:r>
       </w:hyperlink>
       <w:r>
-        <w:t xml:space="preserve"> . Доступность, покрытие и условия использования предстоит проверить; список источников остаётся открытым.</w:t>
-      </w:r>
-    </w:p>
-    <w:p>
-      <w:r>
-        <w:t>После первой встречи обновлю параметры проекта и календарь. Согласованные решения сохраню в репозитории, чтобы дальнейшая работа опиралась на одну актуальную версию плана.</w:t>
+        <w:t xml:space="preserve"> . Это кандидаты для пробных запросов; условия доступа и пригодность истории ещё предстоит проверить.</w:t>
       </w:r>
     </w:p>
     <w:sectPr>
@@ -2221,6 +2190,24 @@
     </w:lvlOverride>
   </w:num>
   <w:num w:numId="14">
+    <w:abstractNumId w:val="9"/>
+    <w:lvlOverride w:ilvl="0">
+      <w:startOverride w:val="1"/>
+    </w:lvlOverride>
+  </w:num>
+  <w:num w:numId="15">
+    <w:abstractNumId w:val="9"/>
+    <w:lvlOverride w:ilvl="0">
+      <w:startOverride w:val="1"/>
+    </w:lvlOverride>
+  </w:num>
+  <w:num w:numId="16">
+    <w:abstractNumId w:val="9"/>
+    <w:lvlOverride w:ilvl="0">
+      <w:startOverride w:val="1"/>
+    </w:lvlOverride>
+  </w:num>
+  <w:num w:numId="17">
     <w:abstractNumId w:val="9"/>
     <w:lvlOverride w:ilvl="0">
       <w:startOverride w:val="1"/>

--- a/docs/План_ВКР.docx
+++ b/docs/План_ВКР.docx
@@ -7,7 +7,7 @@
         <w:pStyle w:val="Title"/>
       </w:pPr>
       <w:r>
-        <w:t>План выполнения выпускной квалификационной работы</w:t>
+        <w:t>План работы над ВКР</w:t>
       </w:r>
     </w:p>
     <w:p>
@@ -16,7 +16,7 @@
         <w:pageBreakBefore w:val="0"/>
       </w:pPr>
       <w:r>
-        <w:t>Цель и логика работы</w:t>
+        <w:t>Что хочу сделать</w:t>
       </w:r>
     </w:p>
     <w:p>
@@ -26,32 +26,32 @@
     </w:p>
     <w:p>
       <w:r>
-        <w:t>Автор — Ярослав Следевский. План от 16 октября 2026 года. Формат — программная ВКР с исследовательской частью. Ниже описан предлагаемый ход работы; параметры первой версии и календарные даты согласуются с руководителем.</w:t>
+        <w:t>Автор — Ярослав Следевский. План от 16 октября 2026 года, обновлён после обсуждения 19 октября. Это программная ВКР с исследовательской частью. Сроки пока примерные, их нужно привязать к календарю кафедры.</w:t>
       </w:r>
     </w:p>
     <w:p>
       <w:r>
-        <w:t>Итоговый продукт — система, которая получает новые данные, рассчитывает прогноз, принимает решение по позиции и исполняет его с учётом ограничений риска. На защите нужно показать весь этот цикл, историю операций и результаты проверки стратегии.</w:t>
+        <w:t>Хочу сделать торговую систему, которой смогу пользоваться сам: она получает данные, рассчитывает прогноз, решает, входить ли в позицию и когда выходить, проверяет риск и исполняет решение. Первая версия будет торговать на виртуальном счёте. На защите покажу этот цикл, историю решений и результаты экспериментов.</w:t>
       </w:r>
     </w:p>
     <w:p>
       <w:r>
-        <w:t>Работу построю вокруг постепенно развивающегося прототипа. Сначала получу простой бэктест на котировках. Затем проверю, что меняют модели машинного обучения и дополнительные данные. Выбранный подход перенесу в сервис и запущу на поступающей информации. Так исследование будет определять устройство продукта, а разработка — проверять, можно ли использовать исследовательский код в работе приложения.</w:t>
+        <w:t>Начну со сквозного пайплайна с бустингом и первым набором фичей, в том числе из дополнительных источников. Простая модель нужна только для быстрой проверки расчётов, отдельного большого этапа под неё не будет. Дальше буду развивать фичи и модели, подбирать временные настройки и смотреть, что улучшает торговлю после расходов.</w:t>
       </w:r>
     </w:p>
     <w:p>
       <w:r>
-        <w:t>Основной вопрос исследования — дают ли выбранные модели и признаки преимущество перед простыми торговыми решениями и насколько устойчиво оно на будущих для модели периодах. Преимущество оценивается вместе с расходами, просадкой и временем нахождения в позиции.</w:t>
+        <w:t>Пока ориентируюсь на BTC/USDT и спот без плеча. Система может купить актив, удерживать его, продать или остаться вне позиции. Таймфрейм свечей, глубина истории и горизонт прогноза — параметры экспериментов, а не заранее принятые решения. Часовик и прогноз на сутки можно использовать для первого технического запуска, но не считать основой всей работы.</w:t>
       </w:r>
     </w:p>
     <w:p>
       <w:r>
-        <w:t>Для первой версии предлагаю BTC/USDT, спот без плеча и действия «купить», «удерживать», «продать» или «остаться вне позиции». Стартовое допущение — часовые свечи и прогноз на следующие сутки. Эти параметры проверю на первом этапе и зафиксирую до сравнения моделей. Более редкие источники будут использоваться с учётом времени публикации, без имитации новых наблюдений каждый час.</w:t>
+        <w:t>Исследовательский вопрос — какие сочетания данных, моделей и временных настроек дают устойчивый результат на новых для модели периодах. Заранее прибыль не обещаю. Даже отрицательный результат нужно разобрать: где перестаёт работать подход, как влияют расходы и насколько можно доверять проверке.</w:t>
       </w:r>
     </w:p>
     <w:p>
       <w:r>
-        <w:t>Обязательный запуск — бумажная торговля. Реальная биржа, второй актив и диалоговый ассистент возможны после готового ядра. Устойчивую прибыль заранее не предполагаю: вывод должен следовать из экспериментов, а приложение — выполнять заявленные функции независимо от знака доходности.</w:t>
+        <w:t>Реальные сделки и диалоговый ассистент — возможное продолжение после готовности торгового ядра. Сначала важно получить работающий и проверяемый цикл без них.</w:t>
       </w:r>
     </w:p>
     <w:p>
@@ -60,12 +60,12 @@
         <w:pageBreakBefore w:val="0"/>
       </w:pPr>
       <w:r>
-        <w:t>Этап 1 Постановка задачи и выбор подхода</w:t>
+        <w:t>Этап 1 Уточнить задачу и проверить источники</w:t>
       </w:r>
     </w:p>
     <w:p>
       <w:r>
-        <w:t>На первом этапе нужно превратить общую идею в задачу с понятными границами. Обзор литературы и короткая проверка источников идут вместе: выбранный метод должен подходить к данным, которые реально получить.</w:t>
+        <w:t>Обзор работ делаю параллельно с пробными выгрузками, чтобы план не зависел от источника, у которого нет нужной истории.</w:t>
       </w:r>
     </w:p>
     <w:p>
@@ -77,7 +77,7 @@
         </w:numPr>
       </w:pPr>
       <w:r>
-        <w:t>Описать сценарий продукта: какие данные приходят, когда принимается решение, какие действия разрешены и что пользователь видит в интерфейсе.</w:t>
+        <w:t>Описать торговый сценарий: входные данные, действия, ограничения риска и то, что будет видно в интерфейсе.</w:t>
       </w:r>
     </w:p>
     <w:p>
@@ -89,7 +89,7 @@
         </w:numPr>
       </w:pPr>
       <w:r>
-        <w:t>Подтвердить актив, рынок, горизонт прогноза и частоту расчётов. Сразу отделить обязательный результат от расширений.</w:t>
+        <w:t>Уточнить актив и рынок. Наметить несколько вариантов свечей и горизонтов, не выбирая один окончательно.</w:t>
       </w:r>
     </w:p>
     <w:p>
@@ -101,7 +101,7 @@
         </w:numPr>
       </w:pPr>
       <w:r>
-        <w:t>Изучить работы по финансовым временным рядам, торговым стратегиям и использованию разных источников информации. Для начала достаточно разобрать 5–8 близких работ подробно, расширяя список по мере необходимости.</w:t>
+        <w:t>Разобрать 5–8 близких работ: модели, фичи, способ проверки, расходы и ограничения. Дальше дополнять обзор по возникающим вопросам.</w:t>
       </w:r>
     </w:p>
     <w:p>
@@ -113,7 +113,7 @@
         </w:numPr>
       </w:pPr>
       <w:r>
-        <w:t>Сопоставить способы проверки в этих работах: временное разбиение, торговые издержки, базовые стратегии и риск переобучения.</w:t>
+        <w:t>Сделать пробные запросы к котировкам и дополнительным источникам. Проверить историю, частоту, задержки и возможность получать данные после запуска сервиса.</w:t>
       </w:r>
     </w:p>
     <w:p>
@@ -125,7 +125,7 @@
         </w:numPr>
       </w:pPr>
       <w:r>
-        <w:t>Проверить небольшие выгрузки из потенциальных источников: доступность, покрытие истории, частоту и задержку публикации.</w:t>
+        <w:t>Выбрать один–два дополнения для первой версии. Кандидаты — новости, соцсети и ончейн-данные; состав зависит от доступности и качества, а не от заранее выбранного главного источника.</w:t>
       </w:r>
     </w:p>
     <w:p>
@@ -137,17 +137,12 @@
         </w:numPr>
       </w:pPr>
       <w:r>
-        <w:t>Получить актуальные требования кафедры, сроки сдачи и требования к инфраструктуре. Сопоставить их с предлагаемым объёмом разработки.</w:t>
+        <w:t>Уточнить сроки кафедры и требования к инфраструктуре и оформлению. Отделить обязательные функции от расширений.</w:t>
       </w:r>
     </w:p>
     <w:p>
       <w:r>
-        <w:t>По итогам подготовлю краткую постановку, таблицу разобранных работ и список источников с предварительной оценкой доступности. Во введении появятся цель, задачи и описание ожидаемого продукта.</w:t>
-      </w:r>
-    </w:p>
-    <w:p>
-      <w:r>
-        <w:t>Этап завершён, когда определены параметры первой версии и есть хотя бы один подходящий источник рыночной истории. С руководителем согласуются тема и границы. Дальше начинается сбор конкретного датасета, а обзор остаётся рабочим материалом и дополняется при появлении новых вопросов.</w:t>
+        <w:t>Покажу руководителю постановку, первые выгрузки и список работ. После этого должно быть понятно, что собираем в первую очередь и какие ограничения у данных. Во введении уже можно описать цель и задачи.</w:t>
       </w:r>
     </w:p>
     <w:p>
@@ -156,12 +151,12 @@
         <w:pageBreakBefore w:val="0"/>
       </w:pPr>
       <w:r>
-        <w:t>Этап 2 Рыночные данные и воспроизводимая подготовка</w:t>
+        <w:t>Этап 2 Собрать данные и первые фичи</w:t>
       </w:r>
     </w:p>
     <w:p>
       <w:r>
-        <w:t>Первый датасет нужен для работающей базы. Начну с котировок и объёмов, чтобы получить полный путь от исходных записей до торговой проверки без зависимости от дополнительных поставщиков.</w:t>
+        <w:t>Сразу готовлю данные для бустинга: котировки, объёмы и выбранные дополнения. Не откладываю новые источники до позднего этапа. Если один из них задерживается, собираю остальной пайплайн параллельно и отмечаю, чего пока нет.</w:t>
       </w:r>
     </w:p>
     <w:p>
@@ -173,7 +168,7 @@
         </w:numPr>
       </w:pPr>
       <w:r>
-        <w:t>Выгрузить доступную историю свечей. Период выбрать по покрытию источника и наличию разных рыночных условий; точные даты сохранить в настройках.</w:t>
+        <w:t>Загрузить историю цен и объёмов. Выбрать достаточно мелкую доступную свечу, из которой можно собрать намеченные таймфреймы. Сохранить исходные файлы и параметры запросов.</w:t>
       </w:r>
     </w:p>
     <w:p>
@@ -185,7 +180,7 @@
         </w:numPr>
       </w:pPr>
       <w:r>
-        <w:t>Сохранить исходные файлы и параметры запросов. Привести время к UTC, проверить сортировку, дубликаты, пропуски и подозрительные значения.</w:t>
+        <w:t>Проверить UTC, сортировку, дубликаты, пропуски и подозрительные значения. Описать, какие участки исключены и почему.</w:t>
       </w:r>
     </w:p>
     <w:p>
@@ -197,7 +192,7 @@
         </w:numPr>
       </w:pPr>
       <w:r>
-        <w:t>Описать правила обработки: какие интервалы исключаются, как обрабатываются пропуски и какие исправления допустимы.</w:t>
+        <w:t>Добавить первые дополнительные данные. Для текстов убрать дубликаты и получить числовые фичи, например тональность и активность публикаций. Для остальных источников проверить определения и единицы показателей.</w:t>
       </w:r>
     </w:p>
     <w:p>
@@ -209,7 +204,7 @@
         </w:numPr>
       </w:pPr>
       <w:r>
-        <w:t>Рассчитать начальные признаки: лаги доходности, скользящие статистики, волатильность, изменения объёма и небольшой набор технических индикаторов.</w:t>
+        <w:t>Свести источники по времени фактической доступности. Не подставлять в прошлое опубликованные позже значения и не считать редкие обновления независимыми наблюдениями на каждой свече.</w:t>
       </w:r>
     </w:p>
     <w:p>
@@ -221,7 +216,7 @@
         </w:numPr>
       </w:pPr>
       <w:r>
-        <w:t>Сформировать целевую переменную. Для стартовой классификации — знак доходности за следующие сутки; будущие значения используются только как ответ для обучения, а не как вход модели.</w:t>
+        <w:t>Рассчитать лаги доходности, волатильность, изменения объёма, индикаторы и дополнительные фичи. Таймфрейм, окна расчёта и горизонт ответа вынести в настройки, указав их в свечах и в реальном времени.</w:t>
       </w:r>
     </w:p>
     <w:p>
@@ -233,17 +228,12 @@
         </w:numPr>
       </w:pPr>
       <w:r>
-        <w:t>Вынести загрузку и расчёты в повторяемый пайплайн, сохранить версию датасета и добавить проверки временных лагов.</w:t>
+        <w:t>Собрать повторяемую подготовку датасета и проверки лагов. Будущая доходность используется как ответ, но не как вход модели. Большие данные и ключи не попадают в Git.</w:t>
       </w:r>
     </w:p>
     <w:p>
       <w:r>
-        <w:t>На выходе получатся исходная история, подготовленная таблица признаков и ответов, описание колонок и команда повторного получения данных. Большие файлы будут храниться отдельно от Git, а код и настройки — в репозитории.</w:t>
-      </w:r>
-    </w:p>
-    <w:p>
-      <w:r>
-        <w:t>К следующему этапу перейду, когда датасет можно пересобрать и объяснить происхождение каждой колонки. Строки, для которых нет полной истории признаков или будущего ответа, не должны незаметно попадать в расчёты. Главу о данных начну писать по этой версии, позже добавляя новые источники.</w:t>
+        <w:t>Нужен датасет, который можно пересобрать для разных временных настроек. Для каждой колонки должно быть понятно, откуда она появилась и когда была доступна. По этой версии начну главу о данных.</w:t>
       </w:r>
     </w:p>
     <w:p>
@@ -252,12 +242,12 @@
         <w:pageBreakBefore w:val="0"/>
       </w:pPr>
       <w:r>
-        <w:t>Этап 3 Первый бэктест и правила проверки</w:t>
+        <w:t>Этап 3 Собрать первый запуск бустинга и бэктест</w:t>
       </w:r>
     </w:p>
     <w:p>
       <w:r>
-        <w:t>Теперь нужно получить исходный результат, с которым можно сравнивать улучшения. Поэтому до сложных моделей соберу простой симулятор торговли и зафиксирую методику экспериментов.</w:t>
+        <w:t>Здесь нужен полный цикл: данные → фичи → бустинг → сигнал → сделка → отчёт. Начальную конфигурацию выбираю ради быстрой проверки связности, а не потому, что уже считаю её лучшей. Этапы 2 и 3 частично идут параллельно.</w:t>
       </w:r>
     </w:p>
     <w:p>
@@ -269,7 +259,7 @@
         </w:numPr>
       </w:pPr>
       <w:r>
-        <w:t>Разделить историю по времени на обучение, валидацию и отдельный финальный тест. Для оценки устойчивости задать несколько последовательных окон. При пересечении горизонтов ответов предусмотреть временные разрывы.</w:t>
+        <w:t>Разделить историю по времени на обучение, валидацию и отложенный финальный тест. При пересечении горизонтов ответов исключить утечки через границы выборок.</w:t>
       </w:r>
     </w:p>
     <w:p>
@@ -281,7 +271,7 @@
         </w:numPr>
       </w:pPr>
       <w:r>
-        <w:t>Реализовать учёт денег, количества актива, заявок и сделок. Описать начальный капитал, допустимые действия и способ оценки портфеля.</w:t>
+        <w:t>Проверить подготовку на коротких примерах. При необходимости сделать технический запуск простой модели, не превращая его в отдельное исследование.</w:t>
       </w:r>
     </w:p>
     <w:p>
@@ -293,7 +283,7 @@
         </w:numPr>
       </w:pPr>
       <w:r>
-        <w:t>Добавить простую техническую стратегию, удержание актива и вариант без торговли. Они станут ориентирами по доходности и риску.</w:t>
+        <w:t>Обучить градиентный бустинг, например CatBoost, на первых рыночных и дополнительных фичах. Сохранить прогнозы, настройки и версию данных.</w:t>
       </w:r>
     </w:p>
     <w:p>
@@ -305,7 +295,7 @@
         </w:numPr>
       </w:pPr>
       <w:r>
-        <w:t>Задать модель исполнения: после какого момента доступен сигнал, по какой следующей доступной цене проходит сделка, как учитываются задержка, комиссия, спред и проскальзывание.</w:t>
+        <w:t>Реализовать деньги, позиции и сделки. Описать момент появления сигнала, следующую доступную цену исполнения, задержку, комиссию, спред и проскальзывание.</w:t>
       </w:r>
     </w:p>
     <w:p>
@@ -317,7 +307,7 @@
         </w:numPr>
       </w:pPr>
       <w:r>
-        <w:t>Подготовить общий отчёт: кривая стоимости портфеля, доходность после расходов, максимальная просадка, коэффициент Шарпа, оборот, экспозиция и число сделок.</w:t>
+        <w:t>Подключить прогноз к предварительным правилам входа и выхода. Добавить удержание актива, отсутствие торговли и техническую стратегию как ориентиры, а не как главные модели работы.</w:t>
       </w:r>
     </w:p>
     <w:p>
@@ -329,17 +319,12 @@
         </w:numPr>
       </w:pPr>
       <w:r>
-        <w:t>Проверить симулятор на коротких примерах с заранее понятным результатом: покупка и продажа, комиссия, нехватка средств, повторная заявка и выход из позиции.</w:t>
+        <w:t>Проверить расчёт портфеля вручную на нескольких сделках. Собрать прогнозные метрики, кривую капитала, доходность после расходов, просадку, Шарп, оборот и число сделок.</w:t>
       </w:r>
     </w:p>
     <w:p>
       <w:r>
-        <w:t>После этого появится первый работающий бэктест и файл с правилами будущих сравнений. В нём будут даты выборок, допущения исполнения, метрики и ограничения. Конкретные расходы нужно обосновать условиями выбранной площадки и дополнить проверкой чувствительности.</w:t>
-      </w:r>
-    </w:p>
-    <w:p>
-      <w:r>
-        <w:t>Условие перехода дальше — понятный расчёт портфеля и воспроизводимый отчёт для базовых стратегий. Все следующие модели используют этот же механизм проверки. Если изменить его позднее, связанные сравнения нужно пересчитать; иначе прирост нельзя будет приписать модели или новым данным.</w:t>
+        <w:t>Результат — воспроизводимый запуск бустинга с бэктестом. Если расчёты не сходятся или есть утечка, сначала исправляю их. Когда цикл работает, появляется содержательная отправная точка для экспериментов.</w:t>
       </w:r>
     </w:p>
     <w:p>
@@ -348,12 +333,12 @@
         <w:pageBreakBefore w:val="0"/>
       </w:pPr>
       <w:r>
-        <w:t>Этап 4 Модели на базовом наборе данных</w:t>
+        <w:t>Этап 4 Подобрать временные настройки</w:t>
       </w:r>
     </w:p>
     <w:p>
       <w:r>
-        <w:t>На этом этапе проверю, может ли машинное обучение улучшить результат уже собранной системы. Набор данных и условия бэктеста пока остаются общими, чтобы различия можно было связать с методом прогнозирования.</w:t>
+        <w:t>Проверю, на каком масштабе имеет смысл развивать подход. Не фиксирую часовик или сутки заранее: модель и фичи могут работать на другом интервале.</w:t>
       </w:r>
     </w:p>
     <w:p>
@@ -365,7 +350,7 @@
         </w:numPr>
       </w:pPr>
       <w:r>
-        <w:t>Обучить простую модель, например логистическую регрессию, затем градиентный бустинг. Модель последовательностей добавлять только при достаточном объёме данных и времени на полноценное сравнение.</w:t>
+        <w:t>Наметить ограниченную сетку, например свечи 15 минут, час, 4 часа и день. Список уточнить по покрытию данных и стоимости расчётов.</w:t>
       </w:r>
     </w:p>
     <w:p>
@@ -377,7 +362,7 @@
         </w:numPr>
       </w:pPr>
       <w:r>
-        <w:t>Настраивать нормализацию, отбор признаков и остальные обучаемые преобразования только на разрешённых участках. Не использовать финальный тест для выбора.</w:t>
+        <w:t>Для каждого таймфрейма проверить совместимые горизонты прогноза и окна фичей. Учитывать глубину истории в календарном времени: 24 часовые свечи и 24 дневные свечи — разные условия.</w:t>
       </w:r>
     </w:p>
     <w:p>
@@ -389,7 +374,7 @@
         </w:numPr>
       </w:pPr>
       <w:r>
-        <w:t>Сравнить прогнозы по логарифмической потере, оценке Брайера и ROC AUC. Проверить калибровку вероятностей, если уверенность будет влиять на сделки.</w:t>
+        <w:t>Проверить длину обучающей истории, скользящее или расширяющееся окно и частоту переобучения.</w:t>
       </w:r>
     </w:p>
     <w:p>
@@ -401,7 +386,7 @@
         </w:numPr>
       </w:pPr>
       <w:r>
-        <w:t>Подключить прогнозы к одним и тем же предварительным торговым правилам. Посмотреть отдельно на качество прогноза и на результат торговли.</w:t>
+        <w:t>Сначала сделать широкий, но недорогой поиск с бустингом, затем подробнее настроить перспективные связки. Не перебирать сразу все комбинации источников, моделей и окон.</w:t>
       </w:r>
     </w:p>
     <w:p>
@@ -413,7 +398,7 @@
         </w:numPr>
       </w:pPr>
       <w:r>
-        <w:t>Ограничить число подбираемых конфигураций и сохранять все запуски, включая неудачные. Для каждого указать версию данных, коммит, параметры и отчёт.</w:t>
+        <w:t>Подбирать настройки внутри обучающих и валидационных периодов. Сравнивать кандидатов на общих следующих календарных отрезках, которые не участвовали в их настройке. Финальный тест всё ещё остаётся закрытым.</w:t>
       </w:r>
     </w:p>
     <w:p>
@@ -425,17 +410,12 @@
         </w:numPr>
       </w:pPr>
       <w:r>
-        <w:t>Проверить разброс результатов по временным окнам и выбрать базовую модель для следующего этапа.</w:t>
+        <w:t>Сохранить все запуски, проверить разброс по последовательным периодам и выбрать несколько связок для продолжения, а не один случайно лучший результат.</w:t>
       </w:r>
     </w:p>
     <w:p>
       <w:r>
-        <w:t>Результат — таблица моделей, их прогнозных и торговых показателей и объяснение выбора. Если более сложный метод не даёт убедительного улучшения, в дальнейшую работу пойдёт более простое решение.</w:t>
-      </w:r>
-    </w:p>
-    <w:p>
-      <w:r>
-        <w:t>Этот этап заканчивается выбором базовой конфигурации без просмотра финального теста. Именно с ней будут сравниваться дополнительные признаки. В экспериментальной главе появится первая содержательная часть: условия сравнения, полученные результаты и ограничения.</w:t>
+        <w:t>Общими остаются периоды оценки, правила исполнения и учёт расходов. Окна обучения и фичей могут отличаться, если их выбирали без подсматривания в оценочный период. При большом числе попыток учитываю риск случайного выигрыша. В отчёте покажу проверенные настройки и основания для выбора.</w:t>
       </w:r>
     </w:p>
     <w:p>
@@ -444,17 +424,12 @@
         <w:pageBreakBefore w:val="0"/>
       </w:pPr>
       <w:r>
-        <w:t>Этап 5 Дополнительные источники и вклад признаков</w:t>
+        <w:t>Этап 5 Развивать модели и проверять вклад фичей</w:t>
       </w:r>
     </w:p>
     <w:p>
       <w:r>
-        <w:t>К этому моменту уже есть рабочая база. Теперь можно проверить, какой информации ей не хватает и оправдывает ли улучшение сложность сбора новых данных.</w:t>
-      </w:r>
-    </w:p>
-    <w:p>
-      <w:r>
-        <w:t>Кандидаты — новости, публикации в соцсетях и ончейн-данные. Для текстов можно исследовать тональность и активность обсуждений, для блокчейна — переводы, транзакции и сетевые показатели. Состав первого расширения определю по доступности истории, понятности показателей и возможности получать их после запуска.</w:t>
+        <w:t>Дополнительные источники уже есть в стартовой модели. Здесь расширяю и проверяю набор, а не подключаю его впервые. Если новая фича меняет картину, возвращаюсь к временным настройкам на валидации.</w:t>
       </w:r>
     </w:p>
     <w:p>
@@ -466,7 +441,7 @@
         </w:numPr>
       </w:pPr>
       <w:r>
-        <w:t>Выбрать один–два источника для первого сравнения. Зафиксировать определения показателей, частоту, задержку публикации и возможные пересмотры истории.</w:t>
+        <w:t>Сравнить варианты бустинга и его настройки. Другие модели добавлять с гипотезой: какую особенность данных они должны лучше учитывать.</w:t>
       </w:r>
     </w:p>
     <w:p>
@@ -478,7 +453,7 @@
         </w:numPr>
       </w:pPr>
       <w:r>
-        <w:t>Добавить загрузку и обработку к существующему пайплайну. Для текстов сохранить время публикации, удалить дубликаты и получить выбранные числовые признаки.</w:t>
+        <w:t>Добавлять новые фичи и источники по очереди. Сначала проверять качество и время доступности, затем запускать сравнение.</w:t>
       </w:r>
     </w:p>
     <w:p>
@@ -490,7 +465,7 @@
         </w:numPr>
       </w:pPr>
       <w:r>
-        <w:t>Объединить записи по времени фактической доступности. Редко обновляемое значение может сохраняться между публикациями, но не считается новым независимым наблюдением.</w:t>
+        <w:t>Отключать группы фичей в объединённой модели и сравнивать рыночный набор с расширенным. Важность признака сама по себе не доказывает пользу источника.</w:t>
       </w:r>
     </w:p>
     <w:p>
@@ -502,7 +477,7 @@
         </w:numPr>
       </w:pPr>
       <w:r>
-        <w:t>Сравнить базовый набор с добавлением каждого источника и их сочетаний. При сокращении общей истории пересчитать базовую модель на том же участке.</w:t>
+        <w:t>При разном покрытии сравнивать варианты на общем участке. Различать вклад группы при прочих равных и результат заново настроенной связки.</w:t>
       </w:r>
     </w:p>
     <w:p>
@@ -514,7 +489,7 @@
         </w:numPr>
       </w:pPr>
       <w:r>
-        <w:t>Использовать одинаковые временные окна, сопоставимый бюджет настройки и общий бэктест. Отдельно оценить устойчивость прироста; при необходимости использовать блочный бутстрэп.</w:t>
+        <w:t>Повторить ключевые сравнения на нескольких перспективных таймфреймах. Проверить, не теряется ли полезный источник из-за масштаба, на котором он не успевает обновляться.</w:t>
       </w:r>
     </w:p>
     <w:p>
@@ -526,17 +501,12 @@
         </w:numPr>
       </w:pPr>
       <w:r>
-        <w:t>Удалять группы признаков из объединённой модели, чтобы понять их вклад. Сохранить не только лучший запуск, но и общую картину результатов.</w:t>
+        <w:t>Использовать сопоставимый бюджет настройки, общий механизм бэктеста и периоды оценки. Смотреть на устойчивость, качество прогноза и торговлю после расходов, а не только на лучший запуск.</w:t>
       </w:r>
     </w:p>
     <w:p>
       <w:r>
-        <w:t>Итог — решение, какие данные оставить в продукте, а какие не оправдали себя или оказались слишком дорогими в поддержке. Причина выбора должна опираться на эксперименты и ограничения источника.</w:t>
-      </w:r>
-    </w:p>
-    <w:p>
-      <w:r>
-        <w:t>Следующий этап использует выбранную комбинацию данных и модели. Если расширение не помогло, можно продолжить с базовым набором: исследовательский вопрос всё равно получает ответ. В тексте ВКР этот этап оформляется как сравнение источников, а не как заранее доказанная польза одного из них.</w:t>
+        <w:t>Выберу модель, фичи и временные настройки для ядра. Для каждого оставленного источника должно быть понятно, чем оправданы его сбор и поддержка. Неудачные эксперименты тоже сохраняю: они нужны для выводов и помогают не повторять одни и те же попытки.</w:t>
       </w:r>
     </w:p>
     <w:p>
@@ -545,12 +515,12 @@
         <w:pageBreakBefore w:val="0"/>
       </w:pPr>
       <w:r>
-        <w:t>Этап 6 Торговая стратегия и итоговая оценка</w:t>
+        <w:t>Этап 6 Довести стратегию и провести итоговый тест</w:t>
       </w:r>
     </w:p>
     <w:p>
       <w:r>
-        <w:t>До этого прогнозы сравнивались в общих условиях. Теперь выбранную модель нужно превратить в законченную стратегию и проверить весь подход на отложенной истории.</w:t>
+        <w:t>Хороший прогноз ещё не задаёт полноценную стратегию. Здесь довожу правила работы с позицией и проверяю выбранное решение целиком.</w:t>
       </w:r>
     </w:p>
     <w:p>
@@ -562,7 +532,7 @@
         </w:numPr>
       </w:pPr>
       <w:r>
-        <w:t>Определить, как вероятность прогноза задаёт целевую позицию: порог входа, условие удержания и условие выхода. Разные пороги входа и выхода можно проверить как способ сократить лишние переключения.</w:t>
+        <w:t>Описать вход, удержание, выход, размер позиции и поведение при недостаточно уверенном сигнале.</w:t>
       </w:r>
     </w:p>
     <w:p>
@@ -574,7 +544,7 @@
         </w:numPr>
       </w:pPr>
       <w:r>
-        <w:t>Выбрать способ расчёта объёма позиции. Зафиксировать лимиты капитала, допустимую просадку и поведение при нехватке средств или устаревших данных.</w:t>
+        <w:t>Добавить риск-лимиты и отказ от торговли при пропусках, устаревших данных или ошибках расчёта.</w:t>
       </w:r>
     </w:p>
     <w:p>
@@ -586,7 +556,7 @@
         </w:numPr>
       </w:pPr>
       <w:r>
-        <w:t>Настроить торговые параметры на валидации. Если используются стоп и цель, описать обработку свечи, внутри которой могли сработать оба условия.</w:t>
+        <w:t>Подобрать торговые параметры на валидации. Для стопов и целей описать неоднозначные свечи, внутри которых могли сработать оба условия.</w:t>
       </w:r>
     </w:p>
     <w:p>
@@ -598,7 +568,7 @@
         </w:numPr>
       </w:pPr>
       <w:r>
-        <w:t>Проверить чувствительность к расходам, задержкам и параметрам. Сопоставить доходность с риском и временем в позиции, а не выбирать конфигурацию только по максимальной прибыли.</w:t>
+        <w:t>Проверить чувствительность к комиссиям, задержкам и проскальзыванию. Сопоставить результат с ориентирами на тех же периодах.</w:t>
       </w:r>
     </w:p>
     <w:p>
@@ -610,7 +580,7 @@
         </w:numPr>
       </w:pPr>
       <w:r>
-        <w:t>Зафиксировать модель, признаки, правила, расходы и график переобучения, если он нужен. После этого выполнить оценку на финальном тесте без дополнительного подбора.</w:t>
+        <w:t>Зафиксировать данные, фичи, таймфрейм, модель, правила переобучения и торговли. После этого открыть отложенный финальный тест для итоговой оценки.</w:t>
       </w:r>
     </w:p>
     <w:p>
@@ -622,17 +592,12 @@
         </w:numPr>
       </w:pPr>
       <w:r>
-        <w:t>Сравнить результат с исходными стратегиями, разобрать удачные и неудачные периоды и указать неопределённость выводов.</w:t>
+        <w:t>Подготовить отчёт с результатами и ограничениями. Если тест оказался слабым, отразить это в выводах, а не продолжать подбор на этом же участке.</w:t>
       </w:r>
     </w:p>
     <w:p>
       <w:r>
-        <w:t>Результат — спецификация стратегии, выбранная модель и итоговый отчёт. В отчёте отдельно показано, что дали обучение, дополнительные данные и настройка торговых правил, насколько это можно установить из проведённых сравнений.</w:t>
-      </w:r>
-    </w:p>
-    <w:p>
-      <w:r>
-        <w:t>На этом этапе исследовательский выбор завершается. Если финальный результат оказался слабее валидационного, это отражается в выводах; подстройка под тот же тест не превращается в новую независимую проверку. В сервис передаётся зафиксированная версия с известными ограничениями.</w:t>
+        <w:t>В сервис переношу проверенную версию. Если устойчивого преимущества нет, бумажный запуск позволяет проверить техническую часть, но не становится основанием для реальных сделок.</w:t>
       </w:r>
     </w:p>
     <w:p>
@@ -641,12 +606,12 @@
         <w:pageBreakBefore w:val="0"/>
       </w:pPr>
       <w:r>
-        <w:t>Этап 7 Сервис и бумажная торговля</w:t>
+        <w:t>Этап 7 Собрать сервис и запустить бумажную торговлю</w:t>
       </w:r>
     </w:p>
     <w:p>
       <w:r>
-        <w:t>Исследовательские функции загрузки, признаков и бэктеста уже существуют. Теперь нужно обеспечить регулярную работу, сохранение состояния и наблюдение за системой.</w:t>
+        <w:t>Переношу пайплайн в приложение. Код загрузки, фичей и стратегии использую повторно, чтобы сервис и бэктест не жили по разным правилам.</w:t>
       </w:r>
     </w:p>
     <w:p>
@@ -658,7 +623,7 @@
         </w:numPr>
       </w:pPr>
       <w:r>
-        <w:t>Собрать рабочий цикл по расписанию: получить данные, проверить их свежесть, рассчитать признаки, загрузить модель, получить прогноз и выбрать действие.</w:t>
+        <w:t>Собрать цикл по расписанию: обновить данные, проверить свежесть, рассчитать фичи и прогноз, принять решение и проверить риск.</w:t>
       </w:r>
     </w:p>
     <w:p>
@@ -670,7 +635,7 @@
         </w:numPr>
       </w:pPr>
       <w:r>
-        <w:t>Подключить риск-контроль, симуляцию исполнения и учёт портфеля. Каждая операция должна иметь идентификатор, чтобы повторный запуск не создавал вторую сделку.</w:t>
+        <w:t>Подключить виртуальный счёт и хранение состояния. Повторный запуск не должен создавать повторную сделку, а перезапуск — терять позицию.</w:t>
       </w:r>
     </w:p>
     <w:p>
@@ -682,7 +647,7 @@
         </w:numPr>
       </w:pPr>
       <w:r>
-        <w:t>Сохранять время расчёта, версию модели, прогноз, решение, причину отказа, заявку и результат исполнения. Состояние портфеля восстанавливать после перезапуска.</w:t>
+        <w:t>Сохранять версию модели, прогноз, действие, причины отказа, заявки и исполнение. Подготовить API и небольшой интерфейс с позициями, сделками, капиталом и ошибками.</w:t>
       </w:r>
     </w:p>
     <w:p>
@@ -694,7 +659,7 @@
         </w:numPr>
       </w:pPr>
       <w:r>
-        <w:t>Добавить API и компактный интерфейс с позициями, сделками, кривой капитала и ошибками. Подготовить контейнерный запуск и инструкцию.</w:t>
+        <w:t>Добавить контейнерный запуск, тесты и инструкцию. Подобрать хранение и мониторинг под частоту работы и требования кафедры.</w:t>
       </w:r>
     </w:p>
     <w:p>
@@ -706,7 +671,7 @@
         </w:numPr>
       </w:pPr>
       <w:r>
-        <w:t>Проверить сбои API, пропуски, устаревшие данные, повторные интервалы, превышение лимита и восстановление после остановки. Сравнить решения приложения и бэктеста на одинаковых входах.</w:t>
+        <w:t>Проверить сбои API, пропуски, повторы и восстановление после остановки. На одинаковых входах сопоставить решения сервиса с бэктестом.</w:t>
       </w:r>
     </w:p>
     <w:p>
@@ -718,22 +683,17 @@
         </w:numPr>
       </w:pPr>
       <w:r>
-        <w:t>Запустить бумажную торговлю на новых данных на две–три недели. Сохранять результаты и задержки; изменения модели или правил оформлять новой версией.</w:t>
+        <w:t>Провести две–три недели бумажной торговли. Сохранять ошибки и задержки; каждое изменение модели или правил отмечать новой версией.</w:t>
       </w:r>
     </w:p>
     <w:p>
       <w:r>
-        <w:t>Технологии подбираются под эти задачи: Python и библиотеки анализа для расчётов, MLflow для экспериментов, DVC или аналогичное хранилище для версий данных, база для состояния, API и простой интерфейс. Конкретные инструменты и требования к оркестрации согласуются с кафедрой. Нагрузочная проверка должна соответствовать реальному числу активов и частоте обновления.</w:t>
+        <w:t>Покажу сервис и журнал наблюдения. Этот запуск проверяет прежде всего надёжность: нескольких недель может не хватить для выводов о доходности, особенно при редких сделках.</w:t>
       </w:r>
     </w:p>
     <w:p>
       <w:r>
-        <w:t>Результат — запускаемый сервис и журнал его работы. Короткое наблюдение проверяет надёжность и выявляет расхождения с исторической симуляцией; для выводов о доходности оно рассматривается вместе с длительностью и числом сделок.</w:t>
-      </w:r>
-    </w:p>
-    <w:p>
-      <w:r>
-        <w:t>Ассистента можно добавить после готовности этого цикла. Он получает факты из API и журнала, показывает результаты и объясняет решения. Подтверждение пользователем спорного сигнала не должно обходить ограничения риска. Реальное исполнение остаётся отдельным расширением.</w:t>
+        <w:t>После ядра можно добавить ассистента поверх API и журнала: просмотр результатов, объяснение решений и обсуждение неуверенных сигналов. Он не должен обходить риск-лимиты. Подключение реальной биржи остаётся отдельным решением.</w:t>
       </w:r>
     </w:p>
     <w:p>
@@ -742,17 +702,17 @@
         <w:pageBreakBefore w:val="0"/>
       </w:pPr>
       <w:r>
-        <w:t>Этап 8 Текст ВКР и подготовка защиты</w:t>
+        <w:t>Этап 8 Собрать текст и подготовить защиту</w:t>
       </w:r>
     </w:p>
     <w:p>
       <w:r>
-        <w:t>Текст ведётся по ходу работы. После постановки появляются введение и обзор, после датасета — описание данных, после базового бэктеста — методика. Затем добавляются эксперименты, стратегия, реализация и проверка сервиса.</w:t>
+        <w:t>Текст пишу по ходу работы: введение и обзор после постановки, данные и методику после первых запусков, эксперименты по мере сравнения моделей. В конце свожу результаты, описываю сервис и готовлю демо.</w:t>
       </w:r>
     </w:p>
     <w:p>
       <w:r>
-        <w:t>Предлагаемая структура работы: введение; обзор подходов и аналогов; постановка задачи и данные; методика экспериментов; модели и торговая стратегия; программная реализация; результаты и ограничения; заключение, источники и приложения. Состав глав приводится к требованиям кафедры.</w:t>
+        <w:t>Предварительная структура: введение; обзор; задача и данные; методика; эксперименты с моделями, фичами и временными настройками; стратегия; реализация и проверка сервиса; выводы и ограничения. Оформление приведу к требованиям кафедры.</w:t>
       </w:r>
     </w:p>
     <w:p>
@@ -764,7 +724,7 @@
         </w:numPr>
       </w:pPr>
       <w:r>
-        <w:t>На каждом этапе сохранять итоговые таблицы, рисунки и решения рядом с версией кода и данных. В текст переносить проверенные результаты, а не промежуточные догадки.</w:t>
+        <w:t>Сохранять таблицы и графики вместе с версиями кода, данных и настроек. Переносить в текст результаты, которые можно повторить и объяснить.</w:t>
       </w:r>
     </w:p>
     <w:p>
@@ -776,7 +736,7 @@
         </w:numPr>
       </w:pPr>
       <w:r>
-        <w:t>Разделить в выводах качество прогнозов, торговый результат и техническую работоспособность. Связать каждый вывод с конкретным экспериментом или проверкой.</w:t>
+        <w:t>Разделять качество прогноза, результат торговли и работоспособность приложения. Для каждого вывода указывать конкретную проверку.</w:t>
       </w:r>
     </w:p>
     <w:p>
@@ -788,7 +748,7 @@
         </w:numPr>
       </w:pPr>
       <w:r>
-        <w:t>После бумажной торговли завершить главы о реализации и результатах. Проверить ссылки, формулы, подписи, список литературы и приложения.</w:t>
+        <w:t>После наблюдения закончить главы о сервисе и результатах. Проверить ссылки, подписи, формулы и список литературы.</w:t>
       </w:r>
     </w:p>
     <w:p>
@@ -800,7 +760,7 @@
         </w:numPr>
       </w:pPr>
       <w:r>
-        <w:t>Подготовить демонстрацию полного цикла и резервное воспроизведение на сохранённых данных. Защита не должна зависеть от доступности внешнего API.</w:t>
+        <w:t>Подготовить демо полного цикла и резервный запуск на сохранённых данных, чтобы защита не зависела от внешнего API.</w:t>
       </w:r>
     </w:p>
     <w:p>
@@ -812,24 +772,12 @@
         </w:numPr>
       </w:pPr>
       <w:r>
-        <w:t>Собрать презентацию вокруг задачи, выбранного решения, проведённых сравнений и фактического результата. Подготовить ответы на вопросы об утечках, расходах и ограничениях.</w:t>
-      </w:r>
-    </w:p>
-    <w:p>
-      <w:pPr>
-        <w:pStyle w:val="ListNumber"/>
-        <w:numPr>
-          <w:ilvl w:val="0"/>
-          <w:numId w:val="17"/>
-        </w:numPr>
-      </w:pPr>
-      <w:r>
-        <w:t>Пройти предзащиту с руководителем, внести правки и проверить комплект сдачи.</w:t>
+        <w:t>Собрать презентацию, пройти предзащиту и внести правки. Проверить комплект сдачи и инструкцию запуска.</w:t>
       </w:r>
     </w:p>
     <w:p>
       <w:r>
-        <w:t>Этап завершён, когда готовы текст, презентация, репозиторий с инструкцией повторения ключевых результатов и проверенное демо. Если какая-то функция осталась за пределами первой версии, это должно быть явно указано и в тексте, и в интерфейсе демонстрации.</w:t>
+        <w:t>К защите нужны текст, презентация, репозиторий с повторяемыми ключевыми экспериментами и рабочее демо. Нереализованные расширения явно отмечу, а не буду выдавать за готовые функции.</w:t>
       </w:r>
     </w:p>
     <w:p>
@@ -838,12 +786,12 @@
         <w:pageBreakBefore w:val="0"/>
       </w:pPr>
       <w:r>
-        <w:t>Календарь и зависимости этапов</w:t>
+        <w:t>Примерный календарь</w:t>
       </w:r>
     </w:p>
     <w:p>
       <w:r>
-        <w:t>Ориентир — 16 рабочих недель. Это плановая оценка; календарные даты появятся после получения сроков кафедры. Строки с пересекающимися неделями обозначают параллельную работу, прежде всего обзор, разработку и текст.</w:t>
+        <w:t>Ориентир — 16 рабочих недель. Это оценка объёма, а не обещание точных дат. Данные, бустинг и бэктест собираются в одном рабочем цикле.</w:t>
       </w:r>
     </w:p>
     <w:tbl>
@@ -921,7 +869,7 @@
                 <w:b/>
                 <w:sz w:val="19"/>
               </w:rPr>
-              <w:t>Работа</w:t>
+              <w:t>Что делаю</w:t>
             </w:r>
           </w:p>
         </w:tc>
@@ -952,7 +900,7 @@
                 <w:b/>
                 <w:sz w:val="19"/>
               </w:rPr>
-              <w:t>Результат для перехода дальше</w:t>
+              <w:t>Что показываю</w:t>
             </w:r>
           </w:p>
         </w:tc>
@@ -1019,7 +967,7 @@
                 <w:b w:val="0"/>
                 <w:sz w:val="19"/>
               </w:rPr>
-              <w:t>Постановка, обзор и проверка источников</w:t>
+              <w:t>Уточняю задачу, читаю работы, проверяю источники</w:t>
             </w:r>
           </w:p>
         </w:tc>
@@ -1050,7 +998,7 @@
                 <w:b w:val="0"/>
                 <w:sz w:val="19"/>
               </w:rPr>
-              <w:t>Зафиксированы задача и доступные данные</w:t>
+              <w:t>Постановка и пробные выгрузки</w:t>
             </w:r>
           </w:p>
         </w:tc>
@@ -1117,7 +1065,7 @@
                 <w:b w:val="0"/>
                 <w:sz w:val="19"/>
               </w:rPr>
-              <w:t>Рыночная история и признаки</w:t>
+              <w:t>Собираю котировки, дополнения и первые фичи</w:t>
             </w:r>
           </w:p>
         </w:tc>
@@ -1148,7 +1096,7 @@
                 <w:b w:val="0"/>
                 <w:sz w:val="19"/>
               </w:rPr>
-              <w:t>Датасет можно пересобрать</w:t>
+              <w:t>Датасет с настраиваемыми окнами</w:t>
             </w:r>
           </w:p>
         </w:tc>
@@ -1184,7 +1132,7 @@
                 <w:b w:val="0"/>
                 <w:sz w:val="19"/>
               </w:rPr>
-              <w:t>4</w:t>
+              <w:t>3–4</w:t>
             </w:r>
           </w:p>
         </w:tc>
@@ -1215,7 +1163,7 @@
                 <w:b w:val="0"/>
                 <w:sz w:val="19"/>
               </w:rPr>
-              <w:t>Базовый бэктест и методика</w:t>
+              <w:t>Связываю бустинг и бэктест</w:t>
             </w:r>
           </w:p>
         </w:tc>
@@ -1246,7 +1194,7 @@
                 <w:b w:val="0"/>
                 <w:sz w:val="19"/>
               </w:rPr>
-              <w:t>Проверены учёт портфеля и правила сравнения</w:t>
+              <w:t>Первый полный запуск и отчёт</w:t>
             </w:r>
           </w:p>
         </w:tc>
@@ -1282,7 +1230,7 @@
                 <w:b w:val="0"/>
                 <w:sz w:val="19"/>
               </w:rPr>
-              <w:t>5–6</w:t>
+              <w:t>4–6</w:t>
             </w:r>
           </w:p>
         </w:tc>
@@ -1313,7 +1261,7 @@
                 <w:b w:val="0"/>
                 <w:sz w:val="19"/>
               </w:rPr>
-              <w:t>Модели на базовом наборе</w:t>
+              <w:t>Подбираю таймфреймы, горизонты и окна</w:t>
             </w:r>
           </w:p>
         </w:tc>
@@ -1344,7 +1292,7 @@
                 <w:b w:val="0"/>
                 <w:sz w:val="19"/>
               </w:rPr>
-              <w:t>Выбрана исходная модель</w:t>
+              <w:t>Сравнение временных настроек</w:t>
             </w:r>
           </w:p>
         </w:tc>
@@ -1380,7 +1328,7 @@
                 <w:b w:val="0"/>
                 <w:sz w:val="19"/>
               </w:rPr>
-              <w:t>7–8</w:t>
+              <w:t>6–8</w:t>
             </w:r>
           </w:p>
         </w:tc>
@@ -1411,7 +1359,7 @@
                 <w:b w:val="0"/>
                 <w:sz w:val="19"/>
               </w:rPr>
-              <w:t>Дополнительные источники</w:t>
+              <w:t>Развиваю модели и фичи, проверяю вклад источников</w:t>
             </w:r>
           </w:p>
         </w:tc>
@@ -1442,7 +1390,7 @@
                 <w:b w:val="0"/>
                 <w:sz w:val="19"/>
               </w:rPr>
-              <w:t>Обоснован состав данных для продукта</w:t>
+              <w:t>Сравнения и выбранные связки</w:t>
             </w:r>
           </w:p>
         </w:tc>
@@ -1509,7 +1457,7 @@
                 <w:b w:val="0"/>
                 <w:sz w:val="19"/>
               </w:rPr>
-              <w:t>Стратегия и финальный тест</w:t>
+              <w:t>Довожу стратегию и провожу финальный тест</w:t>
             </w:r>
           </w:p>
         </w:tc>
@@ -1540,7 +1488,7 @@
                 <w:b w:val="0"/>
                 <w:sz w:val="19"/>
               </w:rPr>
-              <w:t>Зафиксирован подход и получен итоговый отчёт</w:t>
+              <w:t>Итоговая конфигурация и отчёт</w:t>
             </w:r>
           </w:p>
         </w:tc>
@@ -1607,7 +1555,7 @@
                 <w:b w:val="0"/>
                 <w:sz w:val="19"/>
               </w:rPr>
-              <w:t>Сервис и технические проверки</w:t>
+              <w:t>Собираю сервис и проверяю сбои</w:t>
             </w:r>
           </w:p>
         </w:tc>
@@ -1638,7 +1586,7 @@
                 <w:b w:val="0"/>
                 <w:sz w:val="19"/>
               </w:rPr>
-              <w:t>Готов запуск бумажной торговли</w:t>
+              <w:t>Готовность к бумажной торговле</w:t>
             </w:r>
           </w:p>
         </w:tc>
@@ -1705,7 +1653,7 @@
                 <w:b w:val="0"/>
                 <w:sz w:val="19"/>
               </w:rPr>
-              <w:t>Наблюдение и завершение текста</w:t>
+              <w:t>Наблюдаю за работой и заканчиваю текст</w:t>
             </w:r>
           </w:p>
         </w:tc>
@@ -1736,7 +1684,7 @@
                 <w:b w:val="0"/>
                 <w:sz w:val="19"/>
               </w:rPr>
-              <w:t>Есть журнал работы и полная рукопись</w:t>
+              <w:t>Журнал и полный черновик ВКР</w:t>
             </w:r>
           </w:p>
         </w:tc>
@@ -1803,7 +1751,7 @@
                 <w:b w:val="0"/>
                 <w:sz w:val="19"/>
               </w:rPr>
-              <w:t>Предзащита, правки и сдача</w:t>
+              <w:t>Предзащита, правки и подготовка демо</w:t>
             </w:r>
           </w:p>
         </w:tc>
@@ -1834,7 +1782,7 @@
                 <w:b w:val="0"/>
                 <w:sz w:val="19"/>
               </w:rPr>
-              <w:t>Подготовлены материалы защиты</w:t>
+              <w:t>Материалы сдачи и защиты</w:t>
             </w:r>
           </w:p>
         </w:tc>
@@ -1847,12 +1795,7 @@
     </w:p>
     <w:p>
       <w:r>
-        <w:t>Критическая последовательность — проверенные данные, исправный бэктест, сравнение моделей, выбор стратегии, регулярное исполнение. Дополнительный источник не должен задерживать базовую версию: если его проверка затягивается, работа продолжается на уже доступной информации.</w:t>
-      </w:r>
-    </w:p>
-    <w:p>
-      <w:r>
-        <w:t>Запас времени распределяется внутри этапов и последней недели. При отставании первыми сокращаются число моделей, дополнительные источники и функции ассистента. Проверка на будущих данных, учёт расходов и подготовка текста сохраняются.</w:t>
+        <w:t>Этапы 4 и 5 могут повторяться: новая модель или фича иногда требует вернуться к настройкам на валидации. Финальный тест при этом закрыт. Если сроки сжимаются, сокращаю число новых гипотез и дополнительные функции, но сохраняю честную проверку и время на текст.</w:t>
       </w:r>
     </w:p>
     <w:p>
@@ -1861,27 +1804,22 @@
         <w:pageBreakBefore w:val="0"/>
       </w:pPr>
       <w:r>
-        <w:t>Как руководитель будет следить за работой</w:t>
+        <w:t>Где веду работу</w:t>
       </w:r>
     </w:p>
     <w:p>
       <w:r>
-        <w:t>После каждого этапа показываю конкретный результат: постановку, датасет, базовый отчёт, сравнение моделей, выбранную стратегию, работающий сервис и материалы защиты. Вместе с ним фиксирую вывод, оставшиеся ограничения и то, что нужно решить до следующего этапа.</w:t>
+        <w:t>В репозитории держу код, настройки, задачи и записи экспериментов. В Google Документах — план и отдельно текст ВКР. В STATUS коротко отмечаю текущую точку, в журнале прогресса — что изменилось и что делать дальше.</w:t>
       </w:r>
     </w:p>
     <w:p>
       <w:r>
-        <w:t>План в Google Документах описывает общий ход работы. Текст ВКР ведётся отдельно. В репозитории задачи связаны с этапами и результатами, STATUS показывает текущую точку, журнал прогресса — выполненные действия, а записи экспериментов — параметры и выводы отдельных запусков.</w:t>
+        <w:t>Раз в неделю обновляю статус. После заметного результата присылаю руководителю короткий апдейт со ссылкой на отчёт или запуск: что проверил, что получилось и какой следующий шаг. Не жду окончания этапа, если появился важный вопрос.</w:t>
       </w:r>
     </w:p>
     <w:p>
       <w:r>
-        <w:t>Раз в неделю обновляю статус короткой записью: что сделано, что получилось, что мешает и какой результат будет следующим. Сейчас готовы план и структура проекта; данные ещё не собраны, эксперименты и реализация не начаты.</w:t>
-      </w:r>
-    </w:p>
-    <w:p>
-      <w:r>
-        <w:t>Ближайший результат — согласованная постановка и пробные выгрузки. Для первой встречи подготовлю описание торгового сценария, параметры базовой версии, несколько разобранных работ и сведения о доступной истории. Это даст основание перейти к сбору датасета.</w:t>
+        <w:t>Сейчас готовы план и структура проекта. Данные ещё не собраны, моделей и торговых результатов нет. Ближайшая задача — пробные выгрузки и выбор первого набора данных для бустинга.</w:t>
       </w:r>
     </w:p>
     <w:p>
@@ -1897,7 +1835,7 @@
         </w:r>
       </w:hyperlink>
       <w:r>
-        <w:t xml:space="preserve"> . Отправные точки для проверки источников — архив Binance: </w:t>
+        <w:t xml:space="preserve"> . Для первых запросов рассматриваю архив Binance: </w:t>
       </w:r>
       <w:hyperlink r:id="rId11">
         <w:r>
@@ -1919,7 +1857,7 @@
         </w:r>
       </w:hyperlink>
       <w:r>
-        <w:t xml:space="preserve"> . Это кандидаты для пробных запросов; условия доступа и пригодность истории ещё предстоит проверить.</w:t>
+        <w:t xml:space="preserve"> . Доступность и пригодность истории ещё нужно проверить.</w:t>
       </w:r>
     </w:p>
     <w:sectPr>

--- a/docs/План_ВКР.docx
+++ b/docs/План_ВКР.docx
@@ -7,7 +7,7 @@
         <w:pStyle w:val="Title"/>
       </w:pPr>
       <w:r>
-        <w:t>План работы над ВКР</w:t>
+        <w:t>План выполнения выпускной квалификационной работы</w:t>
       </w:r>
     </w:p>
     <w:p>
@@ -16,7 +16,7 @@
         <w:pageBreakBefore w:val="0"/>
       </w:pPr>
       <w:r>
-        <w:t>Что хочу сделать</w:t>
+        <w:t>Цель и логика работы</w:t>
       </w:r>
     </w:p>
     <w:p>
@@ -26,32 +26,32 @@
     </w:p>
     <w:p>
       <w:r>
-        <w:t>Автор — Ярослав Следевский. План от 16 октября 2026 года, обновлён после обсуждения 19 октября. Это программная ВКР с исследовательской частью. Сроки пока примерные, их нужно привязать к календарю кафедры.</w:t>
+        <w:t>Автор — Ярослав Следевский. План от 16 октября 2026 года. Формат — программная ВКР с исследовательской частью. Ниже описан предлагаемый ход работы; параметры первой версии и календарные даты согласуются с руководителем.</w:t>
       </w:r>
     </w:p>
     <w:p>
       <w:r>
-        <w:t>Хочу сделать торговую систему, которой смогу пользоваться сам: она получает данные, рассчитывает прогноз, решает, входить ли в позицию и когда выходить, проверяет риск и исполняет решение. Первая версия будет торговать на виртуальном счёте. На защите покажу этот цикл, историю решений и результаты экспериментов.</w:t>
+        <w:t>Итоговый продукт — система, которая получает новые данные, рассчитывает прогноз, принимает решение по позиции и исполняет его с учётом ограничений риска. На защите нужно показать весь этот цикл, историю операций и результаты проверки стратегии.</w:t>
       </w:r>
     </w:p>
     <w:p>
       <w:r>
-        <w:t>Начну со сквозного пайплайна с бустингом и первым набором фичей, в том числе из дополнительных источников. Простая модель нужна только для быстрой проверки расчётов, отдельного большого этапа под неё не будет. Дальше буду развивать фичи и модели, подбирать временные настройки и смотреть, что улучшает торговлю после расходов.</w:t>
+        <w:t>Работу построю вокруг постепенно развивающегося прототипа. Сначала получу простой бэктест на котировках. Затем проверю, что меняют модели машинного обучения и дополнительные данные. Выбранный подход перенесу в сервис и запущу на поступающей информации. Так исследование будет определять устройство продукта, а разработка — проверять, можно ли использовать исследовательский код в работе приложения.</w:t>
       </w:r>
     </w:p>
     <w:p>
       <w:r>
-        <w:t>Пока ориентируюсь на BTC/USDT и спот без плеча. Система может купить актив, удерживать его, продать или остаться вне позиции. Таймфрейм свечей, глубина истории и горизонт прогноза — параметры экспериментов, а не заранее принятые решения. Часовик и прогноз на сутки можно использовать для первого технического запуска, но не считать основой всей работы.</w:t>
+        <w:t>Основной вопрос исследования — дают ли выбранные модели и признаки преимущество перед простыми торговыми решениями и насколько устойчиво оно на будущих для модели периодах. Преимущество оценивается вместе с расходами, просадкой и временем нахождения в позиции.</w:t>
       </w:r>
     </w:p>
     <w:p>
       <w:r>
-        <w:t>Исследовательский вопрос — какие сочетания данных, моделей и временных настроек дают устойчивый результат на новых для модели периодах. Заранее прибыль не обещаю. Даже отрицательный результат нужно разобрать: где перестаёт работать подход, как влияют расходы и насколько можно доверять проверке.</w:t>
+        <w:t>Для первой версии предлагаю BTC/USDT, спот без плеча и действия «купить», «удерживать», «продать» или «остаться вне позиции». Стартовое допущение — часовые свечи и прогноз на следующие сутки. Эти параметры проверю на первом этапе и зафиксирую до сравнения моделей. Более редкие источники будут использоваться с учётом времени публикации, без имитации новых наблюдений каждый час.</w:t>
       </w:r>
     </w:p>
     <w:p>
       <w:r>
-        <w:t>Реальные сделки и диалоговый ассистент — возможное продолжение после готовности торгового ядра. Сначала важно получить работающий и проверяемый цикл без них.</w:t>
+        <w:t>Обязательный запуск — бумажная торговля. Реальная биржа, второй актив и диалоговый ассистент возможны после готового ядра. Устойчивую прибыль заранее не предполагаю: вывод должен следовать из экспериментов, а приложение — выполнять заявленные функции независимо от знака доходности.</w:t>
       </w:r>
     </w:p>
     <w:p>
@@ -60,12 +60,12 @@
         <w:pageBreakBefore w:val="0"/>
       </w:pPr>
       <w:r>
-        <w:t>Этап 1 Уточнить задачу и проверить источники</w:t>
+        <w:t>Этап 1 Постановка задачи и выбор подхода</w:t>
       </w:r>
     </w:p>
     <w:p>
       <w:r>
-        <w:t>Обзор работ делаю параллельно с пробными выгрузками, чтобы план не зависел от источника, у которого нет нужной истории.</w:t>
+        <w:t>На первом этапе нужно превратить общую идею в задачу с понятными границами. Обзор литературы и короткая проверка источников идут вместе: выбранный метод должен подходить к данным, которые реально получить.</w:t>
       </w:r>
     </w:p>
     <w:p>
@@ -77,7 +77,7 @@
         </w:numPr>
       </w:pPr>
       <w:r>
-        <w:t>Описать торговый сценарий: входные данные, действия, ограничения риска и то, что будет видно в интерфейсе.</w:t>
+        <w:t>Описать сценарий продукта: какие данные приходят, когда принимается решение, какие действия разрешены и что пользователь видит в интерфейсе.</w:t>
       </w:r>
     </w:p>
     <w:p>
@@ -89,7 +89,7 @@
         </w:numPr>
       </w:pPr>
       <w:r>
-        <w:t>Уточнить актив и рынок. Наметить несколько вариантов свечей и горизонтов, не выбирая один окончательно.</w:t>
+        <w:t>Подтвердить актив, рынок, горизонт прогноза и частоту расчётов. Сразу отделить обязательный результат от расширений.</w:t>
       </w:r>
     </w:p>
     <w:p>
@@ -101,7 +101,7 @@
         </w:numPr>
       </w:pPr>
       <w:r>
-        <w:t>Разобрать 5–8 близких работ: модели, фичи, способ проверки, расходы и ограничения. Дальше дополнять обзор по возникающим вопросам.</w:t>
+        <w:t>Изучить работы по финансовым временным рядам, торговым стратегиям и использованию разных источников информации. Для начала достаточно разобрать 5–8 близких работ подробно, расширяя список по мере необходимости.</w:t>
       </w:r>
     </w:p>
     <w:p>
@@ -113,7 +113,7 @@
         </w:numPr>
       </w:pPr>
       <w:r>
-        <w:t>Сделать пробные запросы к котировкам и дополнительным источникам. Проверить историю, частоту, задержки и возможность получать данные после запуска сервиса.</w:t>
+        <w:t>Сопоставить способы проверки в этих работах: временное разбиение, торговые издержки, базовые стратегии и риск переобучения.</w:t>
       </w:r>
     </w:p>
     <w:p>
@@ -125,7 +125,7 @@
         </w:numPr>
       </w:pPr>
       <w:r>
-        <w:t>Выбрать один–два дополнения для первой версии. Кандидаты — новости, соцсети и ончейн-данные; состав зависит от доступности и качества, а не от заранее выбранного главного источника.</w:t>
+        <w:t>Проверить небольшие выгрузки из потенциальных источников: доступность, покрытие истории, частоту и задержку публикации.</w:t>
       </w:r>
     </w:p>
     <w:p>
@@ -137,12 +137,17 @@
         </w:numPr>
       </w:pPr>
       <w:r>
-        <w:t>Уточнить сроки кафедры и требования к инфраструктуре и оформлению. Отделить обязательные функции от расширений.</w:t>
+        <w:t>Получить актуальные требования кафедры, сроки сдачи и требования к инфраструктуре. Сопоставить их с предлагаемым объёмом разработки.</w:t>
       </w:r>
     </w:p>
     <w:p>
       <w:r>
-        <w:t>Покажу руководителю постановку, первые выгрузки и список работ. После этого должно быть понятно, что собираем в первую очередь и какие ограничения у данных. Во введении уже можно описать цель и задачи.</w:t>
+        <w:t>По итогам подготовлю краткую постановку, таблицу разобранных работ и список источников с предварительной оценкой доступности. Во введении появятся цель, задачи и описание ожидаемого продукта.</w:t>
+      </w:r>
+    </w:p>
+    <w:p>
+      <w:r>
+        <w:t>Этап завершён, когда определены параметры первой версии и есть хотя бы один подходящий источник рыночной истории. С руководителем согласуются тема и границы. Дальше начинается сбор конкретного датасета, а обзор остаётся рабочим материалом и дополняется при появлении новых вопросов.</w:t>
       </w:r>
     </w:p>
     <w:p>
@@ -151,12 +156,12 @@
         <w:pageBreakBefore w:val="0"/>
       </w:pPr>
       <w:r>
-        <w:t>Этап 2 Собрать данные и первые фичи</w:t>
+        <w:t>Этап 2 Рыночные данные и воспроизводимая подготовка</w:t>
       </w:r>
     </w:p>
     <w:p>
       <w:r>
-        <w:t>Сразу готовлю данные для бустинга: котировки, объёмы и выбранные дополнения. Не откладываю новые источники до позднего этапа. Если один из них задерживается, собираю остальной пайплайн параллельно и отмечаю, чего пока нет.</w:t>
+        <w:t>Первый датасет нужен для работающей базы. Начну с котировок и объёмов, чтобы получить полный путь от исходных записей до торговой проверки без зависимости от дополнительных поставщиков.</w:t>
       </w:r>
     </w:p>
     <w:p>
@@ -168,7 +173,7 @@
         </w:numPr>
       </w:pPr>
       <w:r>
-        <w:t>Загрузить историю цен и объёмов. Выбрать достаточно мелкую доступную свечу, из которой можно собрать намеченные таймфреймы. Сохранить исходные файлы и параметры запросов.</w:t>
+        <w:t>Выгрузить доступную историю свечей. Период выбрать по покрытию источника и наличию разных рыночных условий; точные даты сохранить в настройках.</w:t>
       </w:r>
     </w:p>
     <w:p>
@@ -180,7 +185,7 @@
         </w:numPr>
       </w:pPr>
       <w:r>
-        <w:t>Проверить UTC, сортировку, дубликаты, пропуски и подозрительные значения. Описать, какие участки исключены и почему.</w:t>
+        <w:t>Сохранить исходные файлы и параметры запросов. Привести время к UTC, проверить сортировку, дубликаты, пропуски и подозрительные значения.</w:t>
       </w:r>
     </w:p>
     <w:p>
@@ -192,7 +197,7 @@
         </w:numPr>
       </w:pPr>
       <w:r>
-        <w:t>Добавить первые дополнительные данные. Для текстов убрать дубликаты и получить числовые фичи, например тональность и активность публикаций. Для остальных источников проверить определения и единицы показателей.</w:t>
+        <w:t>Описать правила обработки: какие интервалы исключаются, как обрабатываются пропуски и какие исправления допустимы.</w:t>
       </w:r>
     </w:p>
     <w:p>
@@ -204,7 +209,7 @@
         </w:numPr>
       </w:pPr>
       <w:r>
-        <w:t>Свести источники по времени фактической доступности. Не подставлять в прошлое опубликованные позже значения и не считать редкие обновления независимыми наблюдениями на каждой свече.</w:t>
+        <w:t>Рассчитать начальные признаки: лаги доходности, скользящие статистики, волатильность, изменения объёма и небольшой набор технических индикаторов.</w:t>
       </w:r>
     </w:p>
     <w:p>
@@ -216,7 +221,7 @@
         </w:numPr>
       </w:pPr>
       <w:r>
-        <w:t>Рассчитать лаги доходности, волатильность, изменения объёма, индикаторы и дополнительные фичи. Таймфрейм, окна расчёта и горизонт ответа вынести в настройки, указав их в свечах и в реальном времени.</w:t>
+        <w:t>Сформировать целевую переменную. Для стартовой классификации — знак доходности за следующие сутки; будущие значения используются только как ответ для обучения, а не как вход модели.</w:t>
       </w:r>
     </w:p>
     <w:p>
@@ -228,12 +233,17 @@
         </w:numPr>
       </w:pPr>
       <w:r>
-        <w:t>Собрать повторяемую подготовку датасета и проверки лагов. Будущая доходность используется как ответ, но не как вход модели. Большие данные и ключи не попадают в Git.</w:t>
+        <w:t>Вынести загрузку и расчёты в повторяемый пайплайн, сохранить версию датасета и добавить проверки временных лагов.</w:t>
       </w:r>
     </w:p>
     <w:p>
       <w:r>
-        <w:t>Нужен датасет, который можно пересобрать для разных временных настроек. Для каждой колонки должно быть понятно, откуда она появилась и когда была доступна. По этой версии начну главу о данных.</w:t>
+        <w:t>На выходе получатся исходная история, подготовленная таблица признаков и ответов, описание колонок и команда повторного получения данных. Большие файлы будут храниться отдельно от Git, а код и настройки — в репозитории.</w:t>
+      </w:r>
+    </w:p>
+    <w:p>
+      <w:r>
+        <w:t>К следующему этапу перейду, когда датасет можно пересобрать и объяснить происхождение каждой колонки. Строки, для которых нет полной истории признаков или будущего ответа, не должны незаметно попадать в расчёты. Главу о данных начну писать по этой версии, позже добавляя новые источники.</w:t>
       </w:r>
     </w:p>
     <w:p>
@@ -242,12 +252,12 @@
         <w:pageBreakBefore w:val="0"/>
       </w:pPr>
       <w:r>
-        <w:t>Этап 3 Собрать первый запуск бустинга и бэктест</w:t>
+        <w:t>Этап 3 Первый бэктест и правила проверки</w:t>
       </w:r>
     </w:p>
     <w:p>
       <w:r>
-        <w:t>Здесь нужен полный цикл: данные → фичи → бустинг → сигнал → сделка → отчёт. Начальную конфигурацию выбираю ради быстрой проверки связности, а не потому, что уже считаю её лучшей. Этапы 2 и 3 частично идут параллельно.</w:t>
+        <w:t>Теперь нужно получить исходный результат, с которым можно сравнивать улучшения. Поэтому до сложных моделей соберу простой симулятор торговли и зафиксирую методику экспериментов.</w:t>
       </w:r>
     </w:p>
     <w:p>
@@ -259,7 +269,7 @@
         </w:numPr>
       </w:pPr>
       <w:r>
-        <w:t>Разделить историю по времени на обучение, валидацию и отложенный финальный тест. При пересечении горизонтов ответов исключить утечки через границы выборок.</w:t>
+        <w:t>Разделить историю по времени на обучение, валидацию и отдельный финальный тест. Для оценки устойчивости задать несколько последовательных окон. При пересечении горизонтов ответов предусмотреть временные разрывы.</w:t>
       </w:r>
     </w:p>
     <w:p>
@@ -271,7 +281,7 @@
         </w:numPr>
       </w:pPr>
       <w:r>
-        <w:t>Проверить подготовку на коротких примерах. При необходимости сделать технический запуск простой модели, не превращая его в отдельное исследование.</w:t>
+        <w:t>Реализовать учёт денег, количества актива, заявок и сделок. Описать начальный капитал, допустимые действия и способ оценки портфеля.</w:t>
       </w:r>
     </w:p>
     <w:p>
@@ -283,7 +293,7 @@
         </w:numPr>
       </w:pPr>
       <w:r>
-        <w:t>Обучить градиентный бустинг, например CatBoost, на первых рыночных и дополнительных фичах. Сохранить прогнозы, настройки и версию данных.</w:t>
+        <w:t>Добавить простую техническую стратегию, удержание актива и вариант без торговли. Они станут ориентирами по доходности и риску.</w:t>
       </w:r>
     </w:p>
     <w:p>
@@ -295,7 +305,7 @@
         </w:numPr>
       </w:pPr>
       <w:r>
-        <w:t>Реализовать деньги, позиции и сделки. Описать момент появления сигнала, следующую доступную цену исполнения, задержку, комиссию, спред и проскальзывание.</w:t>
+        <w:t>Задать модель исполнения: после какого момента доступен сигнал, по какой следующей доступной цене проходит сделка, как учитываются задержка, комиссия, спред и проскальзывание.</w:t>
       </w:r>
     </w:p>
     <w:p>
@@ -307,7 +317,7 @@
         </w:numPr>
       </w:pPr>
       <w:r>
-        <w:t>Подключить прогноз к предварительным правилам входа и выхода. Добавить удержание актива, отсутствие торговли и техническую стратегию как ориентиры, а не как главные модели работы.</w:t>
+        <w:t>Подготовить общий отчёт: кривая стоимости портфеля, доходность после расходов, максимальная просадка, коэффициент Шарпа, оборот, экспозиция и число сделок.</w:t>
       </w:r>
     </w:p>
     <w:p>
@@ -319,12 +329,17 @@
         </w:numPr>
       </w:pPr>
       <w:r>
-        <w:t>Проверить расчёт портфеля вручную на нескольких сделках. Собрать прогнозные метрики, кривую капитала, доходность после расходов, просадку, Шарп, оборот и число сделок.</w:t>
+        <w:t>Проверить симулятор на коротких примерах с заранее понятным результатом: покупка и продажа, комиссия, нехватка средств, повторная заявка и выход из позиции.</w:t>
       </w:r>
     </w:p>
     <w:p>
       <w:r>
-        <w:t>Результат — воспроизводимый запуск бустинга с бэктестом. Если расчёты не сходятся или есть утечка, сначала исправляю их. Когда цикл работает, появляется содержательная отправная точка для экспериментов.</w:t>
+        <w:t>После этого появится первый работающий бэктест и файл с правилами будущих сравнений. В нём будут даты выборок, допущения исполнения, метрики и ограничения. Конкретные расходы нужно обосновать условиями выбранной площадки и дополнить проверкой чувствительности.</w:t>
+      </w:r>
+    </w:p>
+    <w:p>
+      <w:r>
+        <w:t>Условие перехода дальше — понятный расчёт портфеля и воспроизводимый отчёт для базовых стратегий. Все следующие модели используют этот же механизм проверки. Если изменить его позднее, связанные сравнения нужно пересчитать; иначе прирост нельзя будет приписать модели или новым данным.</w:t>
       </w:r>
     </w:p>
     <w:p>
@@ -333,12 +348,12 @@
         <w:pageBreakBefore w:val="0"/>
       </w:pPr>
       <w:r>
-        <w:t>Этап 4 Подобрать временные настройки</w:t>
+        <w:t>Этап 4 Модели на базовом наборе данных</w:t>
       </w:r>
     </w:p>
     <w:p>
       <w:r>
-        <w:t>Проверю, на каком масштабе имеет смысл развивать подход. Не фиксирую часовик или сутки заранее: модель и фичи могут работать на другом интервале.</w:t>
+        <w:t>На этом этапе проверю, может ли машинное обучение улучшить результат уже собранной системы. Набор данных и условия бэктеста пока остаются общими, чтобы различия можно было связать с методом прогнозирования.</w:t>
       </w:r>
     </w:p>
     <w:p>
@@ -350,7 +365,7 @@
         </w:numPr>
       </w:pPr>
       <w:r>
-        <w:t>Наметить ограниченную сетку, например свечи 15 минут, час, 4 часа и день. Список уточнить по покрытию данных и стоимости расчётов.</w:t>
+        <w:t>Обучить простую модель, например логистическую регрессию, затем градиентный бустинг. Модель последовательностей добавлять только при достаточном объёме данных и времени на полноценное сравнение.</w:t>
       </w:r>
     </w:p>
     <w:p>
@@ -362,7 +377,7 @@
         </w:numPr>
       </w:pPr>
       <w:r>
-        <w:t>Для каждого таймфрейма проверить совместимые горизонты прогноза и окна фичей. Учитывать глубину истории в календарном времени: 24 часовые свечи и 24 дневные свечи — разные условия.</w:t>
+        <w:t>Настраивать нормализацию, отбор признаков и остальные обучаемые преобразования только на разрешённых участках. Не использовать финальный тест для выбора.</w:t>
       </w:r>
     </w:p>
     <w:p>
@@ -374,7 +389,7 @@
         </w:numPr>
       </w:pPr>
       <w:r>
-        <w:t>Проверить длину обучающей истории, скользящее или расширяющееся окно и частоту переобучения.</w:t>
+        <w:t>Сравнить прогнозы по логарифмической потере, оценке Брайера и ROC AUC. Проверить калибровку вероятностей, если уверенность будет влиять на сделки.</w:t>
       </w:r>
     </w:p>
     <w:p>
@@ -386,7 +401,7 @@
         </w:numPr>
       </w:pPr>
       <w:r>
-        <w:t>Сначала сделать широкий, но недорогой поиск с бустингом, затем подробнее настроить перспективные связки. Не перебирать сразу все комбинации источников, моделей и окон.</w:t>
+        <w:t>Подключить прогнозы к одним и тем же предварительным торговым правилам. Посмотреть отдельно на качество прогноза и на результат торговли.</w:t>
       </w:r>
     </w:p>
     <w:p>
@@ -398,7 +413,7 @@
         </w:numPr>
       </w:pPr>
       <w:r>
-        <w:t>Подбирать настройки внутри обучающих и валидационных периодов. Сравнивать кандидатов на общих следующих календарных отрезках, которые не участвовали в их настройке. Финальный тест всё ещё остаётся закрытым.</w:t>
+        <w:t>Ограничить число подбираемых конфигураций и сохранять все запуски, включая неудачные. Для каждого указать версию данных, коммит, параметры и отчёт.</w:t>
       </w:r>
     </w:p>
     <w:p>
@@ -410,12 +425,17 @@
         </w:numPr>
       </w:pPr>
       <w:r>
-        <w:t>Сохранить все запуски, проверить разброс по последовательным периодам и выбрать несколько связок для продолжения, а не один случайно лучший результат.</w:t>
+        <w:t>Проверить разброс результатов по временным окнам и выбрать базовую модель для следующего этапа.</w:t>
       </w:r>
     </w:p>
     <w:p>
       <w:r>
-        <w:t>Общими остаются периоды оценки, правила исполнения и учёт расходов. Окна обучения и фичей могут отличаться, если их выбирали без подсматривания в оценочный период. При большом числе попыток учитываю риск случайного выигрыша. В отчёте покажу проверенные настройки и основания для выбора.</w:t>
+        <w:t>Результат — таблица моделей, их прогнозных и торговых показателей и объяснение выбора. Если более сложный метод не даёт убедительного улучшения, в дальнейшую работу пойдёт более простое решение.</w:t>
+      </w:r>
+    </w:p>
+    <w:p>
+      <w:r>
+        <w:t>Этот этап заканчивается выбором базовой конфигурации без просмотра финального теста. Именно с ней будут сравниваться дополнительные признаки. В экспериментальной главе появится первая содержательная часть: условия сравнения, полученные результаты и ограничения.</w:t>
       </w:r>
     </w:p>
     <w:p>
@@ -424,12 +444,17 @@
         <w:pageBreakBefore w:val="0"/>
       </w:pPr>
       <w:r>
-        <w:t>Этап 5 Развивать модели и проверять вклад фичей</w:t>
+        <w:t>Этап 5 Дополнительные источники и вклад признаков</w:t>
       </w:r>
     </w:p>
     <w:p>
       <w:r>
-        <w:t>Дополнительные источники уже есть в стартовой модели. Здесь расширяю и проверяю набор, а не подключаю его впервые. Если новая фича меняет картину, возвращаюсь к временным настройкам на валидации.</w:t>
+        <w:t>К этому моменту уже есть рабочая база. Теперь можно проверить, какой информации ей не хватает и оправдывает ли улучшение сложность сбора новых данных.</w:t>
+      </w:r>
+    </w:p>
+    <w:p>
+      <w:r>
+        <w:t>Кандидаты — новости, публикации в соцсетях и ончейн-данные. Для текстов можно исследовать тональность и активность обсуждений, для блокчейна — переводы, транзакции и сетевые показатели. Состав первого расширения определю по доступности истории, понятности показателей и возможности получать их после запуска.</w:t>
       </w:r>
     </w:p>
     <w:p>
@@ -441,7 +466,7 @@
         </w:numPr>
       </w:pPr>
       <w:r>
-        <w:t>Сравнить варианты бустинга и его настройки. Другие модели добавлять с гипотезой: какую особенность данных они должны лучше учитывать.</w:t>
+        <w:t>Выбрать один–два источника для первого сравнения. Зафиксировать определения показателей, частоту, задержку публикации и возможные пересмотры истории.</w:t>
       </w:r>
     </w:p>
     <w:p>
@@ -453,7 +478,7 @@
         </w:numPr>
       </w:pPr>
       <w:r>
-        <w:t>Добавлять новые фичи и источники по очереди. Сначала проверять качество и время доступности, затем запускать сравнение.</w:t>
+        <w:t>Добавить загрузку и обработку к существующему пайплайну. Для текстов сохранить время публикации, удалить дубликаты и получить выбранные числовые признаки.</w:t>
       </w:r>
     </w:p>
     <w:p>
@@ -465,7 +490,7 @@
         </w:numPr>
       </w:pPr>
       <w:r>
-        <w:t>Отключать группы фичей в объединённой модели и сравнивать рыночный набор с расширенным. Важность признака сама по себе не доказывает пользу источника.</w:t>
+        <w:t>Объединить записи по времени фактической доступности. Редко обновляемое значение может сохраняться между публикациями, но не считается новым независимым наблюдением.</w:t>
       </w:r>
     </w:p>
     <w:p>
@@ -477,7 +502,7 @@
         </w:numPr>
       </w:pPr>
       <w:r>
-        <w:t>При разном покрытии сравнивать варианты на общем участке. Различать вклад группы при прочих равных и результат заново настроенной связки.</w:t>
+        <w:t>Сравнить базовый набор с добавлением каждого источника и их сочетаний. При сокращении общей истории пересчитать базовую модель на том же участке.</w:t>
       </w:r>
     </w:p>
     <w:p>
@@ -489,7 +514,7 @@
         </w:numPr>
       </w:pPr>
       <w:r>
-        <w:t>Повторить ключевые сравнения на нескольких перспективных таймфреймах. Проверить, не теряется ли полезный источник из-за масштаба, на котором он не успевает обновляться.</w:t>
+        <w:t>Использовать одинаковые временные окна, сопоставимый бюджет настройки и общий бэктест. Отдельно оценить устойчивость прироста; при необходимости использовать блочный бутстрэп.</w:t>
       </w:r>
     </w:p>
     <w:p>
@@ -501,12 +526,17 @@
         </w:numPr>
       </w:pPr>
       <w:r>
-        <w:t>Использовать сопоставимый бюджет настройки, общий механизм бэктеста и периоды оценки. Смотреть на устойчивость, качество прогноза и торговлю после расходов, а не только на лучший запуск.</w:t>
+        <w:t>Удалять группы признаков из объединённой модели, чтобы понять их вклад. Сохранить не только лучший запуск, но и общую картину результатов.</w:t>
       </w:r>
     </w:p>
     <w:p>
       <w:r>
-        <w:t>Выберу модель, фичи и временные настройки для ядра. Для каждого оставленного источника должно быть понятно, чем оправданы его сбор и поддержка. Неудачные эксперименты тоже сохраняю: они нужны для выводов и помогают не повторять одни и те же попытки.</w:t>
+        <w:t>Итог — решение, какие данные оставить в продукте, а какие не оправдали себя или оказались слишком дорогими в поддержке. Причина выбора должна опираться на эксперименты и ограничения источника.</w:t>
+      </w:r>
+    </w:p>
+    <w:p>
+      <w:r>
+        <w:t>Следующий этап использует выбранную комбинацию данных и модели. Если расширение не помогло, можно продолжить с базовым набором: исследовательский вопрос всё равно получает ответ. В тексте ВКР этот этап оформляется как сравнение источников, а не как заранее доказанная польза одного из них.</w:t>
       </w:r>
     </w:p>
     <w:p>
@@ -515,12 +545,12 @@
         <w:pageBreakBefore w:val="0"/>
       </w:pPr>
       <w:r>
-        <w:t>Этап 6 Довести стратегию и провести итоговый тест</w:t>
+        <w:t>Этап 6 Торговая стратегия и итоговая оценка</w:t>
       </w:r>
     </w:p>
     <w:p>
       <w:r>
-        <w:t>Хороший прогноз ещё не задаёт полноценную стратегию. Здесь довожу правила работы с позицией и проверяю выбранное решение целиком.</w:t>
+        <w:t>До этого прогнозы сравнивались в общих условиях. Теперь выбранную модель нужно превратить в законченную стратегию и проверить весь подход на отложенной истории.</w:t>
       </w:r>
     </w:p>
     <w:p>
@@ -532,7 +562,7 @@
         </w:numPr>
       </w:pPr>
       <w:r>
-        <w:t>Описать вход, удержание, выход, размер позиции и поведение при недостаточно уверенном сигнале.</w:t>
+        <w:t>Определить, как вероятность прогноза задаёт целевую позицию: порог входа, условие удержания и условие выхода. Разные пороги входа и выхода можно проверить как способ сократить лишние переключения.</w:t>
       </w:r>
     </w:p>
     <w:p>
@@ -544,7 +574,7 @@
         </w:numPr>
       </w:pPr>
       <w:r>
-        <w:t>Добавить риск-лимиты и отказ от торговли при пропусках, устаревших данных или ошибках расчёта.</w:t>
+        <w:t>Выбрать способ расчёта объёма позиции. Зафиксировать лимиты капитала, допустимую просадку и поведение при нехватке средств или устаревших данных.</w:t>
       </w:r>
     </w:p>
     <w:p>
@@ -556,7 +586,7 @@
         </w:numPr>
       </w:pPr>
       <w:r>
-        <w:t>Подобрать торговые параметры на валидации. Для стопов и целей описать неоднозначные свечи, внутри которых могли сработать оба условия.</w:t>
+        <w:t>Настроить торговые параметры на валидации. Если используются стоп и цель, описать обработку свечи, внутри которой могли сработать оба условия.</w:t>
       </w:r>
     </w:p>
     <w:p>
@@ -568,7 +598,7 @@
         </w:numPr>
       </w:pPr>
       <w:r>
-        <w:t>Проверить чувствительность к комиссиям, задержкам и проскальзыванию. Сопоставить результат с ориентирами на тех же периодах.</w:t>
+        <w:t>Проверить чувствительность к расходам, задержкам и параметрам. Сопоставить доходность с риском и временем в позиции, а не выбирать конфигурацию только по максимальной прибыли.</w:t>
       </w:r>
     </w:p>
     <w:p>
@@ -580,7 +610,7 @@
         </w:numPr>
       </w:pPr>
       <w:r>
-        <w:t>Зафиксировать данные, фичи, таймфрейм, модель, правила переобучения и торговли. После этого открыть отложенный финальный тест для итоговой оценки.</w:t>
+        <w:t>Зафиксировать модель, признаки, правила, расходы и график переобучения, если он нужен. После этого выполнить оценку на финальном тесте без дополнительного подбора.</w:t>
       </w:r>
     </w:p>
     <w:p>
@@ -592,12 +622,17 @@
         </w:numPr>
       </w:pPr>
       <w:r>
-        <w:t>Подготовить отчёт с результатами и ограничениями. Если тест оказался слабым, отразить это в выводах, а не продолжать подбор на этом же участке.</w:t>
+        <w:t>Сравнить результат с исходными стратегиями, разобрать удачные и неудачные периоды и указать неопределённость выводов.</w:t>
       </w:r>
     </w:p>
     <w:p>
       <w:r>
-        <w:t>В сервис переношу проверенную версию. Если устойчивого преимущества нет, бумажный запуск позволяет проверить техническую часть, но не становится основанием для реальных сделок.</w:t>
+        <w:t>Результат — спецификация стратегии, выбранная модель и итоговый отчёт. В отчёте отдельно показано, что дали обучение, дополнительные данные и настройка торговых правил, насколько это можно установить из проведённых сравнений.</w:t>
+      </w:r>
+    </w:p>
+    <w:p>
+      <w:r>
+        <w:t>На этом этапе исследовательский выбор завершается. Если финальный результат оказался слабее валидационного, это отражается в выводах; подстройка под тот же тест не превращается в новую независимую проверку. В сервис передаётся зафиксированная версия с известными ограничениями.</w:t>
       </w:r>
     </w:p>
     <w:p>
@@ -606,12 +641,12 @@
         <w:pageBreakBefore w:val="0"/>
       </w:pPr>
       <w:r>
-        <w:t>Этап 7 Собрать сервис и запустить бумажную торговлю</w:t>
+        <w:t>Этап 7 Сервис и бумажная торговля</w:t>
       </w:r>
     </w:p>
     <w:p>
       <w:r>
-        <w:t>Переношу пайплайн в приложение. Код загрузки, фичей и стратегии использую повторно, чтобы сервис и бэктест не жили по разным правилам.</w:t>
+        <w:t>Исследовательские функции загрузки, признаков и бэктеста уже существуют. Теперь нужно обеспечить регулярную работу, сохранение состояния и наблюдение за системой.</w:t>
       </w:r>
     </w:p>
     <w:p>
@@ -623,7 +658,7 @@
         </w:numPr>
       </w:pPr>
       <w:r>
-        <w:t>Собрать цикл по расписанию: обновить данные, проверить свежесть, рассчитать фичи и прогноз, принять решение и проверить риск.</w:t>
+        <w:t>Собрать рабочий цикл по расписанию: получить данные, проверить их свежесть, рассчитать признаки, загрузить модель, получить прогноз и выбрать действие.</w:t>
       </w:r>
     </w:p>
     <w:p>
@@ -635,7 +670,7 @@
         </w:numPr>
       </w:pPr>
       <w:r>
-        <w:t>Подключить виртуальный счёт и хранение состояния. Повторный запуск не должен создавать повторную сделку, а перезапуск — терять позицию.</w:t>
+        <w:t>Подключить риск-контроль, симуляцию исполнения и учёт портфеля. Каждая операция должна иметь идентификатор, чтобы повторный запуск не создавал вторую сделку.</w:t>
       </w:r>
     </w:p>
     <w:p>
@@ -647,7 +682,7 @@
         </w:numPr>
       </w:pPr>
       <w:r>
-        <w:t>Сохранять версию модели, прогноз, действие, причины отказа, заявки и исполнение. Подготовить API и небольшой интерфейс с позициями, сделками, капиталом и ошибками.</w:t>
+        <w:t>Сохранять время расчёта, версию модели, прогноз, решение, причину отказа, заявку и результат исполнения. Состояние портфеля восстанавливать после перезапуска.</w:t>
       </w:r>
     </w:p>
     <w:p>
@@ -659,7 +694,7 @@
         </w:numPr>
       </w:pPr>
       <w:r>
-        <w:t>Добавить контейнерный запуск, тесты и инструкцию. Подобрать хранение и мониторинг под частоту работы и требования кафедры.</w:t>
+        <w:t>Добавить API и компактный интерфейс с позициями, сделками, кривой капитала и ошибками. Подготовить контейнерный запуск и инструкцию.</w:t>
       </w:r>
     </w:p>
     <w:p>
@@ -671,7 +706,7 @@
         </w:numPr>
       </w:pPr>
       <w:r>
-        <w:t>Проверить сбои API, пропуски, повторы и восстановление после остановки. На одинаковых входах сопоставить решения сервиса с бэктестом.</w:t>
+        <w:t>Проверить сбои API, пропуски, устаревшие данные, повторные интервалы, превышение лимита и восстановление после остановки. Сравнить решения приложения и бэктеста на одинаковых входах.</w:t>
       </w:r>
     </w:p>
     <w:p>
@@ -683,17 +718,22 @@
         </w:numPr>
       </w:pPr>
       <w:r>
-        <w:t>Провести две–три недели бумажной торговли. Сохранять ошибки и задержки; каждое изменение модели или правил отмечать новой версией.</w:t>
+        <w:t>Запустить бумажную торговлю на новых данных на две–три недели. Сохранять результаты и задержки; изменения модели или правил оформлять новой версией.</w:t>
       </w:r>
     </w:p>
     <w:p>
       <w:r>
-        <w:t>Покажу сервис и журнал наблюдения. Этот запуск проверяет прежде всего надёжность: нескольких недель может не хватить для выводов о доходности, особенно при редких сделках.</w:t>
+        <w:t>Технологии подбираются под эти задачи: Python и библиотеки анализа для расчётов, MLflow для экспериментов, DVC или аналогичное хранилище для версий данных, база для состояния, API и простой интерфейс. Конкретные инструменты и требования к оркестрации согласуются с кафедрой. Нагрузочная проверка должна соответствовать реальному числу активов и частоте обновления.</w:t>
       </w:r>
     </w:p>
     <w:p>
       <w:r>
-        <w:t>После ядра можно добавить ассистента поверх API и журнала: просмотр результатов, объяснение решений и обсуждение неуверенных сигналов. Он не должен обходить риск-лимиты. Подключение реальной биржи остаётся отдельным решением.</w:t>
+        <w:t>Результат — запускаемый сервис и журнал его работы. Короткое наблюдение проверяет надёжность и выявляет расхождения с исторической симуляцией; для выводов о доходности оно рассматривается вместе с длительностью и числом сделок.</w:t>
+      </w:r>
+    </w:p>
+    <w:p>
+      <w:r>
+        <w:t>Ассистента можно добавить после готовности этого цикла. Он получает факты из API и журнала, показывает результаты и объясняет решения. Подтверждение пользователем спорного сигнала не должно обходить ограничения риска. Реальное исполнение остаётся отдельным расширением.</w:t>
       </w:r>
     </w:p>
     <w:p>
@@ -702,17 +742,17 @@
         <w:pageBreakBefore w:val="0"/>
       </w:pPr>
       <w:r>
-        <w:t>Этап 8 Собрать текст и подготовить защиту</w:t>
+        <w:t>Этап 8 Текст ВКР и подготовка защиты</w:t>
       </w:r>
     </w:p>
     <w:p>
       <w:r>
-        <w:t>Текст пишу по ходу работы: введение и обзор после постановки, данные и методику после первых запусков, эксперименты по мере сравнения моделей. В конце свожу результаты, описываю сервис и готовлю демо.</w:t>
+        <w:t>Текст ведётся по ходу работы. После постановки появляются введение и обзор, после датасета — описание данных, после базового бэктеста — методика. Затем добавляются эксперименты, стратегия, реализация и проверка сервиса.</w:t>
       </w:r>
     </w:p>
     <w:p>
       <w:r>
-        <w:t>Предварительная структура: введение; обзор; задача и данные; методика; эксперименты с моделями, фичами и временными настройками; стратегия; реализация и проверка сервиса; выводы и ограничения. Оформление приведу к требованиям кафедры.</w:t>
+        <w:t>Предлагаемая структура работы: введение; обзор подходов и аналогов; постановка задачи и данные; методика экспериментов; модели и торговая стратегия; программная реализация; результаты и ограничения; заключение, источники и приложения. Состав глав приводится к требованиям кафедры.</w:t>
       </w:r>
     </w:p>
     <w:p>
@@ -724,7 +764,7 @@
         </w:numPr>
       </w:pPr>
       <w:r>
-        <w:t>Сохранять таблицы и графики вместе с версиями кода, данных и настроек. Переносить в текст результаты, которые можно повторить и объяснить.</w:t>
+        <w:t>На каждом этапе сохранять итоговые таблицы, рисунки и решения рядом с версией кода и данных. В текст переносить проверенные результаты, а не промежуточные догадки.</w:t>
       </w:r>
     </w:p>
     <w:p>
@@ -736,7 +776,7 @@
         </w:numPr>
       </w:pPr>
       <w:r>
-        <w:t>Разделять качество прогноза, результат торговли и работоспособность приложения. Для каждого вывода указывать конкретную проверку.</w:t>
+        <w:t>Разделить в выводах качество прогнозов, торговый результат и техническую работоспособность. Связать каждый вывод с конкретным экспериментом или проверкой.</w:t>
       </w:r>
     </w:p>
     <w:p>
@@ -748,7 +788,7 @@
         </w:numPr>
       </w:pPr>
       <w:r>
-        <w:t>После наблюдения закончить главы о сервисе и результатах. Проверить ссылки, подписи, формулы и список литературы.</w:t>
+        <w:t>После бумажной торговли завершить главы о реализации и результатах. Проверить ссылки, формулы, подписи, список литературы и приложения.</w:t>
       </w:r>
     </w:p>
     <w:p>
@@ -760,7 +800,7 @@
         </w:numPr>
       </w:pPr>
       <w:r>
-        <w:t>Подготовить демо полного цикла и резервный запуск на сохранённых данных, чтобы защита не зависела от внешнего API.</w:t>
+        <w:t>Подготовить демонстрацию полного цикла и резервное воспроизведение на сохранённых данных. Защита не должна зависеть от доступности внешнего API.</w:t>
       </w:r>
     </w:p>
     <w:p>
@@ -772,12 +812,24 @@
         </w:numPr>
       </w:pPr>
       <w:r>
-        <w:t>Собрать презентацию, пройти предзащиту и внести правки. Проверить комплект сдачи и инструкцию запуска.</w:t>
+        <w:t>Собрать презентацию вокруг задачи, выбранного решения, проведённых сравнений и фактического результата. Подготовить ответы на вопросы об утечках, расходах и ограничениях.</w:t>
+      </w:r>
+    </w:p>
+    <w:p>
+      <w:pPr>
+        <w:pStyle w:val="ListNumber"/>
+        <w:numPr>
+          <w:ilvl w:val="0"/>
+          <w:numId w:val="17"/>
+        </w:numPr>
+      </w:pPr>
+      <w:r>
+        <w:t>Пройти предзащиту с руководителем, внести правки и проверить комплект сдачи.</w:t>
       </w:r>
     </w:p>
     <w:p>
       <w:r>
-        <w:t>К защите нужны текст, презентация, репозиторий с повторяемыми ключевыми экспериментами и рабочее демо. Нереализованные расширения явно отмечу, а не буду выдавать за готовые функции.</w:t>
+        <w:t>Этап завершён, когда готовы текст, презентация, репозиторий с инструкцией повторения ключевых результатов и проверенное демо. Если какая-то функция осталась за пределами первой версии, это должно быть явно указано и в тексте, и в интерфейсе демонстрации.</w:t>
       </w:r>
     </w:p>
     <w:p>
@@ -786,12 +838,12 @@
         <w:pageBreakBefore w:val="0"/>
       </w:pPr>
       <w:r>
-        <w:t>Примерный календарь</w:t>
+        <w:t>Календарь и зависимости этапов</w:t>
       </w:r>
     </w:p>
     <w:p>
       <w:r>
-        <w:t>Ориентир — 16 рабочих недель. Это оценка объёма, а не обещание точных дат. Данные, бустинг и бэктест собираются в одном рабочем цикле.</w:t>
+        <w:t>Ориентир — 16 рабочих недель. Это плановая оценка; календарные даты появятся после получения сроков кафедры. Строки с пересекающимися неделями обозначают параллельную работу, прежде всего обзор, разработку и текст.</w:t>
       </w:r>
     </w:p>
     <w:tbl>
@@ -869,7 +921,7 @@
                 <w:b/>
                 <w:sz w:val="19"/>
               </w:rPr>
-              <w:t>Что делаю</w:t>
+              <w:t>Работа</w:t>
             </w:r>
           </w:p>
         </w:tc>
@@ -900,7 +952,7 @@
                 <w:b/>
                 <w:sz w:val="19"/>
               </w:rPr>
-              <w:t>Что показываю</w:t>
+              <w:t>Результат для перехода дальше</w:t>
             </w:r>
           </w:p>
         </w:tc>
@@ -967,7 +1019,7 @@
                 <w:b w:val="0"/>
                 <w:sz w:val="19"/>
               </w:rPr>
-              <w:t>Уточняю задачу, читаю работы, проверяю источники</w:t>
+              <w:t>Постановка, обзор и проверка источников</w:t>
             </w:r>
           </w:p>
         </w:tc>
@@ -998,7 +1050,7 @@
                 <w:b w:val="0"/>
                 <w:sz w:val="19"/>
               </w:rPr>
-              <w:t>Постановка и пробные выгрузки</w:t>
+              <w:t>Зафиксированы задача и доступные данные</w:t>
             </w:r>
           </w:p>
         </w:tc>
@@ -1065,7 +1117,7 @@
                 <w:b w:val="0"/>
                 <w:sz w:val="19"/>
               </w:rPr>
-              <w:t>Собираю котировки, дополнения и первые фичи</w:t>
+              <w:t>Рыночная история и признаки</w:t>
             </w:r>
           </w:p>
         </w:tc>
@@ -1096,7 +1148,7 @@
                 <w:b w:val="0"/>
                 <w:sz w:val="19"/>
               </w:rPr>
-              <w:t>Датасет с настраиваемыми окнами</w:t>
+              <w:t>Датасет можно пересобрать</w:t>
             </w:r>
           </w:p>
         </w:tc>
@@ -1132,7 +1184,7 @@
                 <w:b w:val="0"/>
                 <w:sz w:val="19"/>
               </w:rPr>
-              <w:t>3–4</w:t>
+              <w:t>4</w:t>
             </w:r>
           </w:p>
         </w:tc>
@@ -1163,7 +1215,7 @@
                 <w:b w:val="0"/>
                 <w:sz w:val="19"/>
               </w:rPr>
-              <w:t>Связываю бустинг и бэктест</w:t>
+              <w:t>Базовый бэктест и методика</w:t>
             </w:r>
           </w:p>
         </w:tc>
@@ -1194,7 +1246,7 @@
                 <w:b w:val="0"/>
                 <w:sz w:val="19"/>
               </w:rPr>
-              <w:t>Первый полный запуск и отчёт</w:t>
+              <w:t>Проверены учёт портфеля и правила сравнения</w:t>
             </w:r>
           </w:p>
         </w:tc>
@@ -1230,7 +1282,7 @@
                 <w:b w:val="0"/>
                 <w:sz w:val="19"/>
               </w:rPr>
-              <w:t>4–6</w:t>
+              <w:t>5–6</w:t>
             </w:r>
           </w:p>
         </w:tc>
@@ -1261,7 +1313,7 @@
                 <w:b w:val="0"/>
                 <w:sz w:val="19"/>
               </w:rPr>
-              <w:t>Подбираю таймфреймы, горизонты и окна</w:t>
+              <w:t>Модели на базовом наборе</w:t>
             </w:r>
           </w:p>
         </w:tc>
@@ -1292,7 +1344,7 @@
                 <w:b w:val="0"/>
                 <w:sz w:val="19"/>
               </w:rPr>
-              <w:t>Сравнение временных настроек</w:t>
+              <w:t>Выбрана исходная модель</w:t>
             </w:r>
           </w:p>
         </w:tc>
@@ -1328,7 +1380,7 @@
                 <w:b w:val="0"/>
                 <w:sz w:val="19"/>
               </w:rPr>
-              <w:t>6–8</w:t>
+              <w:t>7–8</w:t>
             </w:r>
           </w:p>
         </w:tc>
@@ -1359,7 +1411,7 @@
                 <w:b w:val="0"/>
                 <w:sz w:val="19"/>
               </w:rPr>
-              <w:t>Развиваю модели и фичи, проверяю вклад источников</w:t>
+              <w:t>Дополнительные источники</w:t>
             </w:r>
           </w:p>
         </w:tc>
@@ -1390,7 +1442,7 @@
                 <w:b w:val="0"/>
                 <w:sz w:val="19"/>
               </w:rPr>
-              <w:t>Сравнения и выбранные связки</w:t>
+              <w:t>Обоснован состав данных для продукта</w:t>
             </w:r>
           </w:p>
         </w:tc>
@@ -1457,7 +1509,7 @@
                 <w:b w:val="0"/>
                 <w:sz w:val="19"/>
               </w:rPr>
-              <w:t>Довожу стратегию и провожу финальный тест</w:t>
+              <w:t>Стратегия и финальный тест</w:t>
             </w:r>
           </w:p>
         </w:tc>
@@ -1488,7 +1540,7 @@
                 <w:b w:val="0"/>
                 <w:sz w:val="19"/>
               </w:rPr>
-              <w:t>Итоговая конфигурация и отчёт</w:t>
+              <w:t>Зафиксирован подход и получен итоговый отчёт</w:t>
             </w:r>
           </w:p>
         </w:tc>
@@ -1555,7 +1607,7 @@
                 <w:b w:val="0"/>
                 <w:sz w:val="19"/>
               </w:rPr>
-              <w:t>Собираю сервис и проверяю сбои</w:t>
+              <w:t>Сервис и технические проверки</w:t>
             </w:r>
           </w:p>
         </w:tc>
@@ -1586,7 +1638,7 @@
                 <w:b w:val="0"/>
                 <w:sz w:val="19"/>
               </w:rPr>
-              <w:t>Готовность к бумажной торговле</w:t>
+              <w:t>Готов запуск бумажной торговли</w:t>
             </w:r>
           </w:p>
         </w:tc>
@@ -1653,7 +1705,7 @@
                 <w:b w:val="0"/>
                 <w:sz w:val="19"/>
               </w:rPr>
-              <w:t>Наблюдаю за работой и заканчиваю текст</w:t>
+              <w:t>Наблюдение и завершение текста</w:t>
             </w:r>
           </w:p>
         </w:tc>
@@ -1684,7 +1736,7 @@
                 <w:b w:val="0"/>
                 <w:sz w:val="19"/>
               </w:rPr>
-              <w:t>Журнал и полный черновик ВКР</w:t>
+              <w:t>Есть журнал работы и полная рукопись</w:t>
             </w:r>
           </w:p>
         </w:tc>
@@ -1751,7 +1803,7 @@
                 <w:b w:val="0"/>
                 <w:sz w:val="19"/>
               </w:rPr>
-              <w:t>Предзащита, правки и подготовка демо</w:t>
+              <w:t>Предзащита, правки и сдача</w:t>
             </w:r>
           </w:p>
         </w:tc>
@@ -1782,7 +1834,7 @@
                 <w:b w:val="0"/>
                 <w:sz w:val="19"/>
               </w:rPr>
-              <w:t>Материалы сдачи и защиты</w:t>
+              <w:t>Подготовлены материалы защиты</w:t>
             </w:r>
           </w:p>
         </w:tc>
@@ -1795,7 +1847,12 @@
     </w:p>
     <w:p>
       <w:r>
-        <w:t>Этапы 4 и 5 могут повторяться: новая модель или фича иногда требует вернуться к настройкам на валидации. Финальный тест при этом закрыт. Если сроки сжимаются, сокращаю число новых гипотез и дополнительные функции, но сохраняю честную проверку и время на текст.</w:t>
+        <w:t>Критическая последовательность — проверенные данные, исправный бэктест, сравнение моделей, выбор стратегии, регулярное исполнение. Дополнительный источник не должен задерживать базовую версию: если его проверка затягивается, работа продолжается на уже доступной информации.</w:t>
+      </w:r>
+    </w:p>
+    <w:p>
+      <w:r>
+        <w:t>Запас времени распределяется внутри этапов и последней недели. При отставании первыми сокращаются число моделей, дополнительные источники и функции ассистента. Проверка на будущих данных, учёт расходов и подготовка текста сохраняются.</w:t>
       </w:r>
     </w:p>
     <w:p>
@@ -1804,22 +1861,27 @@
         <w:pageBreakBefore w:val="0"/>
       </w:pPr>
       <w:r>
-        <w:t>Где веду работу</w:t>
+        <w:t>Как руководитель будет следить за работой</w:t>
       </w:r>
     </w:p>
     <w:p>
       <w:r>
-        <w:t>В репозитории держу код, настройки, задачи и записи экспериментов. В Google Документах — план и отдельно текст ВКР. В STATUS коротко отмечаю текущую точку, в журнале прогресса — что изменилось и что делать дальше.</w:t>
+        <w:t>После каждого этапа показываю конкретный результат: постановку, датасет, базовый отчёт, сравнение моделей, выбранную стратегию, работающий сервис и материалы защиты. Вместе с ним фиксирую вывод, оставшиеся ограничения и то, что нужно решить до следующего этапа.</w:t>
       </w:r>
     </w:p>
     <w:p>
       <w:r>
-        <w:t>Раз в неделю обновляю статус. После заметного результата присылаю руководителю короткий апдейт со ссылкой на отчёт или запуск: что проверил, что получилось и какой следующий шаг. Не жду окончания этапа, если появился важный вопрос.</w:t>
+        <w:t>План в Google Документах описывает общий ход работы. Текст ВКР ведётся отдельно. В репозитории задачи связаны с этапами и результатами, STATUS показывает текущую точку, журнал прогресса — выполненные действия, а записи экспериментов — параметры и выводы отдельных запусков.</w:t>
       </w:r>
     </w:p>
     <w:p>
       <w:r>
-        <w:t>Сейчас готовы план и структура проекта. Данные ещё не собраны, моделей и торговых результатов нет. Ближайшая задача — пробные выгрузки и выбор первого набора данных для бустинга.</w:t>
+        <w:t>Раз в неделю обновляю статус короткой записью: что сделано, что получилось, что мешает и какой результат будет следующим. Сейчас готовы план и структура проекта; данные ещё не собраны, эксперименты и реализация не начаты.</w:t>
+      </w:r>
+    </w:p>
+    <w:p>
+      <w:r>
+        <w:t>Ближайший результат — согласованная постановка и пробные выгрузки. Для первой встречи подготовлю описание торгового сценария, параметры базовой версии, несколько разобранных работ и сведения о доступной истории. Это даст основание перейти к сбору датасета.</w:t>
       </w:r>
     </w:p>
     <w:p>
@@ -1835,7 +1897,7 @@
         </w:r>
       </w:hyperlink>
       <w:r>
-        <w:t xml:space="preserve"> . Для первых запросов рассматриваю архив Binance: </w:t>
+        <w:t xml:space="preserve"> . Отправные точки для проверки источников — архив Binance: </w:t>
       </w:r>
       <w:hyperlink r:id="rId11">
         <w:r>
@@ -1857,7 +1919,7 @@
         </w:r>
       </w:hyperlink>
       <w:r>
-        <w:t xml:space="preserve"> . Доступность и пригодность истории ещё нужно проверить.</w:t>
+        <w:t xml:space="preserve"> . Это кандидаты для пробных запросов; условия доступа и пригодность истории ещё предстоит проверить.</w:t>
       </w:r>
     </w:p>
     <w:sectPr>

--- a/docs/План_ВКР.docx
+++ b/docs/План_ВКР.docx
@@ -7,7 +7,7 @@
         <w:pStyle w:val="Title"/>
       </w:pPr>
       <w:r>
-        <w:t>План выполнения выпускной квалификационной работы</w:t>
+        <w:t>План работы над ВКР</w:t>
       </w:r>
     </w:p>
     <w:p>
@@ -16,7 +16,7 @@
         <w:pageBreakBefore w:val="0"/>
       </w:pPr>
       <w:r>
-        <w:t>Цель и логика работы</w:t>
+        <w:t>Цель и результат работы</w:t>
       </w:r>
     </w:p>
     <w:p>
@@ -26,32 +26,32 @@
     </w:p>
     <w:p>
       <w:r>
-        <w:t>Автор — Ярослав Следевский. План от 16 октября 2026 года. Формат — программная ВКР с исследовательской частью. Ниже описан предлагаемый ход работы; параметры первой версии и календарные даты согласуются с руководителем.</w:t>
+        <w:t>Автор — Ярослав Следевский. План от 16 октября 2026 года, обновлён после обсуждения 19 октября. Это программная ВКР с исследовательской частью. Сроки пока примерные, их нужно привязать к календарю кафедры.</w:t>
       </w:r>
     </w:p>
     <w:p>
       <w:r>
-        <w:t>Итоговый продукт — система, которая получает новые данные, рассчитывает прогноз, принимает решение по позиции и исполняет его с учётом ограничений риска. На защите нужно показать весь этот цикл, историю операций и результаты проверки стратегии.</w:t>
+        <w:t>Цель ВКР — разработать и проверить систему алгоритмической торговли криптовалютой. Система получает данные, рассчитывает прогноз, принимает решение по позиции, проверяет риск и исполняет решение. Первая версия работает на виртуальном счёте. Результат работы включает торговое ядро, сервис, воспроизводимые эксперименты и оценку ограничений выбранного подхода.</w:t>
       </w:r>
     </w:p>
     <w:p>
       <w:r>
-        <w:t>Работу построю вокруг постепенно развивающегося прототипа. Сначала получу простой бэктест на котировках. Затем проверю, что меняют модели машинного обучения и дополнительные данные. Выбранный подход перенесу в сервис и запущу на поступающей информации. Так исследование будет определять устройство продукта, а разработка — проверять, можно ли использовать исследовательский код в работе приложения.</w:t>
+        <w:t>Первые содержательные эксперименты строятся на сквозном пайплайне с бустингом и начальным набором фичей, в том числе из дополнительных источников. Простая модель при необходимости используется для быстрой проверки расчётов, без отдельного большого этапа. Дальше работа развивается через новые фичи и модели, подбор временных настроек и проверку торговых результатов после расходов.</w:t>
       </w:r>
     </w:p>
     <w:p>
       <w:r>
-        <w:t>Основной вопрос исследования — дают ли выбранные модели и признаки преимущество перед простыми торговыми решениями и насколько устойчиво оно на будущих для модели периодах. Преимущество оценивается вместе с расходами, просадкой и временем нахождения в позиции.</w:t>
+        <w:t>Предварительный вариант — BTC/USDT и спот без плеча. Система может купить актив, удерживать его, продать или остаться вне позиции. Таймфрейм свечей, глубина истории и горизонт прогноза — параметры экспериментов, а не заранее принятые решения. Часовые свечи и прогноз на сутки можно использовать для первого технического запуска, но не считать основой всей работы.</w:t>
       </w:r>
     </w:p>
     <w:p>
       <w:r>
-        <w:t>Для первой версии предлагаю BTC/USDT, спот без плеча и действия «купить», «удерживать», «продать» или «остаться вне позиции». Стартовое допущение — часовые свечи и прогноз на следующие сутки. Эти параметры проверю на первом этапе и зафиксирую до сравнения моделей. Более редкие источники будут использоваться с учётом времени публикации, без имитации новых наблюдений каждый час.</w:t>
+        <w:t>Исследовательский вопрос — какие сочетания данных, моделей и временных настроек дают устойчивый результат на новых для модели периодах. Наличие торгового преимущества заранее не предполагается. Отрицательный результат также требует разбора: где перестаёт работать подход, как влияют расходы и насколько можно доверять проверке.</w:t>
       </w:r>
     </w:p>
     <w:p>
       <w:r>
-        <w:t>Обязательный запуск — бумажная торговля. Реальная биржа, второй актив и диалоговый ассистент возможны после готового ядра. Устойчивую прибыль заранее не предполагаю: вывод должен следовать из экспериментов, а приложение — выполнять заявленные функции независимо от знака доходности.</w:t>
+        <w:t>Реальные сделки и диалоговый ассистент — возможное продолжение после готовности торгового ядра. Сначала важно получить работающий и проверяемый цикл без них.</w:t>
       </w:r>
     </w:p>
     <w:p>
@@ -60,12 +60,12 @@
         <w:pageBreakBefore w:val="0"/>
       </w:pPr>
       <w:r>
-        <w:t>Этап 1 Постановка задачи и выбор подхода</w:t>
+        <w:t>Этап 1 Уточнить задачу и проверить источники</w:t>
       </w:r>
     </w:p>
     <w:p>
       <w:r>
-        <w:t>На первом этапе нужно превратить общую идею в задачу с понятными границами. Обзор литературы и короткая проверка источников идут вместе: выбранный метод должен подходить к данным, которые реально получить.</w:t>
+        <w:t>Обзор работ и пробные выгрузки идут параллельно, чтобы план не зависел от источника, у которого нет нужной истории.</w:t>
       </w:r>
     </w:p>
     <w:p>
@@ -77,7 +77,7 @@
         </w:numPr>
       </w:pPr>
       <w:r>
-        <w:t>Описать сценарий продукта: какие данные приходят, когда принимается решение, какие действия разрешены и что пользователь видит в интерфейсе.</w:t>
+        <w:t>Описать торговый сценарий: входные данные, действия, ограничения риска и то, что будет видно в интерфейсе.</w:t>
       </w:r>
     </w:p>
     <w:p>
@@ -89,7 +89,7 @@
         </w:numPr>
       </w:pPr>
       <w:r>
-        <w:t>Подтвердить актив, рынок, горизонт прогноза и частоту расчётов. Сразу отделить обязательный результат от расширений.</w:t>
+        <w:t>Уточнить актив и рынок. Наметить несколько вариантов свечей и горизонтов, не выбирая один окончательно.</w:t>
       </w:r>
     </w:p>
     <w:p>
@@ -101,7 +101,7 @@
         </w:numPr>
       </w:pPr>
       <w:r>
-        <w:t>Изучить работы по финансовым временным рядам, торговым стратегиям и использованию разных источников информации. Для начала достаточно разобрать 5–8 близких работ подробно, расширяя список по мере необходимости.</w:t>
+        <w:t>Разобрать 5–8 близких работ: модели, фичи, способ проверки, расходы и ограничения. Дальше дополнять обзор по возникающим вопросам.</w:t>
       </w:r>
     </w:p>
     <w:p>
@@ -113,7 +113,7 @@
         </w:numPr>
       </w:pPr>
       <w:r>
-        <w:t>Сопоставить способы проверки в этих работах: временное разбиение, торговые издержки, базовые стратегии и риск переобучения.</w:t>
+        <w:t>Сделать пробные запросы к котировкам и дополнительным источникам. Проверить историю, частоту, задержки и возможность получать данные после запуска сервиса.</w:t>
       </w:r>
     </w:p>
     <w:p>
@@ -125,7 +125,7 @@
         </w:numPr>
       </w:pPr>
       <w:r>
-        <w:t>Проверить небольшие выгрузки из потенциальных источников: доступность, покрытие истории, частоту и задержку публикации.</w:t>
+        <w:t>Выбрать один–два дополнения для первой версии. Кандидаты — новости, соцсети и ончейн-данные; состав зависит от доступности и качества, а не от заранее выбранного главного источника.</w:t>
       </w:r>
     </w:p>
     <w:p>
@@ -137,17 +137,12 @@
         </w:numPr>
       </w:pPr>
       <w:r>
-        <w:t>Получить актуальные требования кафедры, сроки сдачи и требования к инфраструктуре. Сопоставить их с предлагаемым объёмом разработки.</w:t>
+        <w:t>Уточнить сроки кафедры и требования к инфраструктуре и оформлению. Отделить обязательные функции от расширений.</w:t>
       </w:r>
     </w:p>
     <w:p>
       <w:r>
-        <w:t>По итогам подготовлю краткую постановку, таблицу разобранных работ и список источников с предварительной оценкой доступности. Во введении появятся цель, задачи и описание ожидаемого продукта.</w:t>
-      </w:r>
-    </w:p>
-    <w:p>
-      <w:r>
-        <w:t>Этап завершён, когда определены параметры первой версии и есть хотя бы один подходящий источник рыночной истории. С руководителем согласуются тема и границы. Дальше начинается сбор конкретного датасета, а обзор остаётся рабочим материалом и дополняется при появлении новых вопросов.</w:t>
+        <w:t>Результат этапа — постановка задачи, первые выгрузки и обзор близких работ для обсуждения с руководителем. Должно быть понятно, какие данные собираются в первую очередь и какие у них ограничения. Эти материалы становятся основой введения и обзора.</w:t>
       </w:r>
     </w:p>
     <w:p>
@@ -156,12 +151,12 @@
         <w:pageBreakBefore w:val="0"/>
       </w:pPr>
       <w:r>
-        <w:t>Этап 2 Рыночные данные и воспроизводимая подготовка</w:t>
+        <w:t>Этап 2 Собрать данные и первые фичи</w:t>
       </w:r>
     </w:p>
     <w:p>
       <w:r>
-        <w:t>Первый датасет нужен для работающей базы. Начну с котировок и объёмов, чтобы получить полный путь от исходных записей до торговой проверки без зависимости от дополнительных поставщиков.</w:t>
+        <w:t>Первый набор данных для бустинга включает котировки, объёмы и выбранные дополнения. Дополнительные источники подключаются до первых содержательных экспериментов. Если один из них задерживается, остальные части пайплайна собираются параллельно, а недостающие данные отмечаются в статусе.</w:t>
       </w:r>
     </w:p>
     <w:p>
@@ -173,7 +168,7 @@
         </w:numPr>
       </w:pPr>
       <w:r>
-        <w:t>Выгрузить доступную историю свечей. Период выбрать по покрытию источника и наличию разных рыночных условий; точные даты сохранить в настройках.</w:t>
+        <w:t>Загрузить историю цен и объёмов. Выбрать достаточно мелкую доступную свечу, из которой можно собрать намеченные таймфреймы. Сохранить исходные файлы и параметры запросов.</w:t>
       </w:r>
     </w:p>
     <w:p>
@@ -185,7 +180,7 @@
         </w:numPr>
       </w:pPr>
       <w:r>
-        <w:t>Сохранить исходные файлы и параметры запросов. Привести время к UTC, проверить сортировку, дубликаты, пропуски и подозрительные значения.</w:t>
+        <w:t>Проверить UTC, сортировку, дубликаты, пропуски и подозрительные значения. Описать, какие участки исключены и почему.</w:t>
       </w:r>
     </w:p>
     <w:p>
@@ -197,7 +192,7 @@
         </w:numPr>
       </w:pPr>
       <w:r>
-        <w:t>Описать правила обработки: какие интервалы исключаются, как обрабатываются пропуски и какие исправления допустимы.</w:t>
+        <w:t>Добавить первые дополнительные данные. Для текстов убрать дубликаты и получить числовые фичи, например тональность и активность публикаций. Для остальных источников проверить определения и единицы показателей.</w:t>
       </w:r>
     </w:p>
     <w:p>
@@ -209,7 +204,7 @@
         </w:numPr>
       </w:pPr>
       <w:r>
-        <w:t>Рассчитать начальные признаки: лаги доходности, скользящие статистики, волатильность, изменения объёма и небольшой набор технических индикаторов.</w:t>
+        <w:t>Свести источники по времени фактической доступности. Не подставлять в прошлое опубликованные позже значения и не считать редкие обновления независимыми наблюдениями на каждой свече.</w:t>
       </w:r>
     </w:p>
     <w:p>
@@ -221,7 +216,7 @@
         </w:numPr>
       </w:pPr>
       <w:r>
-        <w:t>Сформировать целевую переменную. Для стартовой классификации — знак доходности за следующие сутки; будущие значения используются только как ответ для обучения, а не как вход модели.</w:t>
+        <w:t>Рассчитать лаги доходности, волатильность, изменения объёма, индикаторы и дополнительные фичи. Таймфрейм, окна расчёта и горизонт ответа вынести в настройки, указав их в свечах и в реальном времени.</w:t>
       </w:r>
     </w:p>
     <w:p>
@@ -233,17 +228,12 @@
         </w:numPr>
       </w:pPr>
       <w:r>
-        <w:t>Вынести загрузку и расчёты в повторяемый пайплайн, сохранить версию датасета и добавить проверки временных лагов.</w:t>
+        <w:t>Собрать повторяемую подготовку датасета и проверки лагов. Будущая доходность используется как ответ, но не как вход модели. Большие данные и ключи не попадают в Git.</w:t>
       </w:r>
     </w:p>
     <w:p>
       <w:r>
-        <w:t>На выходе получатся исходная история, подготовленная таблица признаков и ответов, описание колонок и команда повторного получения данных. Большие файлы будут храниться отдельно от Git, а код и настройки — в репозитории.</w:t>
-      </w:r>
-    </w:p>
-    <w:p>
-      <w:r>
-        <w:t>К следующему этапу перейду, когда датасет можно пересобрать и объяснить происхождение каждой колонки. Строки, для которых нет полной истории признаков или будущего ответа, не должны незаметно попадать в расчёты. Главу о данных начну писать по этой версии, позже добавляя новые источники.</w:t>
+        <w:t>Результат этапа — датасет, который можно пересобрать для разных временных настроек. Для каждой колонки должно быть понятно, откуда она появилась и когда была доступна. По этой версии готовится глава о данных.</w:t>
       </w:r>
     </w:p>
     <w:p>
@@ -252,12 +242,12 @@
         <w:pageBreakBefore w:val="0"/>
       </w:pPr>
       <w:r>
-        <w:t>Этап 3 Первый бэктест и правила проверки</w:t>
+        <w:t>Этап 3 Собрать первый запуск бустинга и бэктест</w:t>
       </w:r>
     </w:p>
     <w:p>
       <w:r>
-        <w:t>Теперь нужно получить исходный результат, с которым можно сравнивать улучшения. Поэтому до сложных моделей соберу простой симулятор торговли и зафиксирую методику экспериментов.</w:t>
+        <w:t>На этом этапе собирается полный цикл: данные → фичи → бустинг → сигнал → сделка → отчёт. Начальная конфигурация нужна для проверки работы всех частей вместе, а не как заранее выбранное лучшее решение. Этапы 2 и 3 частично идут параллельно.</w:t>
       </w:r>
     </w:p>
     <w:p>
@@ -269,7 +259,7 @@
         </w:numPr>
       </w:pPr>
       <w:r>
-        <w:t>Разделить историю по времени на обучение, валидацию и отдельный финальный тест. Для оценки устойчивости задать несколько последовательных окон. При пересечении горизонтов ответов предусмотреть временные разрывы.</w:t>
+        <w:t>Разделить историю по времени на обучение, валидацию и отложенный финальный тест. При пересечении горизонтов ответов исключить утечки через границы выборок.</w:t>
       </w:r>
     </w:p>
     <w:p>
@@ -281,7 +271,7 @@
         </w:numPr>
       </w:pPr>
       <w:r>
-        <w:t>Реализовать учёт денег, количества актива, заявок и сделок. Описать начальный капитал, допустимые действия и способ оценки портфеля.</w:t>
+        <w:t>Проверить подготовку на коротких примерах. При необходимости сделать технический запуск простой модели, не превращая его в отдельное исследование.</w:t>
       </w:r>
     </w:p>
     <w:p>
@@ -293,7 +283,7 @@
         </w:numPr>
       </w:pPr>
       <w:r>
-        <w:t>Добавить простую техническую стратегию, удержание актива и вариант без торговли. Они станут ориентирами по доходности и риску.</w:t>
+        <w:t>Обучить градиентный бустинг, например CatBoost, на первых рыночных и дополнительных фичах. Сохранить прогнозы, настройки и версию данных.</w:t>
       </w:r>
     </w:p>
     <w:p>
@@ -305,7 +295,7 @@
         </w:numPr>
       </w:pPr>
       <w:r>
-        <w:t>Задать модель исполнения: после какого момента доступен сигнал, по какой следующей доступной цене проходит сделка, как учитываются задержка, комиссия, спред и проскальзывание.</w:t>
+        <w:t>Реализовать деньги, позиции и сделки. Описать момент появления сигнала, следующую доступную цену исполнения, задержку, комиссию, спред и проскальзывание.</w:t>
       </w:r>
     </w:p>
     <w:p>
@@ -317,7 +307,7 @@
         </w:numPr>
       </w:pPr>
       <w:r>
-        <w:t>Подготовить общий отчёт: кривая стоимости портфеля, доходность после расходов, максимальная просадка, коэффициент Шарпа, оборот, экспозиция и число сделок.</w:t>
+        <w:t>Подключить прогноз к предварительным правилам входа и выхода. Добавить удержание актива, отсутствие торговли и техническую стратегию как ориентиры, а не как главные модели работы.</w:t>
       </w:r>
     </w:p>
     <w:p>
@@ -329,17 +319,12 @@
         </w:numPr>
       </w:pPr>
       <w:r>
-        <w:t>Проверить симулятор на коротких примерах с заранее понятным результатом: покупка и продажа, комиссия, нехватка средств, повторная заявка и выход из позиции.</w:t>
+        <w:t>Проверить расчёт портфеля вручную на нескольких сделках. Собрать прогнозные метрики, кривую капитала, доходность после расходов, просадку, Шарп, оборот и число сделок.</w:t>
       </w:r>
     </w:p>
     <w:p>
       <w:r>
-        <w:t>После этого появится первый работающий бэктест и файл с правилами будущих сравнений. В нём будут даты выборок, допущения исполнения, метрики и ограничения. Конкретные расходы нужно обосновать условиями выбранной площадки и дополнить проверкой чувствительности.</w:t>
-      </w:r>
-    </w:p>
-    <w:p>
-      <w:r>
-        <w:t>Условие перехода дальше — понятный расчёт портфеля и воспроизводимый отчёт для базовых стратегий. Все следующие модели используют этот же механизм проверки. Если изменить его позднее, связанные сравнения нужно пересчитать; иначе прирост нельзя будет приписать модели или новым данным.</w:t>
+        <w:t>Результат — воспроизводимый запуск бустинга с бэктестом. Ошибки расчётов и утечки исправляются до основных сравнений. Проверенный цикл становится отправной точкой для экспериментов.</w:t>
       </w:r>
     </w:p>
     <w:p>
@@ -348,12 +333,12 @@
         <w:pageBreakBefore w:val="0"/>
       </w:pPr>
       <w:r>
-        <w:t>Этап 4 Модели на базовом наборе данных</w:t>
+        <w:t>Этап 4 Подобрать временные настройки</w:t>
       </w:r>
     </w:p>
     <w:p>
       <w:r>
-        <w:t>На этом этапе проверю, может ли машинное обучение улучшить результат уже собранной системы. Набор данных и условия бэктеста пока остаются общими, чтобы различия можно было связать с методом прогнозирования.</w:t>
+        <w:t>Задача этапа — проверить, на каком временном масштабе имеет смысл развивать подход. Свеча и горизонт не фиксируются заранее: модель и фичи могут работать на другом интервале.</w:t>
       </w:r>
     </w:p>
     <w:p>
@@ -365,7 +350,7 @@
         </w:numPr>
       </w:pPr>
       <w:r>
-        <w:t>Обучить простую модель, например логистическую регрессию, затем градиентный бустинг. Модель последовательностей добавлять только при достаточном объёме данных и времени на полноценное сравнение.</w:t>
+        <w:t>Наметить ограниченную сетку, например свечи 15 минут, час, 4 часа и день. Список уточнить по покрытию данных и стоимости расчётов.</w:t>
       </w:r>
     </w:p>
     <w:p>
@@ -377,7 +362,7 @@
         </w:numPr>
       </w:pPr>
       <w:r>
-        <w:t>Настраивать нормализацию, отбор признаков и остальные обучаемые преобразования только на разрешённых участках. Не использовать финальный тест для выбора.</w:t>
+        <w:t>Для каждого таймфрейма проверить совместимые горизонты прогноза и окна фичей. Учитывать глубину истории в календарном времени: 24 часовые свечи и 24 дневные свечи — разные условия.</w:t>
       </w:r>
     </w:p>
     <w:p>
@@ -389,7 +374,7 @@
         </w:numPr>
       </w:pPr>
       <w:r>
-        <w:t>Сравнить прогнозы по логарифмической потере, оценке Брайера и ROC AUC. Проверить калибровку вероятностей, если уверенность будет влиять на сделки.</w:t>
+        <w:t>Проверить длину обучающей истории, скользящее или расширяющееся окно и частоту переобучения.</w:t>
       </w:r>
     </w:p>
     <w:p>
@@ -401,7 +386,7 @@
         </w:numPr>
       </w:pPr>
       <w:r>
-        <w:t>Подключить прогнозы к одним и тем же предварительным торговым правилам. Посмотреть отдельно на качество прогноза и на результат торговли.</w:t>
+        <w:t>Сначала сделать широкий, но недорогой поиск с бустингом, затем подробнее настроить перспективные связки. Не перебирать сразу все комбинации источников, моделей и окон.</w:t>
       </w:r>
     </w:p>
     <w:p>
@@ -413,7 +398,7 @@
         </w:numPr>
       </w:pPr>
       <w:r>
-        <w:t>Ограничить число подбираемых конфигураций и сохранять все запуски, включая неудачные. Для каждого указать версию данных, коммит, параметры и отчёт.</w:t>
+        <w:t>Подбирать настройки внутри обучающих и валидационных периодов. Сравнивать кандидатов на общих следующих календарных отрезках, которые не участвовали в их настройке. Финальный тест всё ещё остаётся закрытым.</w:t>
       </w:r>
     </w:p>
     <w:p>
@@ -425,17 +410,12 @@
         </w:numPr>
       </w:pPr>
       <w:r>
-        <w:t>Проверить разброс результатов по временным окнам и выбрать базовую модель для следующего этапа.</w:t>
+        <w:t>Сохранить все запуски, проверить разброс по последовательным периодам и выбрать несколько связок для продолжения, а не один случайно лучший результат.</w:t>
       </w:r>
     </w:p>
     <w:p>
       <w:r>
-        <w:t>Результат — таблица моделей, их прогнозных и торговых показателей и объяснение выбора. Если более сложный метод не даёт убедительного улучшения, в дальнейшую работу пойдёт более простое решение.</w:t>
-      </w:r>
-    </w:p>
-    <w:p>
-      <w:r>
-        <w:t>Этот этап заканчивается выбором базовой конфигурации без просмотра финального теста. Именно с ней будут сравниваться дополнительные признаки. В экспериментальной главе появится первая содержательная часть: условия сравнения, полученные результаты и ограничения.</w:t>
+        <w:t>Общими остаются периоды оценки, правила исполнения и учёт расходов. Окна обучения и фичей могут отличаться, если их выбирали без доступа к оценочному периоду. Большое число попыток повышает риск случайного выигрыша, поэтому сохраняются все запуски и разброс результатов. Итог этапа — сравнение временных настроек и основания для дальнейшего выбора.</w:t>
       </w:r>
     </w:p>
     <w:p>
@@ -444,17 +424,12 @@
         <w:pageBreakBefore w:val="0"/>
       </w:pPr>
       <w:r>
-        <w:t>Этап 5 Дополнительные источники и вклад признаков</w:t>
+        <w:t>Этап 5 Развивать модели и проверять вклад фичей</w:t>
       </w:r>
     </w:p>
     <w:p>
       <w:r>
-        <w:t>К этому моменту уже есть рабочая база. Теперь можно проверить, какой информации ей не хватает и оправдывает ли улучшение сложность сбора новых данных.</w:t>
-      </w:r>
-    </w:p>
-    <w:p>
-      <w:r>
-        <w:t>Кандидаты — новости, публикации в соцсетях и ончейн-данные. Для текстов можно исследовать тональность и активность обсуждений, для блокчейна — переводы, транзакции и сетевые показатели. Состав первого расширения определю по доступности истории, понятности показателей и возможности получать их после запуска.</w:t>
+        <w:t>Дополнительные источники уже входят в стартовую модель. На этом этапе набор расширяется и проверяется, а не подключается впервые. Если новая фича меняет результат, подбор временных настроек повторяется на валидации.</w:t>
       </w:r>
     </w:p>
     <w:p>
@@ -466,7 +441,7 @@
         </w:numPr>
       </w:pPr>
       <w:r>
-        <w:t>Выбрать один–два источника для первого сравнения. Зафиксировать определения показателей, частоту, задержку публикации и возможные пересмотры истории.</w:t>
+        <w:t>Сравнить варианты бустинга и его настройки. Другие модели добавлять с гипотезой: какую особенность данных они должны лучше учитывать.</w:t>
       </w:r>
     </w:p>
     <w:p>
@@ -478,7 +453,7 @@
         </w:numPr>
       </w:pPr>
       <w:r>
-        <w:t>Добавить загрузку и обработку к существующему пайплайну. Для текстов сохранить время публикации, удалить дубликаты и получить выбранные числовые признаки.</w:t>
+        <w:t>Добавлять новые фичи и источники по очереди. Сначала проверять качество и время доступности, затем запускать сравнение.</w:t>
       </w:r>
     </w:p>
     <w:p>
@@ -490,7 +465,7 @@
         </w:numPr>
       </w:pPr>
       <w:r>
-        <w:t>Объединить записи по времени фактической доступности. Редко обновляемое значение может сохраняться между публикациями, но не считается новым независимым наблюдением.</w:t>
+        <w:t>Отключать группы фичей в объединённой модели и сравнивать рыночный набор с расширенным. Важность признака сама по себе не доказывает пользу источника.</w:t>
       </w:r>
     </w:p>
     <w:p>
@@ -502,7 +477,7 @@
         </w:numPr>
       </w:pPr>
       <w:r>
-        <w:t>Сравнить базовый набор с добавлением каждого источника и их сочетаний. При сокращении общей истории пересчитать базовую модель на том же участке.</w:t>
+        <w:t>При разном покрытии сравнивать варианты на общем участке. Различать вклад группы при прочих равных и результат заново настроенной связки.</w:t>
       </w:r>
     </w:p>
     <w:p>
@@ -514,7 +489,7 @@
         </w:numPr>
       </w:pPr>
       <w:r>
-        <w:t>Использовать одинаковые временные окна, сопоставимый бюджет настройки и общий бэктест. Отдельно оценить устойчивость прироста; при необходимости использовать блочный бутстрэп.</w:t>
+        <w:t>Повторить ключевые сравнения на нескольких перспективных таймфреймах. Проверить, не теряется ли полезный источник из-за масштаба, на котором он не успевает обновляться.</w:t>
       </w:r>
     </w:p>
     <w:p>
@@ -526,17 +501,12 @@
         </w:numPr>
       </w:pPr>
       <w:r>
-        <w:t>Удалять группы признаков из объединённой модели, чтобы понять их вклад. Сохранить не только лучший запуск, но и общую картину результатов.</w:t>
+        <w:t>Использовать сопоставимый бюджет настройки, общий механизм бэктеста и периоды оценки. Смотреть на устойчивость, качество прогноза и торговлю после расходов, а не только на лучший запуск.</w:t>
       </w:r>
     </w:p>
     <w:p>
       <w:r>
-        <w:t>Итог — решение, какие данные оставить в продукте, а какие не оправдали себя или оказались слишком дорогими в поддержке. Причина выбора должна опираться на эксперименты и ограничения источника.</w:t>
-      </w:r>
-    </w:p>
-    <w:p>
-      <w:r>
-        <w:t>Следующий этап использует выбранную комбинацию данных и модели. Если расширение не помогло, можно продолжить с базовым набором: исследовательский вопрос всё равно получает ответ. В тексте ВКР этот этап оформляется как сравнение источников, а не как заранее доказанная польза одного из них.</w:t>
+        <w:t>Результат — модель, набор фичей и временные настройки, выбранные для торгового ядра. Для каждого оставленного источника должно быть понятно, чем оправданы его сбор и поддержка. Неудачные эксперименты тоже сохраняются: они нужны для выводов и помогают не повторять одни и те же попытки.</w:t>
       </w:r>
     </w:p>
     <w:p>
@@ -545,12 +515,12 @@
         <w:pageBreakBefore w:val="0"/>
       </w:pPr>
       <w:r>
-        <w:t>Этап 6 Торговая стратегия и итоговая оценка</w:t>
+        <w:t>Этап 6 Довести стратегию и провести итоговый тест</w:t>
       </w:r>
     </w:p>
     <w:p>
       <w:r>
-        <w:t>До этого прогнозы сравнивались в общих условиях. Теперь выбранную модель нужно превратить в законченную стратегию и проверить весь подход на отложенной истории.</w:t>
+        <w:t>Хороший прогноз ещё не задаёт полноценную стратегию. На этом этапе уточняются правила работы с позицией, затем выбранное решение проверяется целиком.</w:t>
       </w:r>
     </w:p>
     <w:p>
@@ -562,7 +532,7 @@
         </w:numPr>
       </w:pPr>
       <w:r>
-        <w:t>Определить, как вероятность прогноза задаёт целевую позицию: порог входа, условие удержания и условие выхода. Разные пороги входа и выхода можно проверить как способ сократить лишние переключения.</w:t>
+        <w:t>Описать вход, удержание, выход, размер позиции и поведение при недостаточно уверенном сигнале.</w:t>
       </w:r>
     </w:p>
     <w:p>
@@ -574,7 +544,7 @@
         </w:numPr>
       </w:pPr>
       <w:r>
-        <w:t>Выбрать способ расчёта объёма позиции. Зафиксировать лимиты капитала, допустимую просадку и поведение при нехватке средств или устаревших данных.</w:t>
+        <w:t>Добавить риск-лимиты и отказ от торговли при пропусках, устаревших данных или ошибках расчёта.</w:t>
       </w:r>
     </w:p>
     <w:p>
@@ -586,7 +556,7 @@
         </w:numPr>
       </w:pPr>
       <w:r>
-        <w:t>Настроить торговые параметры на валидации. Если используются стоп и цель, описать обработку свечи, внутри которой могли сработать оба условия.</w:t>
+        <w:t>Подобрать торговые параметры на валидации. Для стопов и целей описать неоднозначные свечи, внутри которых могли сработать оба условия.</w:t>
       </w:r>
     </w:p>
     <w:p>
@@ -598,7 +568,7 @@
         </w:numPr>
       </w:pPr>
       <w:r>
-        <w:t>Проверить чувствительность к расходам, задержкам и параметрам. Сопоставить доходность с риском и временем в позиции, а не выбирать конфигурацию только по максимальной прибыли.</w:t>
+        <w:t>Проверить чувствительность к комиссиям, задержкам и проскальзыванию. Сопоставить результат с ориентирами на тех же периодах.</w:t>
       </w:r>
     </w:p>
     <w:p>
@@ -610,7 +580,7 @@
         </w:numPr>
       </w:pPr>
       <w:r>
-        <w:t>Зафиксировать модель, признаки, правила, расходы и график переобучения, если он нужен. После этого выполнить оценку на финальном тесте без дополнительного подбора.</w:t>
+        <w:t>Зафиксировать данные, фичи, таймфрейм, модель, правила переобучения и торговли. После этого открыть отложенный финальный тест для итоговой оценки.</w:t>
       </w:r>
     </w:p>
     <w:p>
@@ -622,17 +592,12 @@
         </w:numPr>
       </w:pPr>
       <w:r>
-        <w:t>Сравнить результат с исходными стратегиями, разобрать удачные и неудачные периоды и указать неопределённость выводов.</w:t>
+        <w:t>Подготовить отчёт с результатами и ограничениями. Если тест оказался слабым, отразить это в выводах, а не продолжать подбор на этом же участке.</w:t>
       </w:r>
     </w:p>
     <w:p>
       <w:r>
-        <w:t>Результат — спецификация стратегии, выбранная модель и итоговый отчёт. В отчёте отдельно показано, что дали обучение, дополнительные данные и настройка торговых правил, насколько это можно установить из проведённых сравнений.</w:t>
-      </w:r>
-    </w:p>
-    <w:p>
-      <w:r>
-        <w:t>На этом этапе исследовательский выбор завершается. Если финальный результат оказался слабее валидационного, это отражается в выводах; подстройка под тот же тест не превращается в новую независимую проверку. В сервис передаётся зафиксированная версия с известными ограничениями.</w:t>
+        <w:t>В сервис переносится проверенная версия. Если устойчивого преимущества нет, бумажный запуск позволяет проверить техническую часть, но не становится основанием для реальных сделок.</w:t>
       </w:r>
     </w:p>
     <w:p>
@@ -641,12 +606,12 @@
         <w:pageBreakBefore w:val="0"/>
       </w:pPr>
       <w:r>
-        <w:t>Этап 7 Сервис и бумажная торговля</w:t>
+        <w:t>Этап 7 Собрать сервис и запустить бумажную торговлю</w:t>
       </w:r>
     </w:p>
     <w:p>
       <w:r>
-        <w:t>Исследовательские функции загрузки, признаков и бэктеста уже существуют. Теперь нужно обеспечить регулярную работу, сохранение состояния и наблюдение за системой.</w:t>
+        <w:t>Проверенный пайплайн переносится в приложение. Код загрузки, фичей и стратегии используется повторно, чтобы сервис и бэктест работали по одним правилам.</w:t>
       </w:r>
     </w:p>
     <w:p>
@@ -658,7 +623,7 @@
         </w:numPr>
       </w:pPr>
       <w:r>
-        <w:t>Собрать рабочий цикл по расписанию: получить данные, проверить их свежесть, рассчитать признаки, загрузить модель, получить прогноз и выбрать действие.</w:t>
+        <w:t>Собрать цикл по расписанию: обновить данные, проверить свежесть, рассчитать фичи и прогноз, принять решение и проверить риск.</w:t>
       </w:r>
     </w:p>
     <w:p>
@@ -670,7 +635,7 @@
         </w:numPr>
       </w:pPr>
       <w:r>
-        <w:t>Подключить риск-контроль, симуляцию исполнения и учёт портфеля. Каждая операция должна иметь идентификатор, чтобы повторный запуск не создавал вторую сделку.</w:t>
+        <w:t>Подключить виртуальный счёт и хранение состояния. Повторный запуск не должен создавать повторную сделку, а перезапуск — терять позицию.</w:t>
       </w:r>
     </w:p>
     <w:p>
@@ -682,7 +647,7 @@
         </w:numPr>
       </w:pPr>
       <w:r>
-        <w:t>Сохранять время расчёта, версию модели, прогноз, решение, причину отказа, заявку и результат исполнения. Состояние портфеля восстанавливать после перезапуска.</w:t>
+        <w:t>Сохранять версию модели, прогноз, действие, причины отказа, заявки и исполнение. Подготовить API и небольшой интерфейс с позициями, сделками, капиталом и ошибками.</w:t>
       </w:r>
     </w:p>
     <w:p>
@@ -694,7 +659,7 @@
         </w:numPr>
       </w:pPr>
       <w:r>
-        <w:t>Добавить API и компактный интерфейс с позициями, сделками, кривой капитала и ошибками. Подготовить контейнерный запуск и инструкцию.</w:t>
+        <w:t>Добавить контейнерный запуск, тесты и инструкцию. Подобрать хранение и мониторинг под частоту работы и требования кафедры.</w:t>
       </w:r>
     </w:p>
     <w:p>
@@ -706,7 +671,7 @@
         </w:numPr>
       </w:pPr>
       <w:r>
-        <w:t>Проверить сбои API, пропуски, устаревшие данные, повторные интервалы, превышение лимита и восстановление после остановки. Сравнить решения приложения и бэктеста на одинаковых входах.</w:t>
+        <w:t>Проверить сбои API, пропуски, повторы и восстановление после остановки. На одинаковых входах сопоставить решения сервиса с бэктестом.</w:t>
       </w:r>
     </w:p>
     <w:p>
@@ -718,22 +683,17 @@
         </w:numPr>
       </w:pPr>
       <w:r>
-        <w:t>Запустить бумажную торговлю на новых данных на две–три недели. Сохранять результаты и задержки; изменения модели или правил оформлять новой версией.</w:t>
+        <w:t>Провести две–три недели бумажной торговли. Сохранять ошибки и задержки; каждое изменение модели или правил отмечать новой версией.</w:t>
       </w:r>
     </w:p>
     <w:p>
       <w:r>
-        <w:t>Технологии подбираются под эти задачи: Python и библиотеки анализа для расчётов, MLflow для экспериментов, DVC или аналогичное хранилище для версий данных, база для состояния, API и простой интерфейс. Конкретные инструменты и требования к оркестрации согласуются с кафедрой. Нагрузочная проверка должна соответствовать реальному числу активов и частоте обновления.</w:t>
+        <w:t>Результат — работающий сервис и журнал наблюдения. Этот запуск проверяет прежде всего надёжность: нескольких недель может не хватить для выводов о доходности, особенно при редких сделках.</w:t>
       </w:r>
     </w:p>
     <w:p>
       <w:r>
-        <w:t>Результат — запускаемый сервис и журнал его работы. Короткое наблюдение проверяет надёжность и выявляет расхождения с исторической симуляцией; для выводов о доходности оно рассматривается вместе с длительностью и числом сделок.</w:t>
-      </w:r>
-    </w:p>
-    <w:p>
-      <w:r>
-        <w:t>Ассистента можно добавить после готовности этого цикла. Он получает факты из API и журнала, показывает результаты и объясняет решения. Подтверждение пользователем спорного сигнала не должно обходить ограничения риска. Реальное исполнение остаётся отдельным расширением.</w:t>
+        <w:t>После ядра можно добавить ассистента поверх API и журнала: просмотр результатов, объяснение решений и обсуждение неуверенных сигналов. Он не должен обходить риск-лимиты. Подключение реальной биржи остаётся отдельным решением.</w:t>
       </w:r>
     </w:p>
     <w:p>
@@ -742,17 +702,17 @@
         <w:pageBreakBefore w:val="0"/>
       </w:pPr>
       <w:r>
-        <w:t>Этап 8 Текст ВКР и подготовка защиты</w:t>
+        <w:t>Этап 8 Собрать текст и подготовить защиту</w:t>
       </w:r>
     </w:p>
     <w:p>
       <w:r>
-        <w:t>Текст ведётся по ходу работы. После постановки появляются введение и обзор, после датасета — описание данных, после базового бэктеста — методика. Затем добавляются эксперименты, стратегия, реализация и проверка сервиса.</w:t>
+        <w:t>Текст готовится по ходу работы: введение и обзор после постановки, данные и методика после первых запусков, эксперименты по мере сравнения моделей. В конце сводятся результаты, завершается описание сервиса и готовится демо.</w:t>
       </w:r>
     </w:p>
     <w:p>
       <w:r>
-        <w:t>Предлагаемая структура работы: введение; обзор подходов и аналогов; постановка задачи и данные; методика экспериментов; модели и торговая стратегия; программная реализация; результаты и ограничения; заключение, источники и приложения. Состав глав приводится к требованиям кафедры.</w:t>
+        <w:t>Предварительная структура: введение; обзор; задача и данные; методика; эксперименты с моделями, фичами и временными настройками; стратегия; реализация и проверка сервиса; выводы и ограничения. Оформление должно соответствовать требованиям кафедры.</w:t>
       </w:r>
     </w:p>
     <w:p>
@@ -764,7 +724,7 @@
         </w:numPr>
       </w:pPr>
       <w:r>
-        <w:t>На каждом этапе сохранять итоговые таблицы, рисунки и решения рядом с версией кода и данных. В текст переносить проверенные результаты, а не промежуточные догадки.</w:t>
+        <w:t>Сохранять таблицы и графики вместе с версиями кода, данных и настроек. Переносить в текст результаты, которые можно повторить и объяснить.</w:t>
       </w:r>
     </w:p>
     <w:p>
@@ -776,7 +736,7 @@
         </w:numPr>
       </w:pPr>
       <w:r>
-        <w:t>Разделить в выводах качество прогнозов, торговый результат и техническую работоспособность. Связать каждый вывод с конкретным экспериментом или проверкой.</w:t>
+        <w:t>Разделять качество прогноза, результат торговли и работоспособность приложения. Для каждого вывода указывать конкретную проверку.</w:t>
       </w:r>
     </w:p>
     <w:p>
@@ -788,7 +748,7 @@
         </w:numPr>
       </w:pPr>
       <w:r>
-        <w:t>После бумажной торговли завершить главы о реализации и результатах. Проверить ссылки, формулы, подписи, список литературы и приложения.</w:t>
+        <w:t>После наблюдения закончить главы о сервисе и результатах. Проверить ссылки, подписи, формулы и список литературы.</w:t>
       </w:r>
     </w:p>
     <w:p>
@@ -800,7 +760,7 @@
         </w:numPr>
       </w:pPr>
       <w:r>
-        <w:t>Подготовить демонстрацию полного цикла и резервное воспроизведение на сохранённых данных. Защита не должна зависеть от доступности внешнего API.</w:t>
+        <w:t>Подготовить демо полного цикла и резервный запуск на сохранённых данных, чтобы защита не зависела от внешнего API.</w:t>
       </w:r>
     </w:p>
     <w:p>
@@ -812,24 +772,12 @@
         </w:numPr>
       </w:pPr>
       <w:r>
-        <w:t>Собрать презентацию вокруг задачи, выбранного решения, проведённых сравнений и фактического результата. Подготовить ответы на вопросы об утечках, расходах и ограничениях.</w:t>
-      </w:r>
-    </w:p>
-    <w:p>
-      <w:pPr>
-        <w:pStyle w:val="ListNumber"/>
-        <w:numPr>
-          <w:ilvl w:val="0"/>
-          <w:numId w:val="17"/>
-        </w:numPr>
-      </w:pPr>
-      <w:r>
-        <w:t>Пройти предзащиту с руководителем, внести правки и проверить комплект сдачи.</w:t>
+        <w:t>Собрать презентацию, пройти предзащиту и внести правки. Проверить комплект сдачи и инструкцию запуска.</w:t>
       </w:r>
     </w:p>
     <w:p>
       <w:r>
-        <w:t>Этап завершён, когда готовы текст, презентация, репозиторий с инструкцией повторения ключевых результатов и проверенное демо. Если какая-то функция осталась за пределами первой версии, это должно быть явно указано и в тексте, и в интерфейсе демонстрации.</w:t>
+        <w:t>К защите нужны текст, презентация, репозиторий с повторяемыми ключевыми экспериментами и рабочее демо. Готовые функции и возможные расширения описываются отдельно.</w:t>
       </w:r>
     </w:p>
     <w:p>
@@ -838,12 +786,12 @@
         <w:pageBreakBefore w:val="0"/>
       </w:pPr>
       <w:r>
-        <w:t>Календарь и зависимости этапов</w:t>
+        <w:t>Примерный календарь</w:t>
       </w:r>
     </w:p>
     <w:p>
       <w:r>
-        <w:t>Ориентир — 16 рабочих недель. Это плановая оценка; календарные даты появятся после получения сроков кафедры. Строки с пересекающимися неделями обозначают параллельную работу, прежде всего обзор, разработку и текст.</w:t>
+        <w:t>Ориентир — 16 рабочих недель. Это оценка объёма, а не обещание точных дат. Данные, бустинг и бэктест собираются в одном рабочем цикле.</w:t>
       </w:r>
     </w:p>
     <w:tbl>
@@ -952,7 +900,7 @@
                 <w:b/>
                 <w:sz w:val="19"/>
               </w:rPr>
-              <w:t>Результат для перехода дальше</w:t>
+              <w:t>Результат</w:t>
             </w:r>
           </w:p>
         </w:tc>
@@ -1019,7 +967,7 @@
                 <w:b w:val="0"/>
                 <w:sz w:val="19"/>
               </w:rPr>
-              <w:t>Постановка, обзор и проверка источников</w:t>
+              <w:t>Постановка, обзор работ и проверка источников</w:t>
             </w:r>
           </w:p>
         </w:tc>
@@ -1050,7 +998,7 @@
                 <w:b w:val="0"/>
                 <w:sz w:val="19"/>
               </w:rPr>
-              <w:t>Зафиксированы задача и доступные данные</w:t>
+              <w:t>Постановка и пробные выгрузки</w:t>
             </w:r>
           </w:p>
         </w:tc>
@@ -1117,7 +1065,7 @@
                 <w:b w:val="0"/>
                 <w:sz w:val="19"/>
               </w:rPr>
-              <w:t>Рыночная история и признаки</w:t>
+              <w:t>Котировки, дополнения и первые фичи</w:t>
             </w:r>
           </w:p>
         </w:tc>
@@ -1148,7 +1096,7 @@
                 <w:b w:val="0"/>
                 <w:sz w:val="19"/>
               </w:rPr>
-              <w:t>Датасет можно пересобрать</w:t>
+              <w:t>Датасет с настраиваемыми окнами</w:t>
             </w:r>
           </w:p>
         </w:tc>
@@ -1184,7 +1132,7 @@
                 <w:b w:val="0"/>
                 <w:sz w:val="19"/>
               </w:rPr>
-              <w:t>4</w:t>
+              <w:t>3–4</w:t>
             </w:r>
           </w:p>
         </w:tc>
@@ -1215,7 +1163,7 @@
                 <w:b w:val="0"/>
                 <w:sz w:val="19"/>
               </w:rPr>
-              <w:t>Базовый бэктест и методика</w:t>
+              <w:t>Первый запуск бустинга и бэктеста</w:t>
             </w:r>
           </w:p>
         </w:tc>
@@ -1246,7 +1194,7 @@
                 <w:b w:val="0"/>
                 <w:sz w:val="19"/>
               </w:rPr>
-              <w:t>Проверены учёт портфеля и правила сравнения</w:t>
+              <w:t>Полный цикл и отчёт</w:t>
             </w:r>
           </w:p>
         </w:tc>
@@ -1282,7 +1230,7 @@
                 <w:b w:val="0"/>
                 <w:sz w:val="19"/>
               </w:rPr>
-              <w:t>5–6</w:t>
+              <w:t>4–6</w:t>
             </w:r>
           </w:p>
         </w:tc>
@@ -1313,7 +1261,7 @@
                 <w:b w:val="0"/>
                 <w:sz w:val="19"/>
               </w:rPr>
-              <w:t>Модели на базовом наборе</w:t>
+              <w:t>Подбор таймфреймов, горизонтов и окон</w:t>
             </w:r>
           </w:p>
         </w:tc>
@@ -1344,7 +1292,7 @@
                 <w:b w:val="0"/>
                 <w:sz w:val="19"/>
               </w:rPr>
-              <w:t>Выбрана исходная модель</w:t>
+              <w:t>Сравнение временных настроек</w:t>
             </w:r>
           </w:p>
         </w:tc>
@@ -1380,7 +1328,7 @@
                 <w:b w:val="0"/>
                 <w:sz w:val="19"/>
               </w:rPr>
-              <w:t>7–8</w:t>
+              <w:t>6–8</w:t>
             </w:r>
           </w:p>
         </w:tc>
@@ -1411,7 +1359,7 @@
                 <w:b w:val="0"/>
                 <w:sz w:val="19"/>
               </w:rPr>
-              <w:t>Дополнительные источники</w:t>
+              <w:t>Развитие моделей и проверка вклада фичей</w:t>
             </w:r>
           </w:p>
         </w:tc>
@@ -1442,7 +1390,7 @@
                 <w:b w:val="0"/>
                 <w:sz w:val="19"/>
               </w:rPr>
-              <w:t>Обоснован состав данных для продукта</w:t>
+              <w:t>Сравнения и выбранные связки</w:t>
             </w:r>
           </w:p>
         </w:tc>
@@ -1509,7 +1457,7 @@
                 <w:b w:val="0"/>
                 <w:sz w:val="19"/>
               </w:rPr>
-              <w:t>Стратегия и финальный тест</w:t>
+              <w:t>Доработка стратегии и финальный тест</w:t>
             </w:r>
           </w:p>
         </w:tc>
@@ -1540,7 +1488,7 @@
                 <w:b w:val="0"/>
                 <w:sz w:val="19"/>
               </w:rPr>
-              <w:t>Зафиксирован подход и получен итоговый отчёт</w:t>
+              <w:t>Итоговая конфигурация и отчёт</w:t>
             </w:r>
           </w:p>
         </w:tc>
@@ -1638,7 +1586,7 @@
                 <w:b w:val="0"/>
                 <w:sz w:val="19"/>
               </w:rPr>
-              <w:t>Готов запуск бумажной торговли</w:t>
+              <w:t>Готовность к бумажной торговле</w:t>
             </w:r>
           </w:p>
         </w:tc>
@@ -1736,7 +1684,7 @@
                 <w:b w:val="0"/>
                 <w:sz w:val="19"/>
               </w:rPr>
-              <w:t>Есть журнал работы и полная рукопись</w:t>
+              <w:t>Журнал и полный черновик ВКР</w:t>
             </w:r>
           </w:p>
         </w:tc>
@@ -1803,7 +1751,7 @@
                 <w:b w:val="0"/>
                 <w:sz w:val="19"/>
               </w:rPr>
-              <w:t>Предзащита, правки и сдача</w:t>
+              <w:t>Предзащита, правки и подготовка демо</w:t>
             </w:r>
           </w:p>
         </w:tc>
@@ -1834,7 +1782,7 @@
                 <w:b w:val="0"/>
                 <w:sz w:val="19"/>
               </w:rPr>
-              <w:t>Подготовлены материалы защиты</w:t>
+              <w:t>Материалы сдачи и защиты</w:t>
             </w:r>
           </w:p>
         </w:tc>
@@ -1847,12 +1795,7 @@
     </w:p>
     <w:p>
       <w:r>
-        <w:t>Критическая последовательность — проверенные данные, исправный бэктест, сравнение моделей, выбор стратегии, регулярное исполнение. Дополнительный источник не должен задерживать базовую версию: если его проверка затягивается, работа продолжается на уже доступной информации.</w:t>
-      </w:r>
-    </w:p>
-    <w:p>
-      <w:r>
-        <w:t>Запас времени распределяется внутри этапов и последней недели. При отставании первыми сокращаются число моделей, дополнительные источники и функции ассистента. Проверка на будущих данных, учёт расходов и подготовка текста сохраняются.</w:t>
+        <w:t>Этапы 4 и 5 могут повторяться: новая модель или фича иногда требует вернуться к настройкам на валидации. Финальный тест при этом закрыт. При нехватке времени сокращаются число новых гипотез и дополнительные функции, но сохраняются полноценная проверка и время на текст.</w:t>
       </w:r>
     </w:p>
     <w:p>
@@ -1861,27 +1804,22 @@
         <w:pageBreakBefore w:val="0"/>
       </w:pPr>
       <w:r>
-        <w:t>Как руководитель будет следить за работой</w:t>
+        <w:t>Рабочие материалы и отчётность</w:t>
       </w:r>
     </w:p>
     <w:p>
       <w:r>
-        <w:t>После каждого этапа показываю конкретный результат: постановку, датасет, базовый отчёт, сравнение моделей, выбранную стратегию, работающий сервис и материалы защиты. Вместе с ним фиксирую вывод, оставшиеся ограничения и то, что нужно решить до следующего этапа.</w:t>
+        <w:t>В репозитории хранятся код, настройки, задачи и записи экспериментов. В Google Документах — план и отдельно текст ВКР. STATUS показывает текущую точку, журнал прогресса — что изменилось и какой следующий шаг.</w:t>
       </w:r>
     </w:p>
     <w:p>
       <w:r>
-        <w:t>План в Google Документах описывает общий ход работы. Текст ВКР ведётся отдельно. В репозитории задачи связаны с этапами и результатами, STATUS показывает текущую точку, журнал прогресса — выполненные действия, а записи экспериментов — параметры и выводы отдельных запусков.</w:t>
+        <w:t>Статус обновляется раз в неделю. После заметного результата руководитель получает короткий апдейт со ссылкой на отчёт или запуск: что проверено, что получилось и какой следующий шаг. Важные вопросы обсуждаются по ходу работы, без ожидания конца этапа.</w:t>
       </w:r>
     </w:p>
     <w:p>
       <w:r>
-        <w:t>Раз в неделю обновляю статус короткой записью: что сделано, что получилось, что мешает и какой результат будет следующим. Сейчас готовы план и структура проекта; данные ещё не собраны, эксперименты и реализация не начаты.</w:t>
-      </w:r>
-    </w:p>
-    <w:p>
-      <w:r>
-        <w:t>Ближайший результат — согласованная постановка и пробные выгрузки. Для первой встречи подготовлю описание торгового сценария, параметры базовой версии, несколько разобранных работ и сведения о доступной истории. Это даст основание перейти к сбору датасета.</w:t>
+        <w:t>Сейчас готовы план и структура проекта. Данные ещё не собраны, моделей и торговых результатов нет. Ближайшая задача — пробные выгрузки и выбор первого набора данных для бустинга.</w:t>
       </w:r>
     </w:p>
     <w:p>
@@ -1897,7 +1835,7 @@
         </w:r>
       </w:hyperlink>
       <w:r>
-        <w:t xml:space="preserve"> . Отправные точки для проверки источников — архив Binance: </w:t>
+        <w:t xml:space="preserve"> . Кандидаты для первых запросов — архив Binance: </w:t>
       </w:r>
       <w:hyperlink r:id="rId11">
         <w:r>
@@ -1919,7 +1857,7 @@
         </w:r>
       </w:hyperlink>
       <w:r>
-        <w:t xml:space="preserve"> . Это кандидаты для пробных запросов; условия доступа и пригодность истории ещё предстоит проверить.</w:t>
+        <w:t xml:space="preserve"> . Доступность и пригодность истории ещё нужно проверить.</w:t>
       </w:r>
     </w:p>
     <w:sectPr>

--- a/docs/План_ВКР.docx
+++ b/docs/План_ВКР.docx
@@ -7,7 +7,7 @@
         <w:pStyle w:val="Title"/>
       </w:pPr>
       <w:r>
-        <w:t>План работы над ВКР</w:t>
+        <w:t>План ВКР</w:t>
       </w:r>
     </w:p>
     <w:p>
@@ -16,42 +16,27 @@
         <w:pageBreakBefore w:val="0"/>
       </w:pPr>
       <w:r>
-        <w:t>Цель и результат работы</w:t>
+        <w:t>Тема и цель</w:t>
       </w:r>
     </w:p>
     <w:p>
       <w:r>
-        <w:t>Рабочая тема — «Разработка системы алгоритмической торговли криптовалютой с использованием машинного обучения».</w:t>
+        <w:t>Разработка системы алгоритмической торговли криптовалютой с использованием машинного обучения.</w:t>
       </w:r>
     </w:p>
     <w:p>
       <w:r>
-        <w:t>Автор — Ярослав Следевский. План от 16 октября 2026 года, обновлён после обсуждения 19 октября. Это программная ВКР с исследовательской частью. Сроки пока примерные, их нужно привязать к календарю кафедры.</w:t>
+        <w:t>Цель — разработать сервис алгоритмической торговли для нескольких криптовалютных инструментов. Он самостоятельно обновляет данные, рассчитывает прогнозы и управляет позициями на виртуальном счёте.</w:t>
       </w:r>
     </w:p>
     <w:p>
       <w:r>
-        <w:t>Цель ВКР — разработать и проверить систему алгоритмической торговли криптовалютой. Система получает данные, рассчитывает прогноз, принимает решение по позиции, проверяет риск и исполняет решение. Первая версия работает на виртуальном счёте. Результат работы включает торговое ядро, сервис, воспроизводимые эксперименты и оценку ограничений выбранного подхода.</w:t>
+        <w:t>Эксперименты обосновывают выбор модели, признаков и торговых правил. Торговые показатели и надёжность приложения оцениваются отдельно.</w:t>
       </w:r>
     </w:p>
     <w:p>
       <w:r>
-        <w:t>Первые содержательные эксперименты строятся на сквозном пайплайне с бустингом и начальным набором фичей, в том числе из дополнительных источников. Простая модель при необходимости используется для быстрой проверки расчётов, без отдельного большого этапа. Дальше работа развивается через новые фичи и модели, подбор временных настроек и проверку торговых результатов после расходов.</w:t>
-      </w:r>
-    </w:p>
-    <w:p>
-      <w:r>
-        <w:t>Предварительный вариант — BTC/USDT и спот без плеча. Система может купить актив, удерживать его, продать или остаться вне позиции. Таймфрейм свечей, глубина истории и горизонт прогноза — параметры экспериментов, а не заранее принятые решения. Часовые свечи и прогноз на сутки можно использовать для первого технического запуска, но не считать основой всей работы.</w:t>
-      </w:r>
-    </w:p>
-    <w:p>
-      <w:r>
-        <w:t>Исследовательский вопрос — какие сочетания данных, моделей и временных настроек дают устойчивый результат на новых для модели периодах. Наличие торгового преимущества заранее не предполагается. Отрицательный результат также требует разбора: где перестаёт работать подход, как влияют расходы и насколько можно доверять проверке.</w:t>
-      </w:r>
-    </w:p>
-    <w:p>
-      <w:r>
-        <w:t>Реальные сделки и диалоговый ассистент — возможное продолжение после готовности торгового ядра. Сначала важно получить работающий и проверяемый цикл без них.</w:t>
+        <w:t>Отладка начинается на одной паре. Начальный режим — спот без плеча. Реальные сделки и диалоговый ассистент — расширения после готовности ядра.</w:t>
       </w:r>
     </w:p>
     <w:p>
@@ -60,12 +45,154 @@
         <w:pageBreakBefore w:val="0"/>
       </w:pPr>
       <w:r>
-        <w:t>Этап 1 Уточнить задачу и проверить источники</w:t>
+        <w:t>1. Постановка задачи</w:t>
       </w:r>
     </w:p>
     <w:p>
       <w:r>
-        <w:t>Обзор работ и пробные выгрузки идут параллельно, чтобы план не зависел от источника, у которого нет нужной истории.</w:t>
+        <w:t>Начальная задача модели — прогноз доходности. Определить момент расчёта фичей, цену отсчёта, горизонт и допустимое время сделки.</w:t>
+      </w:r>
+    </w:p>
+    <w:p>
+      <w:r>
+        <w:t>Задать правило выбора инструментов по ликвидности и покрытию на начало исследуемого периода, без отбора по последующей доходности. Наметить диапазоны таймфреймов, горизонтов и окон обучения. Их продолжительность указывать в календарном времени, а не только в числе свечей.</w:t>
+      </w:r>
+    </w:p>
+    <w:p>
+      <w:r>
+        <w:t>Разобрать близкие исследования: модели, признаки, методику проверки и учёт торговых расходов. На этой основе составить первые эксперименты.</w:t>
+      </w:r>
+    </w:p>
+    <w:p>
+      <w:r>
+        <w:t>Пробными запросами к API проверить покрытие, задержки, лимиты и условия использования. Оценить достаточность истории для намеченных экспериментов.</w:t>
+      </w:r>
+    </w:p>
+    <w:p>
+      <w:pPr>
+        <w:pStyle w:val="Heading1"/>
+        <w:pageBreakBefore w:val="0"/>
+      </w:pPr>
+      <w:r>
+        <w:t>2. Сбор и подготовка данных</w:t>
+      </w:r>
+    </w:p>
+    <w:p>
+      <w:r>
+        <w:t>Написать загрузчики истории и регулярного обновления через API. Сохранять исходные ответы и последнюю записанную точку для продолжения после остановки.</w:t>
+      </w:r>
+    </w:p>
+    <w:p>
+      <w:r>
+        <w:t>Собирать цены, объёмы и первые ончейн-показатели, например число транзакций и объёмы переводов. Для каждой метрики указать актив, источник и способ расчёта: самостоятельно из записей сети или на стороне поставщика.</w:t>
+      </w:r>
+    </w:p>
+    <w:p>
+      <w:r>
+        <w:t>В пайплайне предусмотреть:</w:t>
+      </w:r>
+    </w:p>
+    <w:p>
+      <w:pPr>
+        <w:pStyle w:val="ListBullet"/>
+      </w:pPr>
+      <w:r>
+        <w:t>Загрузку нескольких инструментов с сохранением параметров запросов, времени события, публикации и получения — где эти поля доступны.</w:t>
+      </w:r>
+    </w:p>
+    <w:p>
+      <w:pPr>
+        <w:pStyle w:val="ListBullet"/>
+      </w:pPr>
+      <w:r>
+        <w:t>Приведение времени к UTC, обработку повторов, пропусков и ошибок запросов.</w:t>
+      </w:r>
+    </w:p>
+    <w:p>
+      <w:pPr>
+        <w:pStyle w:val="ListBullet"/>
+      </w:pPr>
+      <w:r>
+        <w:t>Разделение исходных записей, очищенных таблиц и рассчитанных признаков.</w:t>
+      </w:r>
+    </w:p>
+    <w:p>
+      <w:pPr>
+        <w:pStyle w:val="ListBullet"/>
+      </w:pPr>
+      <w:r>
+        <w:t>Объединение источников в той версии, которая была доступна на момент решения, с учётом публикаций и пересмотров.</w:t>
+      </w:r>
+    </w:p>
+    <w:p>
+      <w:pPr>
+        <w:pStyle w:val="ListBullet"/>
+      </w:pPr>
+      <w:r>
+        <w:t>Повторную сборку датасета для разных свечей, окон и горизонтов.</w:t>
+      </w:r>
+    </w:p>
+    <w:p>
+      <w:r>
+        <w:t>Из исходной детализации собрать нужные свечи и рассчитать лаги доходности, волатильность, изменения объёмов, индикаторы и дополнительные фичи. Учитывать возраст редких обновлений. Значения с неподтверждённым временем доступности исключить из бэктеста до проверки.</w:t>
+      </w:r>
+    </w:p>
+    <w:p>
+      <w:r>
+        <w:t>После первых сравнений можно добавить новости или соцсети: загрузку публикаций, обработку текстов и расчёт соответствующих фичей.</w:t>
+      </w:r>
+    </w:p>
+    <w:p>
+      <w:pPr>
+        <w:pStyle w:val="Heading1"/>
+        <w:pageBreakBefore w:val="0"/>
+      </w:pPr>
+      <w:r>
+        <w:t>3. Первый бустинг и бэктест</w:t>
+      </w:r>
+    </w:p>
+    <w:p>
+      <w:r>
+        <w:t>До первых запусков отделить финальный тест и задать временные разбиения для обучения и подбора. Исключить утечки через границы выборок с учётом проверяемых горизонтов. При совместном обучении нескольких инструментов использовать общее разбиение по времени. Преобразования и отбор признаков настраивать только на обучающей части.</w:t>
+      </w:r>
+    </w:p>
+    <w:p>
+      <w:r>
+        <w:t>Обучить градиентный бустинг, например CatBoost, сразу с рыночными и дополнительными фичами. Указать схему обучения: отдельно по инструментам или совместно.</w:t>
+      </w:r>
+    </w:p>
+    <w:p>
+      <w:r>
+        <w:t>Реализовать бэктест с учётом средств, позиций и сделок. Начать с рыночных заявок: исполнение после появления сигнала по следующей доступной цене. Учесть комиссию, спред, проскальзывание и ограничения размера заявки. Для расходов без исторических наблюдений задать явные сценарные допущения.</w:t>
+      </w:r>
+    </w:p>
+    <w:p>
+      <w:r>
+        <w:t>Задать пороги входа и выхода, размер позиции, срок удержания и правила обработки одновременных и повторных сигналов. Вручную проверить покупки, продажи, комиссии и недостаток средств.</w:t>
+      </w:r>
+    </w:p>
+    <w:p>
+      <w:r>
+        <w:t>Сохранить ошибку прогноза, кривую капитала, доходность после расходов, просадку, Шарп, оборот и число сделок. Описать частоту расчёта портфельной доходности и приведение метрик к общей временной шкале. Сопоставить с удержанием актива и простой технической стратегией при одинаковом начальном капитале.</w:t>
+      </w:r>
+    </w:p>
+    <w:p>
+      <w:pPr>
+        <w:pStyle w:val="Heading1"/>
+        <w:pageBreakBefore w:val="0"/>
+      </w:pPr>
+      <w:r>
+        <w:t>4. Развитие моделей и стратегии</w:t>
+      </w:r>
+    </w:p>
+    <w:p>
+      <w:r>
+        <w:t>До подбора задать критерий выбора конфигурации. Рабочий вариант — доходность после расходов при заданном ограничении просадки, с учётом разброса по временным отрезкам. Ограничить бюджет поиска.</w:t>
+      </w:r>
+    </w:p>
+    <w:p>
+      <w:r>
+        <w:t>Проводить эксперименты по трём направлениям:</w:t>
       </w:r>
     </w:p>
     <w:p>
@@ -77,7 +204,7 @@
         </w:numPr>
       </w:pPr>
       <w:r>
-        <w:t>Описать торговый сценарий: входные данные, действия, ограничения риска и то, что будет видно в интерфейсе.</w:t>
+        <w:t>Временные настройки: таймфрейм свечей, горизонт прогноза, окна фичей, длина обучения и частота переобучения. Начать с ограниченной сетки, затем уточнять перспективные варианты.</w:t>
       </w:r>
     </w:p>
     <w:p>
@@ -89,7 +216,7 @@
         </w:numPr>
       </w:pPr>
       <w:r>
-        <w:t>Уточнить актив и рынок. Наметить несколько вариантов свечей и горизонтов, не выбирая один окончательно.</w:t>
+        <w:t>Признаки: сравнение рыночного и расширенного наборов, отключение групп, добавление новых показателей. Повторить основные сравнения на нескольких инструментах и временных масштабах.</w:t>
       </w:r>
     </w:p>
     <w:p>
@@ -101,48 +228,32 @@
         </w:numPr>
       </w:pPr>
       <w:r>
-        <w:t>Разобрать 5–8 близких работ: модели, фичи, способ проверки, расходы и ограничения. Дальше дополнять обзор по возникающим вопросам.</w:t>
-      </w:r>
-    </w:p>
-    <w:p>
-      <w:pPr>
-        <w:pStyle w:val="ListNumber"/>
-        <w:numPr>
-          <w:ilvl w:val="0"/>
-          <w:numId w:val="10"/>
-        </w:numPr>
-      </w:pPr>
-      <w:r>
-        <w:t>Сделать пробные запросы к котировкам и дополнительным источникам. Проверить историю, частоту, задержки и возможность получать данные после запуска сервиса.</w:t>
-      </w:r>
-    </w:p>
-    <w:p>
-      <w:pPr>
-        <w:pStyle w:val="ListNumber"/>
-        <w:numPr>
-          <w:ilvl w:val="0"/>
-          <w:numId w:val="10"/>
-        </w:numPr>
-      </w:pPr>
-      <w:r>
-        <w:t>Выбрать один–два дополнения для первой версии. Кандидаты — новости, соцсети и ончейн-данные; состав зависит от доступности и качества, а не от заранее выбранного главного источника.</w:t>
-      </w:r>
-    </w:p>
-    <w:p>
-      <w:pPr>
-        <w:pStyle w:val="ListNumber"/>
-        <w:numPr>
-          <w:ilvl w:val="0"/>
-          <w:numId w:val="10"/>
-        </w:numPr>
-      </w:pPr>
-      <w:r>
-        <w:t>Уточнить сроки кафедры и требования к инфраструктуре и оформлению. Отделить обязательные функции от расширений.</w:t>
+        <w:t>Модели: настройка бустинга и сравнение других подходов на тех же выборках.</w:t>
       </w:r>
     </w:p>
     <w:p>
       <w:r>
-        <w:t>Результат этапа — постановка задачи, первые выгрузки и обзор близких работ для обсуждения с руководителем. Должно быть понятно, какие данные собираются в первую очередь и какие у них ограничения. Эти материалы становятся основой введения и обзора.</w:t>
+        <w:t>При исключении группы признаков повторно обучать модель на оставшемся наборе. Сначала сравнить при неизменных гиперпараметрах, затем отдельно проверить результат повторного подбора. В каждом сравнении использовать общий доступный период.</w:t>
+      </w:r>
+    </w:p>
+    <w:p>
+      <w:r>
+        <w:t>Использовать последовательные временные разбиения: подбор на предшествующей истории, оценку — на следующем отрезке. Для кандидатов сохранять общие периоды оценки, риск-лимиты и методику учёта расходов; окна и таймфреймы могут различаться.</w:t>
+      </w:r>
+    </w:p>
+    <w:p>
+      <w:r>
+        <w:t>Представить показатели отдельно по инструментам и периодам. Сохранять все запуски с настройками, версиями кода и датасета, метриками и выводами.</w:t>
+      </w:r>
+    </w:p>
+    <w:p>
+      <w:r>
+        <w:t>На валидации подобрать торговые пороги и размер позиции в пределах заданных риск-лимитов. При одновременной торговле учитывать общий капитал и суммарные позиции.</w:t>
+      </w:r>
+    </w:p>
+    <w:p>
+      <w:r>
+        <w:t>Перед итоговой оценкой зафиксировать алгоритм, признаки, временные настройки, правила переобучения и торговли. При плановом переобучении использовать только уже доступные наблюдения и ответы. Провести финальный тест и заранее заданные сценарии расходов и задержек. По его результатам настройки больше не менять.</w:t>
       </w:r>
     </w:p>
     <w:p>
@@ -151,89 +262,85 @@
         <w:pageBreakBefore w:val="0"/>
       </w:pPr>
       <w:r>
-        <w:t>Этап 2 Собрать данные и первые фичи</w:t>
+        <w:t>5. Сервис и бумажная торговля</w:t>
       </w:r>
     </w:p>
     <w:p>
       <w:r>
-        <w:t>Первый набор данных для бустинга включает котировки, объёмы и выбранные дополнения. Дополнительные источники подключаются до первых содержательных экспериментов. Если один из них задерживается, остальные части пайплайна собираются параллельно, а недостающие данные отмечаются в статусе.</w:t>
+        <w:t>Собрать сервис с запуском по расписанию на общих с бэктестом модулях. Перед торговым шагом проверять готовность входов и версию модели.</w:t>
+      </w:r>
+    </w:p>
+    <w:p>
+      <w:r>
+        <w:t>Реализовать:</w:t>
       </w:r>
     </w:p>
     <w:p>
       <w:pPr>
-        <w:pStyle w:val="ListNumber"/>
-        <w:numPr>
-          <w:ilvl w:val="0"/>
-          <w:numId w:val="11"/>
-        </w:numPr>
+        <w:pStyle w:val="ListBullet"/>
       </w:pPr>
       <w:r>
-        <w:t>Загрузить историю цен и объёмов. Выбрать достаточно мелкую доступную свечу, из которой можно собрать намеченные таймфреймы. Сохранить исходные файлы и параметры запросов.</w:t>
+        <w:t>Обновление источников и отказ от новых входов при неполной или устаревшей информации.</w:t>
       </w:r>
     </w:p>
     <w:p>
       <w:pPr>
-        <w:pStyle w:val="ListNumber"/>
-        <w:numPr>
-          <w:ilvl w:val="0"/>
-          <w:numId w:val="11"/>
-        </w:numPr>
+        <w:pStyle w:val="ListBullet"/>
       </w:pPr>
       <w:r>
-        <w:t>Проверить UTC, сортировку, дубликаты, пропуски и подозрительные значения. Описать, какие участки исключены и почему.</w:t>
+        <w:t>Получение прогнозов и управление виртуальными позициями.</w:t>
       </w:r>
     </w:p>
     <w:p>
       <w:pPr>
-        <w:pStyle w:val="ListNumber"/>
-        <w:numPr>
-          <w:ilvl w:val="0"/>
-          <w:numId w:val="11"/>
-        </w:numPr>
+        <w:pStyle w:val="ListBullet"/>
       </w:pPr>
       <w:r>
-        <w:t>Добавить первые дополнительные данные. Для текстов убрать дубликаты и получить числовые фичи, например тональность и активность публикаций. Для остальных источников проверить определения и единицы показателей.</w:t>
+        <w:t>Ограничения риска по инструментам и портфелю.</w:t>
       </w:r>
     </w:p>
     <w:p>
       <w:pPr>
-        <w:pStyle w:val="ListNumber"/>
-        <w:numPr>
-          <w:ilvl w:val="0"/>
-          <w:numId w:val="11"/>
-        </w:numPr>
+        <w:pStyle w:val="ListBullet"/>
       </w:pPr>
       <w:r>
-        <w:t>Свести источники по времени фактической доступности. Не подставлять в прошлое опубликованные позже значения и не считать редкие обновления независимыми наблюдениями на каждой свече.</w:t>
+        <w:t>Хранение средств, позиций, обработанных интервалов и идентификаторов операций для восстановления без повторных сделок.</w:t>
       </w:r>
     </w:p>
     <w:p>
       <w:pPr>
-        <w:pStyle w:val="ListNumber"/>
-        <w:numPr>
-          <w:ilvl w:val="0"/>
-          <w:numId w:val="11"/>
-        </w:numPr>
+        <w:pStyle w:val="ListBullet"/>
       </w:pPr>
       <w:r>
-        <w:t>Рассчитать лаги доходности, волатильность, изменения объёма, индикаторы и дополнительные фичи. Таймфрейм, окна расчёта и горизонт ответа вынести в настройки, указав их в свечах и в реальном времени.</w:t>
+        <w:t>Журнал прогнозов, решений, сделок и ошибок с указанием версии модели.</w:t>
       </w:r>
     </w:p>
     <w:p>
       <w:pPr>
-        <w:pStyle w:val="ListNumber"/>
-        <w:numPr>
-          <w:ilvl w:val="0"/>
-          <w:numId w:val="11"/>
-        </w:numPr>
+        <w:pStyle w:val="ListBullet"/>
       </w:pPr>
       <w:r>
-        <w:t>Собрать повторяемую подготовку датасета и проверки лагов. Будущая доходность используется как ответ, но не как вход модели. Большие данные и ключи не попадают в Git.</w:t>
+        <w:t>API и интерфейс для просмотра работы системы.</w:t>
       </w:r>
     </w:p>
     <w:p>
       <w:r>
-        <w:t>Результат этапа — датасет, который можно пересобрать для разных временных настроек. Для каждой колонки должно быть понятно, откуда она появилась и когда была доступна. По этой версии готовится глава о данных.</w:t>
+        <w:t>Сопоставить решения приложения и бэктеста при одинаковых входах, модели и состоянии счёта. Протестировать недоступность источника, повторную обработку интервала и остановку между решением и записью сделки.</w:t>
+      </w:r>
+    </w:p>
+    <w:p>
+      <w:r>
+        <w:t>Задать правила работы с открытыми позициями при сбоях и условия возобновления. Версионировать модель вместе с преобразованиями и торговой конфигурацией.</w:t>
+      </w:r>
+    </w:p>
+    <w:p>
+      <w:r>
+        <w:t>Подготовить контейнерный запуск, автоматические тесты и инструкцию.</w:t>
+      </w:r>
+    </w:p>
+    <w:p>
+      <w:r>
+        <w:t>Провести бумажную торговлю и разобрать технические сбои, задержки и расхождения с исторической симуляцией. Период наблюдения выбрать с учётом частоты сигналов и сроков ВКР; короткий запуск с малым числом сделок не считать подтверждением доходности.</w:t>
       </w:r>
     </w:p>
     <w:p>
@@ -242,1622 +349,22 @@
         <w:pageBreakBefore w:val="0"/>
       </w:pPr>
       <w:r>
-        <w:t>Этап 3 Собрать первый запуск бустинга и бэктест</w:t>
+        <w:t>6. Текст ВКР и защита</w:t>
       </w:r>
     </w:p>
     <w:p>
       <w:r>
-        <w:t>На этом этапе собирается полный цикл: данные → фичи → бустинг → сигнал → сделка → отчёт. Начальная конфигурация нужна для проверки работы всех частей вместе, а не как заранее выбранное лучшее решение. Этапы 2 и 3 частично идут параллельно.</w:t>
-      </w:r>
-    </w:p>
-    <w:p>
-      <w:pPr>
-        <w:pStyle w:val="ListNumber"/>
-        <w:numPr>
-          <w:ilvl w:val="0"/>
-          <w:numId w:val="12"/>
-        </w:numPr>
-      </w:pPr>
-      <w:r>
-        <w:t>Разделить историю по времени на обучение, валидацию и отложенный финальный тест. При пересечении горизонтов ответов исключить утечки через границы выборок.</w:t>
-      </w:r>
-    </w:p>
-    <w:p>
-      <w:pPr>
-        <w:pStyle w:val="ListNumber"/>
-        <w:numPr>
-          <w:ilvl w:val="0"/>
-          <w:numId w:val="12"/>
-        </w:numPr>
-      </w:pPr>
-      <w:r>
-        <w:t>Проверить подготовку на коротких примерах. При необходимости сделать технический запуск простой модели, не превращая его в отдельное исследование.</w:t>
-      </w:r>
-    </w:p>
-    <w:p>
-      <w:pPr>
-        <w:pStyle w:val="ListNumber"/>
-        <w:numPr>
-          <w:ilvl w:val="0"/>
-          <w:numId w:val="12"/>
-        </w:numPr>
-      </w:pPr>
-      <w:r>
-        <w:t>Обучить градиентный бустинг, например CatBoost, на первых рыночных и дополнительных фичах. Сохранить прогнозы, настройки и версию данных.</w:t>
-      </w:r>
-    </w:p>
-    <w:p>
-      <w:pPr>
-        <w:pStyle w:val="ListNumber"/>
-        <w:numPr>
-          <w:ilvl w:val="0"/>
-          <w:numId w:val="12"/>
-        </w:numPr>
-      </w:pPr>
-      <w:r>
-        <w:t>Реализовать деньги, позиции и сделки. Описать момент появления сигнала, следующую доступную цену исполнения, задержку, комиссию, спред и проскальзывание.</w:t>
-      </w:r>
-    </w:p>
-    <w:p>
-      <w:pPr>
-        <w:pStyle w:val="ListNumber"/>
-        <w:numPr>
-          <w:ilvl w:val="0"/>
-          <w:numId w:val="12"/>
-        </w:numPr>
-      </w:pPr>
-      <w:r>
-        <w:t>Подключить прогноз к предварительным правилам входа и выхода. Добавить удержание актива, отсутствие торговли и техническую стратегию как ориентиры, а не как главные модели работы.</w:t>
-      </w:r>
-    </w:p>
-    <w:p>
-      <w:pPr>
-        <w:pStyle w:val="ListNumber"/>
-        <w:numPr>
-          <w:ilvl w:val="0"/>
-          <w:numId w:val="12"/>
-        </w:numPr>
-      </w:pPr>
-      <w:r>
-        <w:t>Проверить расчёт портфеля вручную на нескольких сделках. Собрать прогнозные метрики, кривую капитала, доходность после расходов, просадку, Шарп, оборот и число сделок.</w:t>
+        <w:t>Писать текст параллельно разработке: постановку и обзор, описание сбора, методику экспериментов, сравнения, стратегию, реализацию и результаты.</w:t>
       </w:r>
     </w:p>
     <w:p>
       <w:r>
-        <w:t>Результат — воспроизводимый запуск бустинга с бэктестом. Ошибки расчётов и утечки исправляются до основных сравнений. Проверенный цикл становится отправной точкой для экспериментов.</w:t>
-      </w:r>
-    </w:p>
-    <w:p>
-      <w:pPr>
-        <w:pStyle w:val="Heading1"/>
-        <w:pageBreakBefore w:val="0"/>
-      </w:pPr>
-      <w:r>
-        <w:t>Этап 4 Подобрать временные настройки</w:t>
+        <w:t>Таблицы и графики формировать из сохранённых экспериментов.</w:t>
       </w:r>
     </w:p>
     <w:p>
       <w:r>
-        <w:t>Задача этапа — проверить, на каком временном масштабе имеет смысл развивать подход. Свеча и горизонт не фиксируются заранее: модель и фичи могут работать на другом интервале.</w:t>
-      </w:r>
-    </w:p>
-    <w:p>
-      <w:pPr>
-        <w:pStyle w:val="ListNumber"/>
-        <w:numPr>
-          <w:ilvl w:val="0"/>
-          <w:numId w:val="13"/>
-        </w:numPr>
-      </w:pPr>
-      <w:r>
-        <w:t>Наметить ограниченную сетку, например свечи 15 минут, час, 4 часа и день. Список уточнить по покрытию данных и стоимости расчётов.</w:t>
-      </w:r>
-    </w:p>
-    <w:p>
-      <w:pPr>
-        <w:pStyle w:val="ListNumber"/>
-        <w:numPr>
-          <w:ilvl w:val="0"/>
-          <w:numId w:val="13"/>
-        </w:numPr>
-      </w:pPr>
-      <w:r>
-        <w:t>Для каждого таймфрейма проверить совместимые горизонты прогноза и окна фичей. Учитывать глубину истории в календарном времени: 24 часовые свечи и 24 дневные свечи — разные условия.</w:t>
-      </w:r>
-    </w:p>
-    <w:p>
-      <w:pPr>
-        <w:pStyle w:val="ListNumber"/>
-        <w:numPr>
-          <w:ilvl w:val="0"/>
-          <w:numId w:val="13"/>
-        </w:numPr>
-      </w:pPr>
-      <w:r>
-        <w:t>Проверить длину обучающей истории, скользящее или расширяющееся окно и частоту переобучения.</w:t>
-      </w:r>
-    </w:p>
-    <w:p>
-      <w:pPr>
-        <w:pStyle w:val="ListNumber"/>
-        <w:numPr>
-          <w:ilvl w:val="0"/>
-          <w:numId w:val="13"/>
-        </w:numPr>
-      </w:pPr>
-      <w:r>
-        <w:t>Сначала сделать широкий, но недорогой поиск с бустингом, затем подробнее настроить перспективные связки. Не перебирать сразу все комбинации источников, моделей и окон.</w:t>
-      </w:r>
-    </w:p>
-    <w:p>
-      <w:pPr>
-        <w:pStyle w:val="ListNumber"/>
-        <w:numPr>
-          <w:ilvl w:val="0"/>
-          <w:numId w:val="13"/>
-        </w:numPr>
-      </w:pPr>
-      <w:r>
-        <w:t>Подбирать настройки внутри обучающих и валидационных периодов. Сравнивать кандидатов на общих следующих календарных отрезках, которые не участвовали в их настройке. Финальный тест всё ещё остаётся закрытым.</w:t>
-      </w:r>
-    </w:p>
-    <w:p>
-      <w:pPr>
-        <w:pStyle w:val="ListNumber"/>
-        <w:numPr>
-          <w:ilvl w:val="0"/>
-          <w:numId w:val="13"/>
-        </w:numPr>
-      </w:pPr>
-      <w:r>
-        <w:t>Сохранить все запуски, проверить разброс по последовательным периодам и выбрать несколько связок для продолжения, а не один случайно лучший результат.</w:t>
-      </w:r>
-    </w:p>
-    <w:p>
-      <w:r>
-        <w:t>Общими остаются периоды оценки, правила исполнения и учёт расходов. Окна обучения и фичей могут отличаться, если их выбирали без доступа к оценочному периоду. Большое число попыток повышает риск случайного выигрыша, поэтому сохраняются все запуски и разброс результатов. Итог этапа — сравнение временных настроек и основания для дальнейшего выбора.</w:t>
-      </w:r>
-    </w:p>
-    <w:p>
-      <w:pPr>
-        <w:pStyle w:val="Heading1"/>
-        <w:pageBreakBefore w:val="0"/>
-      </w:pPr>
-      <w:r>
-        <w:t>Этап 5 Развивать модели и проверять вклад фичей</w:t>
-      </w:r>
-    </w:p>
-    <w:p>
-      <w:r>
-        <w:t>Дополнительные источники уже входят в стартовую модель. На этом этапе набор расширяется и проверяется, а не подключается впервые. Если новая фича меняет результат, подбор временных настроек повторяется на валидации.</w:t>
-      </w:r>
-    </w:p>
-    <w:p>
-      <w:pPr>
-        <w:pStyle w:val="ListNumber"/>
-        <w:numPr>
-          <w:ilvl w:val="0"/>
-          <w:numId w:val="14"/>
-        </w:numPr>
-      </w:pPr>
-      <w:r>
-        <w:t>Сравнить варианты бустинга и его настройки. Другие модели добавлять с гипотезой: какую особенность данных они должны лучше учитывать.</w:t>
-      </w:r>
-    </w:p>
-    <w:p>
-      <w:pPr>
-        <w:pStyle w:val="ListNumber"/>
-        <w:numPr>
-          <w:ilvl w:val="0"/>
-          <w:numId w:val="14"/>
-        </w:numPr>
-      </w:pPr>
-      <w:r>
-        <w:t>Добавлять новые фичи и источники по очереди. Сначала проверять качество и время доступности, затем запускать сравнение.</w:t>
-      </w:r>
-    </w:p>
-    <w:p>
-      <w:pPr>
-        <w:pStyle w:val="ListNumber"/>
-        <w:numPr>
-          <w:ilvl w:val="0"/>
-          <w:numId w:val="14"/>
-        </w:numPr>
-      </w:pPr>
-      <w:r>
-        <w:t>Отключать группы фичей в объединённой модели и сравнивать рыночный набор с расширенным. Важность признака сама по себе не доказывает пользу источника.</w:t>
-      </w:r>
-    </w:p>
-    <w:p>
-      <w:pPr>
-        <w:pStyle w:val="ListNumber"/>
-        <w:numPr>
-          <w:ilvl w:val="0"/>
-          <w:numId w:val="14"/>
-        </w:numPr>
-      </w:pPr>
-      <w:r>
-        <w:t>При разном покрытии сравнивать варианты на общем участке. Различать вклад группы при прочих равных и результат заново настроенной связки.</w:t>
-      </w:r>
-    </w:p>
-    <w:p>
-      <w:pPr>
-        <w:pStyle w:val="ListNumber"/>
-        <w:numPr>
-          <w:ilvl w:val="0"/>
-          <w:numId w:val="14"/>
-        </w:numPr>
-      </w:pPr>
-      <w:r>
-        <w:t>Повторить ключевые сравнения на нескольких перспективных таймфреймах. Проверить, не теряется ли полезный источник из-за масштаба, на котором он не успевает обновляться.</w:t>
-      </w:r>
-    </w:p>
-    <w:p>
-      <w:pPr>
-        <w:pStyle w:val="ListNumber"/>
-        <w:numPr>
-          <w:ilvl w:val="0"/>
-          <w:numId w:val="14"/>
-        </w:numPr>
-      </w:pPr>
-      <w:r>
-        <w:t>Использовать сопоставимый бюджет настройки, общий механизм бэктеста и периоды оценки. Смотреть на устойчивость, качество прогноза и торговлю после расходов, а не только на лучший запуск.</w:t>
-      </w:r>
-    </w:p>
-    <w:p>
-      <w:r>
-        <w:t>Результат — модель, набор фичей и временные настройки, выбранные для торгового ядра. Для каждого оставленного источника должно быть понятно, чем оправданы его сбор и поддержка. Неудачные эксперименты тоже сохраняются: они нужны для выводов и помогают не повторять одни и те же попытки.</w:t>
-      </w:r>
-    </w:p>
-    <w:p>
-      <w:pPr>
-        <w:pStyle w:val="Heading1"/>
-        <w:pageBreakBefore w:val="0"/>
-      </w:pPr>
-      <w:r>
-        <w:t>Этап 6 Довести стратегию и провести итоговый тест</w:t>
-      </w:r>
-    </w:p>
-    <w:p>
-      <w:r>
-        <w:t>Хороший прогноз ещё не задаёт полноценную стратегию. На этом этапе уточняются правила работы с позицией, затем выбранное решение проверяется целиком.</w:t>
-      </w:r>
-    </w:p>
-    <w:p>
-      <w:pPr>
-        <w:pStyle w:val="ListNumber"/>
-        <w:numPr>
-          <w:ilvl w:val="0"/>
-          <w:numId w:val="15"/>
-        </w:numPr>
-      </w:pPr>
-      <w:r>
-        <w:t>Описать вход, удержание, выход, размер позиции и поведение при недостаточно уверенном сигнале.</w:t>
-      </w:r>
-    </w:p>
-    <w:p>
-      <w:pPr>
-        <w:pStyle w:val="ListNumber"/>
-        <w:numPr>
-          <w:ilvl w:val="0"/>
-          <w:numId w:val="15"/>
-        </w:numPr>
-      </w:pPr>
-      <w:r>
-        <w:t>Добавить риск-лимиты и отказ от торговли при пропусках, устаревших данных или ошибках расчёта.</w:t>
-      </w:r>
-    </w:p>
-    <w:p>
-      <w:pPr>
-        <w:pStyle w:val="ListNumber"/>
-        <w:numPr>
-          <w:ilvl w:val="0"/>
-          <w:numId w:val="15"/>
-        </w:numPr>
-      </w:pPr>
-      <w:r>
-        <w:t>Подобрать торговые параметры на валидации. Для стопов и целей описать неоднозначные свечи, внутри которых могли сработать оба условия.</w:t>
-      </w:r>
-    </w:p>
-    <w:p>
-      <w:pPr>
-        <w:pStyle w:val="ListNumber"/>
-        <w:numPr>
-          <w:ilvl w:val="0"/>
-          <w:numId w:val="15"/>
-        </w:numPr>
-      </w:pPr>
-      <w:r>
-        <w:t>Проверить чувствительность к комиссиям, задержкам и проскальзыванию. Сопоставить результат с ориентирами на тех же периодах.</w:t>
-      </w:r>
-    </w:p>
-    <w:p>
-      <w:pPr>
-        <w:pStyle w:val="ListNumber"/>
-        <w:numPr>
-          <w:ilvl w:val="0"/>
-          <w:numId w:val="15"/>
-        </w:numPr>
-      </w:pPr>
-      <w:r>
-        <w:t>Зафиксировать данные, фичи, таймфрейм, модель, правила переобучения и торговли. После этого открыть отложенный финальный тест для итоговой оценки.</w:t>
-      </w:r>
-    </w:p>
-    <w:p>
-      <w:pPr>
-        <w:pStyle w:val="ListNumber"/>
-        <w:numPr>
-          <w:ilvl w:val="0"/>
-          <w:numId w:val="15"/>
-        </w:numPr>
-      </w:pPr>
-      <w:r>
-        <w:t>Подготовить отчёт с результатами и ограничениями. Если тест оказался слабым, отразить это в выводах, а не продолжать подбор на этом же участке.</w:t>
-      </w:r>
-    </w:p>
-    <w:p>
-      <w:r>
-        <w:t>В сервис переносится проверенная версия. Если устойчивого преимущества нет, бумажный запуск позволяет проверить техническую часть, но не становится основанием для реальных сделок.</w:t>
-      </w:r>
-    </w:p>
-    <w:p>
-      <w:pPr>
-        <w:pStyle w:val="Heading1"/>
-        <w:pageBreakBefore w:val="0"/>
-      </w:pPr>
-      <w:r>
-        <w:t>Этап 7 Собрать сервис и запустить бумажную торговлю</w:t>
-      </w:r>
-    </w:p>
-    <w:p>
-      <w:r>
-        <w:t>Проверенный пайплайн переносится в приложение. Код загрузки, фичей и стратегии используется повторно, чтобы сервис и бэктест работали по одним правилам.</w:t>
-      </w:r>
-    </w:p>
-    <w:p>
-      <w:pPr>
-        <w:pStyle w:val="ListNumber"/>
-        <w:numPr>
-          <w:ilvl w:val="0"/>
-          <w:numId w:val="16"/>
-        </w:numPr>
-      </w:pPr>
-      <w:r>
-        <w:t>Собрать цикл по расписанию: обновить данные, проверить свежесть, рассчитать фичи и прогноз, принять решение и проверить риск.</w:t>
-      </w:r>
-    </w:p>
-    <w:p>
-      <w:pPr>
-        <w:pStyle w:val="ListNumber"/>
-        <w:numPr>
-          <w:ilvl w:val="0"/>
-          <w:numId w:val="16"/>
-        </w:numPr>
-      </w:pPr>
-      <w:r>
-        <w:t>Подключить виртуальный счёт и хранение состояния. Повторный запуск не должен создавать повторную сделку, а перезапуск — терять позицию.</w:t>
-      </w:r>
-    </w:p>
-    <w:p>
-      <w:pPr>
-        <w:pStyle w:val="ListNumber"/>
-        <w:numPr>
-          <w:ilvl w:val="0"/>
-          <w:numId w:val="16"/>
-        </w:numPr>
-      </w:pPr>
-      <w:r>
-        <w:t>Сохранять версию модели, прогноз, действие, причины отказа, заявки и исполнение. Подготовить API и небольшой интерфейс с позициями, сделками, капиталом и ошибками.</w:t>
-      </w:r>
-    </w:p>
-    <w:p>
-      <w:pPr>
-        <w:pStyle w:val="ListNumber"/>
-        <w:numPr>
-          <w:ilvl w:val="0"/>
-          <w:numId w:val="16"/>
-        </w:numPr>
-      </w:pPr>
-      <w:r>
-        <w:t>Добавить контейнерный запуск, тесты и инструкцию. Подобрать хранение и мониторинг под частоту работы и требования кафедры.</w:t>
-      </w:r>
-    </w:p>
-    <w:p>
-      <w:pPr>
-        <w:pStyle w:val="ListNumber"/>
-        <w:numPr>
-          <w:ilvl w:val="0"/>
-          <w:numId w:val="16"/>
-        </w:numPr>
-      </w:pPr>
-      <w:r>
-        <w:t>Проверить сбои API, пропуски, повторы и восстановление после остановки. На одинаковых входах сопоставить решения сервиса с бэктестом.</w:t>
-      </w:r>
-    </w:p>
-    <w:p>
-      <w:pPr>
-        <w:pStyle w:val="ListNumber"/>
-        <w:numPr>
-          <w:ilvl w:val="0"/>
-          <w:numId w:val="16"/>
-        </w:numPr>
-      </w:pPr>
-      <w:r>
-        <w:t>Провести две–три недели бумажной торговли. Сохранять ошибки и задержки; каждое изменение модели или правил отмечать новой версией.</w:t>
-      </w:r>
-    </w:p>
-    <w:p>
-      <w:r>
-        <w:t>Результат — работающий сервис и журнал наблюдения. Этот запуск проверяет прежде всего надёжность: нескольких недель может не хватить для выводов о доходности, особенно при редких сделках.</w:t>
-      </w:r>
-    </w:p>
-    <w:p>
-      <w:r>
-        <w:t>После ядра можно добавить ассистента поверх API и журнала: просмотр результатов, объяснение решений и обсуждение неуверенных сигналов. Он не должен обходить риск-лимиты. Подключение реальной биржи остаётся отдельным решением.</w:t>
-      </w:r>
-    </w:p>
-    <w:p>
-      <w:pPr>
-        <w:pStyle w:val="Heading1"/>
-        <w:pageBreakBefore w:val="0"/>
-      </w:pPr>
-      <w:r>
-        <w:t>Этап 8 Собрать текст и подготовить защиту</w:t>
-      </w:r>
-    </w:p>
-    <w:p>
-      <w:r>
-        <w:t>Текст готовится по ходу работы: введение и обзор после постановки, данные и методика после первых запусков, эксперименты по мере сравнения моделей. В конце сводятся результаты, завершается описание сервиса и готовится демо.</w:t>
-      </w:r>
-    </w:p>
-    <w:p>
-      <w:r>
-        <w:t>Предварительная структура: введение; обзор; задача и данные; методика; эксперименты с моделями, фичами и временными настройками; стратегия; реализация и проверка сервиса; выводы и ограничения. Оформление должно соответствовать требованиям кафедры.</w:t>
-      </w:r>
-    </w:p>
-    <w:p>
-      <w:pPr>
-        <w:pStyle w:val="ListNumber"/>
-        <w:numPr>
-          <w:ilvl w:val="0"/>
-          <w:numId w:val="17"/>
-        </w:numPr>
-      </w:pPr>
-      <w:r>
-        <w:t>Сохранять таблицы и графики вместе с версиями кода, данных и настроек. Переносить в текст результаты, которые можно повторить и объяснить.</w:t>
-      </w:r>
-    </w:p>
-    <w:p>
-      <w:pPr>
-        <w:pStyle w:val="ListNumber"/>
-        <w:numPr>
-          <w:ilvl w:val="0"/>
-          <w:numId w:val="17"/>
-        </w:numPr>
-      </w:pPr>
-      <w:r>
-        <w:t>Разделять качество прогноза, результат торговли и работоспособность приложения. Для каждого вывода указывать конкретную проверку.</w:t>
-      </w:r>
-    </w:p>
-    <w:p>
-      <w:pPr>
-        <w:pStyle w:val="ListNumber"/>
-        <w:numPr>
-          <w:ilvl w:val="0"/>
-          <w:numId w:val="17"/>
-        </w:numPr>
-      </w:pPr>
-      <w:r>
-        <w:t>После наблюдения закончить главы о сервисе и результатах. Проверить ссылки, подписи, формулы и список литературы.</w:t>
-      </w:r>
-    </w:p>
-    <w:p>
-      <w:pPr>
-        <w:pStyle w:val="ListNumber"/>
-        <w:numPr>
-          <w:ilvl w:val="0"/>
-          <w:numId w:val="17"/>
-        </w:numPr>
-      </w:pPr>
-      <w:r>
-        <w:t>Подготовить демо полного цикла и резервный запуск на сохранённых данных, чтобы защита не зависела от внешнего API.</w:t>
-      </w:r>
-    </w:p>
-    <w:p>
-      <w:pPr>
-        <w:pStyle w:val="ListNumber"/>
-        <w:numPr>
-          <w:ilvl w:val="0"/>
-          <w:numId w:val="17"/>
-        </w:numPr>
-      </w:pPr>
-      <w:r>
-        <w:t>Собрать презентацию, пройти предзащиту и внести правки. Проверить комплект сдачи и инструкцию запуска.</w:t>
-      </w:r>
-    </w:p>
-    <w:p>
-      <w:r>
-        <w:t>К защите нужны текст, презентация, репозиторий с повторяемыми ключевыми экспериментами и рабочее демо. Готовые функции и возможные расширения описываются отдельно.</w:t>
-      </w:r>
-    </w:p>
-    <w:p>
-      <w:pPr>
-        <w:pStyle w:val="Heading1"/>
-        <w:pageBreakBefore w:val="0"/>
-      </w:pPr>
-      <w:r>
-        <w:t>Примерный календарь</w:t>
-      </w:r>
-    </w:p>
-    <w:p>
-      <w:r>
-        <w:t>Ориентир — 16 рабочих недель. Это оценка объёма, а не обещание точных дат. Данные, бустинг и бэктест собираются в одном рабочем цикле.</w:t>
-      </w:r>
-    </w:p>
-    <w:tbl>
-      <w:tblPr>
-        <w:tblW w:type="auto" w:w="0"/>
-        <w:jc w:val="center"/>
-        <w:tblLayout w:type="fixed"/>
-        <w:tblLook w:firstColumn="1" w:firstRow="1" w:lastColumn="0" w:lastRow="0" w:noHBand="0" w:noVBand="1" w:val="04A0"/>
-      </w:tblPr>
-      <w:tblGrid>
-        <w:gridCol w:w="1020"/>
-        <w:gridCol w:w="3402"/>
-        <w:gridCol w:w="5102"/>
-      </w:tblGrid>
-      <w:tr>
-        <w:trPr>
-          <w:cantSplit/>
-          <w:tblHeader/>
-        </w:trPr>
-        <w:tc>
-          <w:tcPr>
-            <w:tcW w:type="dxa" w:w="1020"/>
-            <w:vAlign w:val="center"/>
-            <w:tcBorders>
-              <w:top w:val="single" w:sz="4" w:color="D9D9D9"/>
-              <w:left w:val="single" w:sz="4" w:color="D9D9D9"/>
-              <w:bottom w:val="single" w:sz="4" w:color="D9D9D9"/>
-              <w:right w:val="single" w:sz="4" w:color="D9D9D9"/>
-            </w:tcBorders>
-            <w:tcMar>
-              <w:top w:w="90" w:type="dxa"/>
-              <w:left w:w="90" w:type="dxa"/>
-              <w:bottom w:w="90" w:type="dxa"/>
-              <w:right w:w="90" w:type="dxa"/>
-            </w:tcMar>
-            <w:shd w:fill="DCE6EF"/>
-          </w:tcPr>
-          <w:p>
-            <w:pPr>
-              <w:spacing w:after="40" w:line="240" w:lineRule="auto"/>
-            </w:pPr>
-            <w:r>
-              <w:rPr>
-                <w:b/>
-                <w:sz w:val="19"/>
-              </w:rPr>
-              <w:t>Недели</w:t>
-            </w:r>
-          </w:p>
-        </w:tc>
-        <w:tc>
-          <w:tcPr>
-            <w:tcW w:type="dxa" w:w="3402"/>
-            <w:vAlign w:val="center"/>
-            <w:tcBorders>
-              <w:top w:val="single" w:sz="4" w:color="D9D9D9"/>
-              <w:left w:val="single" w:sz="4" w:color="D9D9D9"/>
-              <w:bottom w:val="single" w:sz="4" w:color="D9D9D9"/>
-              <w:right w:val="single" w:sz="4" w:color="D9D9D9"/>
-            </w:tcBorders>
-            <w:tcMar>
-              <w:top w:w="90" w:type="dxa"/>
-              <w:left w:w="90" w:type="dxa"/>
-              <w:bottom w:w="90" w:type="dxa"/>
-              <w:right w:w="90" w:type="dxa"/>
-            </w:tcMar>
-            <w:shd w:fill="DCE6EF"/>
-          </w:tcPr>
-          <w:p>
-            <w:pPr>
-              <w:spacing w:after="40" w:line="240" w:lineRule="auto"/>
-            </w:pPr>
-            <w:r>
-              <w:rPr>
-                <w:b/>
-                <w:sz w:val="19"/>
-              </w:rPr>
-              <w:t>Работа</w:t>
-            </w:r>
-          </w:p>
-        </w:tc>
-        <w:tc>
-          <w:tcPr>
-            <w:tcW w:type="dxa" w:w="5102"/>
-            <w:vAlign w:val="center"/>
-            <w:tcBorders>
-              <w:top w:val="single" w:sz="4" w:color="D9D9D9"/>
-              <w:left w:val="single" w:sz="4" w:color="D9D9D9"/>
-              <w:bottom w:val="single" w:sz="4" w:color="D9D9D9"/>
-              <w:right w:val="single" w:sz="4" w:color="D9D9D9"/>
-            </w:tcBorders>
-            <w:tcMar>
-              <w:top w:w="90" w:type="dxa"/>
-              <w:left w:w="90" w:type="dxa"/>
-              <w:bottom w:w="90" w:type="dxa"/>
-              <w:right w:w="90" w:type="dxa"/>
-            </w:tcMar>
-            <w:shd w:fill="DCE6EF"/>
-          </w:tcPr>
-          <w:p>
-            <w:pPr>
-              <w:spacing w:after="40" w:line="240" w:lineRule="auto"/>
-            </w:pPr>
-            <w:r>
-              <w:rPr>
-                <w:b/>
-                <w:sz w:val="19"/>
-              </w:rPr>
-              <w:t>Результат</w:t>
-            </w:r>
-          </w:p>
-        </w:tc>
-      </w:tr>
-      <w:tr>
-        <w:trPr>
-          <w:cantSplit/>
-        </w:trPr>
-        <w:tc>
-          <w:tcPr>
-            <w:tcW w:type="dxa" w:w="1020"/>
-            <w:vAlign w:val="center"/>
-            <w:tcBorders>
-              <w:top w:val="single" w:sz="4" w:color="D9D9D9"/>
-              <w:left w:val="single" w:sz="4" w:color="D9D9D9"/>
-              <w:bottom w:val="single" w:sz="4" w:color="D9D9D9"/>
-              <w:right w:val="single" w:sz="4" w:color="D9D9D9"/>
-            </w:tcBorders>
-            <w:tcMar>
-              <w:top w:w="90" w:type="dxa"/>
-              <w:left w:w="90" w:type="dxa"/>
-              <w:bottom w:w="90" w:type="dxa"/>
-              <w:right w:w="90" w:type="dxa"/>
-            </w:tcMar>
-            <w:shd w:fill="FFFFFF"/>
-          </w:tcPr>
-          <w:p>
-            <w:pPr>
-              <w:spacing w:after="40" w:line="240" w:lineRule="auto"/>
-            </w:pPr>
-            <w:r>
-              <w:rPr>
-                <w:b w:val="0"/>
-                <w:sz w:val="19"/>
-              </w:rPr>
-              <w:t>1–2</w:t>
-            </w:r>
-          </w:p>
-        </w:tc>
-        <w:tc>
-          <w:tcPr>
-            <w:tcW w:type="dxa" w:w="3402"/>
-            <w:vAlign w:val="center"/>
-            <w:tcBorders>
-              <w:top w:val="single" w:sz="4" w:color="D9D9D9"/>
-              <w:left w:val="single" w:sz="4" w:color="D9D9D9"/>
-              <w:bottom w:val="single" w:sz="4" w:color="D9D9D9"/>
-              <w:right w:val="single" w:sz="4" w:color="D9D9D9"/>
-            </w:tcBorders>
-            <w:tcMar>
-              <w:top w:w="90" w:type="dxa"/>
-              <w:left w:w="90" w:type="dxa"/>
-              <w:bottom w:w="90" w:type="dxa"/>
-              <w:right w:w="90" w:type="dxa"/>
-            </w:tcMar>
-            <w:shd w:fill="FFFFFF"/>
-          </w:tcPr>
-          <w:p>
-            <w:pPr>
-              <w:spacing w:after="40" w:line="240" w:lineRule="auto"/>
-            </w:pPr>
-            <w:r>
-              <w:rPr>
-                <w:b w:val="0"/>
-                <w:sz w:val="19"/>
-              </w:rPr>
-              <w:t>Постановка, обзор работ и проверка источников</w:t>
-            </w:r>
-          </w:p>
-        </w:tc>
-        <w:tc>
-          <w:tcPr>
-            <w:tcW w:type="dxa" w:w="5102"/>
-            <w:vAlign w:val="center"/>
-            <w:tcBorders>
-              <w:top w:val="single" w:sz="4" w:color="D9D9D9"/>
-              <w:left w:val="single" w:sz="4" w:color="D9D9D9"/>
-              <w:bottom w:val="single" w:sz="4" w:color="D9D9D9"/>
-              <w:right w:val="single" w:sz="4" w:color="D9D9D9"/>
-            </w:tcBorders>
-            <w:tcMar>
-              <w:top w:w="90" w:type="dxa"/>
-              <w:left w:w="90" w:type="dxa"/>
-              <w:bottom w:w="90" w:type="dxa"/>
-              <w:right w:w="90" w:type="dxa"/>
-            </w:tcMar>
-            <w:shd w:fill="FFFFFF"/>
-          </w:tcPr>
-          <w:p>
-            <w:pPr>
-              <w:spacing w:after="40" w:line="240" w:lineRule="auto"/>
-            </w:pPr>
-            <w:r>
-              <w:rPr>
-                <w:b w:val="0"/>
-                <w:sz w:val="19"/>
-              </w:rPr>
-              <w:t>Постановка и пробные выгрузки</w:t>
-            </w:r>
-          </w:p>
-        </w:tc>
-      </w:tr>
-      <w:tr>
-        <w:trPr>
-          <w:cantSplit/>
-        </w:trPr>
-        <w:tc>
-          <w:tcPr>
-            <w:tcW w:type="dxa" w:w="1020"/>
-            <w:vAlign w:val="center"/>
-            <w:tcBorders>
-              <w:top w:val="single" w:sz="4" w:color="D9D9D9"/>
-              <w:left w:val="single" w:sz="4" w:color="D9D9D9"/>
-              <w:bottom w:val="single" w:sz="4" w:color="D9D9D9"/>
-              <w:right w:val="single" w:sz="4" w:color="D9D9D9"/>
-            </w:tcBorders>
-            <w:tcMar>
-              <w:top w:w="90" w:type="dxa"/>
-              <w:left w:w="90" w:type="dxa"/>
-              <w:bottom w:w="90" w:type="dxa"/>
-              <w:right w:w="90" w:type="dxa"/>
-            </w:tcMar>
-            <w:shd w:fill="FFFFFF"/>
-          </w:tcPr>
-          <w:p>
-            <w:pPr>
-              <w:spacing w:after="40" w:line="240" w:lineRule="auto"/>
-            </w:pPr>
-            <w:r>
-              <w:rPr>
-                <w:b w:val="0"/>
-                <w:sz w:val="19"/>
-              </w:rPr>
-              <w:t>2–3</w:t>
-            </w:r>
-          </w:p>
-        </w:tc>
-        <w:tc>
-          <w:tcPr>
-            <w:tcW w:type="dxa" w:w="3402"/>
-            <w:vAlign w:val="center"/>
-            <w:tcBorders>
-              <w:top w:val="single" w:sz="4" w:color="D9D9D9"/>
-              <w:left w:val="single" w:sz="4" w:color="D9D9D9"/>
-              <w:bottom w:val="single" w:sz="4" w:color="D9D9D9"/>
-              <w:right w:val="single" w:sz="4" w:color="D9D9D9"/>
-            </w:tcBorders>
-            <w:tcMar>
-              <w:top w:w="90" w:type="dxa"/>
-              <w:left w:w="90" w:type="dxa"/>
-              <w:bottom w:w="90" w:type="dxa"/>
-              <w:right w:w="90" w:type="dxa"/>
-            </w:tcMar>
-            <w:shd w:fill="FFFFFF"/>
-          </w:tcPr>
-          <w:p>
-            <w:pPr>
-              <w:spacing w:after="40" w:line="240" w:lineRule="auto"/>
-            </w:pPr>
-            <w:r>
-              <w:rPr>
-                <w:b w:val="0"/>
-                <w:sz w:val="19"/>
-              </w:rPr>
-              <w:t>Котировки, дополнения и первые фичи</w:t>
-            </w:r>
-          </w:p>
-        </w:tc>
-        <w:tc>
-          <w:tcPr>
-            <w:tcW w:type="dxa" w:w="5102"/>
-            <w:vAlign w:val="center"/>
-            <w:tcBorders>
-              <w:top w:val="single" w:sz="4" w:color="D9D9D9"/>
-              <w:left w:val="single" w:sz="4" w:color="D9D9D9"/>
-              <w:bottom w:val="single" w:sz="4" w:color="D9D9D9"/>
-              <w:right w:val="single" w:sz="4" w:color="D9D9D9"/>
-            </w:tcBorders>
-            <w:tcMar>
-              <w:top w:w="90" w:type="dxa"/>
-              <w:left w:w="90" w:type="dxa"/>
-              <w:bottom w:w="90" w:type="dxa"/>
-              <w:right w:w="90" w:type="dxa"/>
-            </w:tcMar>
-            <w:shd w:fill="FFFFFF"/>
-          </w:tcPr>
-          <w:p>
-            <w:pPr>
-              <w:spacing w:after="40" w:line="240" w:lineRule="auto"/>
-            </w:pPr>
-            <w:r>
-              <w:rPr>
-                <w:b w:val="0"/>
-                <w:sz w:val="19"/>
-              </w:rPr>
-              <w:t>Датасет с настраиваемыми окнами</w:t>
-            </w:r>
-          </w:p>
-        </w:tc>
-      </w:tr>
-      <w:tr>
-        <w:trPr>
-          <w:cantSplit/>
-        </w:trPr>
-        <w:tc>
-          <w:tcPr>
-            <w:tcW w:type="dxa" w:w="1020"/>
-            <w:vAlign w:val="center"/>
-            <w:tcBorders>
-              <w:top w:val="single" w:sz="4" w:color="D9D9D9"/>
-              <w:left w:val="single" w:sz="4" w:color="D9D9D9"/>
-              <w:bottom w:val="single" w:sz="4" w:color="D9D9D9"/>
-              <w:right w:val="single" w:sz="4" w:color="D9D9D9"/>
-            </w:tcBorders>
-            <w:tcMar>
-              <w:top w:w="90" w:type="dxa"/>
-              <w:left w:w="90" w:type="dxa"/>
-              <w:bottom w:w="90" w:type="dxa"/>
-              <w:right w:w="90" w:type="dxa"/>
-            </w:tcMar>
-            <w:shd w:fill="FFFFFF"/>
-          </w:tcPr>
-          <w:p>
-            <w:pPr>
-              <w:spacing w:after="40" w:line="240" w:lineRule="auto"/>
-            </w:pPr>
-            <w:r>
-              <w:rPr>
-                <w:b w:val="0"/>
-                <w:sz w:val="19"/>
-              </w:rPr>
-              <w:t>3–4</w:t>
-            </w:r>
-          </w:p>
-        </w:tc>
-        <w:tc>
-          <w:tcPr>
-            <w:tcW w:type="dxa" w:w="3402"/>
-            <w:vAlign w:val="center"/>
-            <w:tcBorders>
-              <w:top w:val="single" w:sz="4" w:color="D9D9D9"/>
-              <w:left w:val="single" w:sz="4" w:color="D9D9D9"/>
-              <w:bottom w:val="single" w:sz="4" w:color="D9D9D9"/>
-              <w:right w:val="single" w:sz="4" w:color="D9D9D9"/>
-            </w:tcBorders>
-            <w:tcMar>
-              <w:top w:w="90" w:type="dxa"/>
-              <w:left w:w="90" w:type="dxa"/>
-              <w:bottom w:w="90" w:type="dxa"/>
-              <w:right w:w="90" w:type="dxa"/>
-            </w:tcMar>
-            <w:shd w:fill="FFFFFF"/>
-          </w:tcPr>
-          <w:p>
-            <w:pPr>
-              <w:spacing w:after="40" w:line="240" w:lineRule="auto"/>
-            </w:pPr>
-            <w:r>
-              <w:rPr>
-                <w:b w:val="0"/>
-                <w:sz w:val="19"/>
-              </w:rPr>
-              <w:t>Первый запуск бустинга и бэктеста</w:t>
-            </w:r>
-          </w:p>
-        </w:tc>
-        <w:tc>
-          <w:tcPr>
-            <w:tcW w:type="dxa" w:w="5102"/>
-            <w:vAlign w:val="center"/>
-            <w:tcBorders>
-              <w:top w:val="single" w:sz="4" w:color="D9D9D9"/>
-              <w:left w:val="single" w:sz="4" w:color="D9D9D9"/>
-              <w:bottom w:val="single" w:sz="4" w:color="D9D9D9"/>
-              <w:right w:val="single" w:sz="4" w:color="D9D9D9"/>
-            </w:tcBorders>
-            <w:tcMar>
-              <w:top w:w="90" w:type="dxa"/>
-              <w:left w:w="90" w:type="dxa"/>
-              <w:bottom w:w="90" w:type="dxa"/>
-              <w:right w:w="90" w:type="dxa"/>
-            </w:tcMar>
-            <w:shd w:fill="FFFFFF"/>
-          </w:tcPr>
-          <w:p>
-            <w:pPr>
-              <w:spacing w:after="40" w:line="240" w:lineRule="auto"/>
-            </w:pPr>
-            <w:r>
-              <w:rPr>
-                <w:b w:val="0"/>
-                <w:sz w:val="19"/>
-              </w:rPr>
-              <w:t>Полный цикл и отчёт</w:t>
-            </w:r>
-          </w:p>
-        </w:tc>
-      </w:tr>
-      <w:tr>
-        <w:trPr>
-          <w:cantSplit/>
-        </w:trPr>
-        <w:tc>
-          <w:tcPr>
-            <w:tcW w:type="dxa" w:w="1020"/>
-            <w:vAlign w:val="center"/>
-            <w:tcBorders>
-              <w:top w:val="single" w:sz="4" w:color="D9D9D9"/>
-              <w:left w:val="single" w:sz="4" w:color="D9D9D9"/>
-              <w:bottom w:val="single" w:sz="4" w:color="D9D9D9"/>
-              <w:right w:val="single" w:sz="4" w:color="D9D9D9"/>
-            </w:tcBorders>
-            <w:tcMar>
-              <w:top w:w="90" w:type="dxa"/>
-              <w:left w:w="90" w:type="dxa"/>
-              <w:bottom w:w="90" w:type="dxa"/>
-              <w:right w:w="90" w:type="dxa"/>
-            </w:tcMar>
-            <w:shd w:fill="FFFFFF"/>
-          </w:tcPr>
-          <w:p>
-            <w:pPr>
-              <w:spacing w:after="40" w:line="240" w:lineRule="auto"/>
-            </w:pPr>
-            <w:r>
-              <w:rPr>
-                <w:b w:val="0"/>
-                <w:sz w:val="19"/>
-              </w:rPr>
-              <w:t>4–6</w:t>
-            </w:r>
-          </w:p>
-        </w:tc>
-        <w:tc>
-          <w:tcPr>
-            <w:tcW w:type="dxa" w:w="3402"/>
-            <w:vAlign w:val="center"/>
-            <w:tcBorders>
-              <w:top w:val="single" w:sz="4" w:color="D9D9D9"/>
-              <w:left w:val="single" w:sz="4" w:color="D9D9D9"/>
-              <w:bottom w:val="single" w:sz="4" w:color="D9D9D9"/>
-              <w:right w:val="single" w:sz="4" w:color="D9D9D9"/>
-            </w:tcBorders>
-            <w:tcMar>
-              <w:top w:w="90" w:type="dxa"/>
-              <w:left w:w="90" w:type="dxa"/>
-              <w:bottom w:w="90" w:type="dxa"/>
-              <w:right w:w="90" w:type="dxa"/>
-            </w:tcMar>
-            <w:shd w:fill="FFFFFF"/>
-          </w:tcPr>
-          <w:p>
-            <w:pPr>
-              <w:spacing w:after="40" w:line="240" w:lineRule="auto"/>
-            </w:pPr>
-            <w:r>
-              <w:rPr>
-                <w:b w:val="0"/>
-                <w:sz w:val="19"/>
-              </w:rPr>
-              <w:t>Подбор таймфреймов, горизонтов и окон</w:t>
-            </w:r>
-          </w:p>
-        </w:tc>
-        <w:tc>
-          <w:tcPr>
-            <w:tcW w:type="dxa" w:w="5102"/>
-            <w:vAlign w:val="center"/>
-            <w:tcBorders>
-              <w:top w:val="single" w:sz="4" w:color="D9D9D9"/>
-              <w:left w:val="single" w:sz="4" w:color="D9D9D9"/>
-              <w:bottom w:val="single" w:sz="4" w:color="D9D9D9"/>
-              <w:right w:val="single" w:sz="4" w:color="D9D9D9"/>
-            </w:tcBorders>
-            <w:tcMar>
-              <w:top w:w="90" w:type="dxa"/>
-              <w:left w:w="90" w:type="dxa"/>
-              <w:bottom w:w="90" w:type="dxa"/>
-              <w:right w:w="90" w:type="dxa"/>
-            </w:tcMar>
-            <w:shd w:fill="FFFFFF"/>
-          </w:tcPr>
-          <w:p>
-            <w:pPr>
-              <w:spacing w:after="40" w:line="240" w:lineRule="auto"/>
-            </w:pPr>
-            <w:r>
-              <w:rPr>
-                <w:b w:val="0"/>
-                <w:sz w:val="19"/>
-              </w:rPr>
-              <w:t>Сравнение временных настроек</w:t>
-            </w:r>
-          </w:p>
-        </w:tc>
-      </w:tr>
-      <w:tr>
-        <w:trPr>
-          <w:cantSplit/>
-        </w:trPr>
-        <w:tc>
-          <w:tcPr>
-            <w:tcW w:type="dxa" w:w="1020"/>
-            <w:vAlign w:val="center"/>
-            <w:tcBorders>
-              <w:top w:val="single" w:sz="4" w:color="D9D9D9"/>
-              <w:left w:val="single" w:sz="4" w:color="D9D9D9"/>
-              <w:bottom w:val="single" w:sz="4" w:color="D9D9D9"/>
-              <w:right w:val="single" w:sz="4" w:color="D9D9D9"/>
-            </w:tcBorders>
-            <w:tcMar>
-              <w:top w:w="90" w:type="dxa"/>
-              <w:left w:w="90" w:type="dxa"/>
-              <w:bottom w:w="90" w:type="dxa"/>
-              <w:right w:w="90" w:type="dxa"/>
-            </w:tcMar>
-            <w:shd w:fill="FFFFFF"/>
-          </w:tcPr>
-          <w:p>
-            <w:pPr>
-              <w:spacing w:after="40" w:line="240" w:lineRule="auto"/>
-            </w:pPr>
-            <w:r>
-              <w:rPr>
-                <w:b w:val="0"/>
-                <w:sz w:val="19"/>
-              </w:rPr>
-              <w:t>6–8</w:t>
-            </w:r>
-          </w:p>
-        </w:tc>
-        <w:tc>
-          <w:tcPr>
-            <w:tcW w:type="dxa" w:w="3402"/>
-            <w:vAlign w:val="center"/>
-            <w:tcBorders>
-              <w:top w:val="single" w:sz="4" w:color="D9D9D9"/>
-              <w:left w:val="single" w:sz="4" w:color="D9D9D9"/>
-              <w:bottom w:val="single" w:sz="4" w:color="D9D9D9"/>
-              <w:right w:val="single" w:sz="4" w:color="D9D9D9"/>
-            </w:tcBorders>
-            <w:tcMar>
-              <w:top w:w="90" w:type="dxa"/>
-              <w:left w:w="90" w:type="dxa"/>
-              <w:bottom w:w="90" w:type="dxa"/>
-              <w:right w:w="90" w:type="dxa"/>
-            </w:tcMar>
-            <w:shd w:fill="FFFFFF"/>
-          </w:tcPr>
-          <w:p>
-            <w:pPr>
-              <w:spacing w:after="40" w:line="240" w:lineRule="auto"/>
-            </w:pPr>
-            <w:r>
-              <w:rPr>
-                <w:b w:val="0"/>
-                <w:sz w:val="19"/>
-              </w:rPr>
-              <w:t>Развитие моделей и проверка вклада фичей</w:t>
-            </w:r>
-          </w:p>
-        </w:tc>
-        <w:tc>
-          <w:tcPr>
-            <w:tcW w:type="dxa" w:w="5102"/>
-            <w:vAlign w:val="center"/>
-            <w:tcBorders>
-              <w:top w:val="single" w:sz="4" w:color="D9D9D9"/>
-              <w:left w:val="single" w:sz="4" w:color="D9D9D9"/>
-              <w:bottom w:val="single" w:sz="4" w:color="D9D9D9"/>
-              <w:right w:val="single" w:sz="4" w:color="D9D9D9"/>
-            </w:tcBorders>
-            <w:tcMar>
-              <w:top w:w="90" w:type="dxa"/>
-              <w:left w:w="90" w:type="dxa"/>
-              <w:bottom w:w="90" w:type="dxa"/>
-              <w:right w:w="90" w:type="dxa"/>
-            </w:tcMar>
-            <w:shd w:fill="FFFFFF"/>
-          </w:tcPr>
-          <w:p>
-            <w:pPr>
-              <w:spacing w:after="40" w:line="240" w:lineRule="auto"/>
-            </w:pPr>
-            <w:r>
-              <w:rPr>
-                <w:b w:val="0"/>
-                <w:sz w:val="19"/>
-              </w:rPr>
-              <w:t>Сравнения и выбранные связки</w:t>
-            </w:r>
-          </w:p>
-        </w:tc>
-      </w:tr>
-      <w:tr>
-        <w:trPr>
-          <w:cantSplit/>
-        </w:trPr>
-        <w:tc>
-          <w:tcPr>
-            <w:tcW w:type="dxa" w:w="1020"/>
-            <w:vAlign w:val="center"/>
-            <w:tcBorders>
-              <w:top w:val="single" w:sz="4" w:color="D9D9D9"/>
-              <w:left w:val="single" w:sz="4" w:color="D9D9D9"/>
-              <w:bottom w:val="single" w:sz="4" w:color="D9D9D9"/>
-              <w:right w:val="single" w:sz="4" w:color="D9D9D9"/>
-            </w:tcBorders>
-            <w:tcMar>
-              <w:top w:w="90" w:type="dxa"/>
-              <w:left w:w="90" w:type="dxa"/>
-              <w:bottom w:w="90" w:type="dxa"/>
-              <w:right w:w="90" w:type="dxa"/>
-            </w:tcMar>
-            <w:shd w:fill="FFFFFF"/>
-          </w:tcPr>
-          <w:p>
-            <w:pPr>
-              <w:spacing w:after="40" w:line="240" w:lineRule="auto"/>
-            </w:pPr>
-            <w:r>
-              <w:rPr>
-                <w:b w:val="0"/>
-                <w:sz w:val="19"/>
-              </w:rPr>
-              <w:t>9–10</w:t>
-            </w:r>
-          </w:p>
-        </w:tc>
-        <w:tc>
-          <w:tcPr>
-            <w:tcW w:type="dxa" w:w="3402"/>
-            <w:vAlign w:val="center"/>
-            <w:tcBorders>
-              <w:top w:val="single" w:sz="4" w:color="D9D9D9"/>
-              <w:left w:val="single" w:sz="4" w:color="D9D9D9"/>
-              <w:bottom w:val="single" w:sz="4" w:color="D9D9D9"/>
-              <w:right w:val="single" w:sz="4" w:color="D9D9D9"/>
-            </w:tcBorders>
-            <w:tcMar>
-              <w:top w:w="90" w:type="dxa"/>
-              <w:left w:w="90" w:type="dxa"/>
-              <w:bottom w:w="90" w:type="dxa"/>
-              <w:right w:w="90" w:type="dxa"/>
-            </w:tcMar>
-            <w:shd w:fill="FFFFFF"/>
-          </w:tcPr>
-          <w:p>
-            <w:pPr>
-              <w:spacing w:after="40" w:line="240" w:lineRule="auto"/>
-            </w:pPr>
-            <w:r>
-              <w:rPr>
-                <w:b w:val="0"/>
-                <w:sz w:val="19"/>
-              </w:rPr>
-              <w:t>Доработка стратегии и финальный тест</w:t>
-            </w:r>
-          </w:p>
-        </w:tc>
-        <w:tc>
-          <w:tcPr>
-            <w:tcW w:type="dxa" w:w="5102"/>
-            <w:vAlign w:val="center"/>
-            <w:tcBorders>
-              <w:top w:val="single" w:sz="4" w:color="D9D9D9"/>
-              <w:left w:val="single" w:sz="4" w:color="D9D9D9"/>
-              <w:bottom w:val="single" w:sz="4" w:color="D9D9D9"/>
-              <w:right w:val="single" w:sz="4" w:color="D9D9D9"/>
-            </w:tcBorders>
-            <w:tcMar>
-              <w:top w:w="90" w:type="dxa"/>
-              <w:left w:w="90" w:type="dxa"/>
-              <w:bottom w:w="90" w:type="dxa"/>
-              <w:right w:w="90" w:type="dxa"/>
-            </w:tcMar>
-            <w:shd w:fill="FFFFFF"/>
-          </w:tcPr>
-          <w:p>
-            <w:pPr>
-              <w:spacing w:after="40" w:line="240" w:lineRule="auto"/>
-            </w:pPr>
-            <w:r>
-              <w:rPr>
-                <w:b w:val="0"/>
-                <w:sz w:val="19"/>
-              </w:rPr>
-              <w:t>Итоговая конфигурация и отчёт</w:t>
-            </w:r>
-          </w:p>
-        </w:tc>
-      </w:tr>
-      <w:tr>
-        <w:trPr>
-          <w:cantSplit/>
-        </w:trPr>
-        <w:tc>
-          <w:tcPr>
-            <w:tcW w:type="dxa" w:w="1020"/>
-            <w:vAlign w:val="center"/>
-            <w:tcBorders>
-              <w:top w:val="single" w:sz="4" w:color="D9D9D9"/>
-              <w:left w:val="single" w:sz="4" w:color="D9D9D9"/>
-              <w:bottom w:val="single" w:sz="4" w:color="D9D9D9"/>
-              <w:right w:val="single" w:sz="4" w:color="D9D9D9"/>
-            </w:tcBorders>
-            <w:tcMar>
-              <w:top w:w="90" w:type="dxa"/>
-              <w:left w:w="90" w:type="dxa"/>
-              <w:bottom w:w="90" w:type="dxa"/>
-              <w:right w:w="90" w:type="dxa"/>
-            </w:tcMar>
-            <w:shd w:fill="FFFFFF"/>
-          </w:tcPr>
-          <w:p>
-            <w:pPr>
-              <w:spacing w:after="40" w:line="240" w:lineRule="auto"/>
-            </w:pPr>
-            <w:r>
-              <w:rPr>
-                <w:b w:val="0"/>
-                <w:sz w:val="19"/>
-              </w:rPr>
-              <w:t>11–12</w:t>
-            </w:r>
-          </w:p>
-        </w:tc>
-        <w:tc>
-          <w:tcPr>
-            <w:tcW w:type="dxa" w:w="3402"/>
-            <w:vAlign w:val="center"/>
-            <w:tcBorders>
-              <w:top w:val="single" w:sz="4" w:color="D9D9D9"/>
-              <w:left w:val="single" w:sz="4" w:color="D9D9D9"/>
-              <w:bottom w:val="single" w:sz="4" w:color="D9D9D9"/>
-              <w:right w:val="single" w:sz="4" w:color="D9D9D9"/>
-            </w:tcBorders>
-            <w:tcMar>
-              <w:top w:w="90" w:type="dxa"/>
-              <w:left w:w="90" w:type="dxa"/>
-              <w:bottom w:w="90" w:type="dxa"/>
-              <w:right w:w="90" w:type="dxa"/>
-            </w:tcMar>
-            <w:shd w:fill="FFFFFF"/>
-          </w:tcPr>
-          <w:p>
-            <w:pPr>
-              <w:spacing w:after="40" w:line="240" w:lineRule="auto"/>
-            </w:pPr>
-            <w:r>
-              <w:rPr>
-                <w:b w:val="0"/>
-                <w:sz w:val="19"/>
-              </w:rPr>
-              <w:t>Сервис и технические проверки</w:t>
-            </w:r>
-          </w:p>
-        </w:tc>
-        <w:tc>
-          <w:tcPr>
-            <w:tcW w:type="dxa" w:w="5102"/>
-            <w:vAlign w:val="center"/>
-            <w:tcBorders>
-              <w:top w:val="single" w:sz="4" w:color="D9D9D9"/>
-              <w:left w:val="single" w:sz="4" w:color="D9D9D9"/>
-              <w:bottom w:val="single" w:sz="4" w:color="D9D9D9"/>
-              <w:right w:val="single" w:sz="4" w:color="D9D9D9"/>
-            </w:tcBorders>
-            <w:tcMar>
-              <w:top w:w="90" w:type="dxa"/>
-              <w:left w:w="90" w:type="dxa"/>
-              <w:bottom w:w="90" w:type="dxa"/>
-              <w:right w:w="90" w:type="dxa"/>
-            </w:tcMar>
-            <w:shd w:fill="FFFFFF"/>
-          </w:tcPr>
-          <w:p>
-            <w:pPr>
-              <w:spacing w:after="40" w:line="240" w:lineRule="auto"/>
-            </w:pPr>
-            <w:r>
-              <w:rPr>
-                <w:b w:val="0"/>
-                <w:sz w:val="19"/>
-              </w:rPr>
-              <w:t>Готовность к бумажной торговле</w:t>
-            </w:r>
-          </w:p>
-        </w:tc>
-      </w:tr>
-      <w:tr>
-        <w:trPr>
-          <w:cantSplit/>
-        </w:trPr>
-        <w:tc>
-          <w:tcPr>
-            <w:tcW w:type="dxa" w:w="1020"/>
-            <w:vAlign w:val="center"/>
-            <w:tcBorders>
-              <w:top w:val="single" w:sz="4" w:color="D9D9D9"/>
-              <w:left w:val="single" w:sz="4" w:color="D9D9D9"/>
-              <w:bottom w:val="single" w:sz="4" w:color="D9D9D9"/>
-              <w:right w:val="single" w:sz="4" w:color="D9D9D9"/>
-            </w:tcBorders>
-            <w:tcMar>
-              <w:top w:w="90" w:type="dxa"/>
-              <w:left w:w="90" w:type="dxa"/>
-              <w:bottom w:w="90" w:type="dxa"/>
-              <w:right w:w="90" w:type="dxa"/>
-            </w:tcMar>
-            <w:shd w:fill="FFFFFF"/>
-          </w:tcPr>
-          <w:p>
-            <w:pPr>
-              <w:spacing w:after="40" w:line="240" w:lineRule="auto"/>
-            </w:pPr>
-            <w:r>
-              <w:rPr>
-                <w:b w:val="0"/>
-                <w:sz w:val="19"/>
-              </w:rPr>
-              <w:t>13–15</w:t>
-            </w:r>
-          </w:p>
-        </w:tc>
-        <w:tc>
-          <w:tcPr>
-            <w:tcW w:type="dxa" w:w="3402"/>
-            <w:vAlign w:val="center"/>
-            <w:tcBorders>
-              <w:top w:val="single" w:sz="4" w:color="D9D9D9"/>
-              <w:left w:val="single" w:sz="4" w:color="D9D9D9"/>
-              <w:bottom w:val="single" w:sz="4" w:color="D9D9D9"/>
-              <w:right w:val="single" w:sz="4" w:color="D9D9D9"/>
-            </w:tcBorders>
-            <w:tcMar>
-              <w:top w:w="90" w:type="dxa"/>
-              <w:left w:w="90" w:type="dxa"/>
-              <w:bottom w:w="90" w:type="dxa"/>
-              <w:right w:w="90" w:type="dxa"/>
-            </w:tcMar>
-            <w:shd w:fill="FFFFFF"/>
-          </w:tcPr>
-          <w:p>
-            <w:pPr>
-              <w:spacing w:after="40" w:line="240" w:lineRule="auto"/>
-            </w:pPr>
-            <w:r>
-              <w:rPr>
-                <w:b w:val="0"/>
-                <w:sz w:val="19"/>
-              </w:rPr>
-              <w:t>Наблюдение и завершение текста</w:t>
-            </w:r>
-          </w:p>
-        </w:tc>
-        <w:tc>
-          <w:tcPr>
-            <w:tcW w:type="dxa" w:w="5102"/>
-            <w:vAlign w:val="center"/>
-            <w:tcBorders>
-              <w:top w:val="single" w:sz="4" w:color="D9D9D9"/>
-              <w:left w:val="single" w:sz="4" w:color="D9D9D9"/>
-              <w:bottom w:val="single" w:sz="4" w:color="D9D9D9"/>
-              <w:right w:val="single" w:sz="4" w:color="D9D9D9"/>
-            </w:tcBorders>
-            <w:tcMar>
-              <w:top w:w="90" w:type="dxa"/>
-              <w:left w:w="90" w:type="dxa"/>
-              <w:bottom w:w="90" w:type="dxa"/>
-              <w:right w:w="90" w:type="dxa"/>
-            </w:tcMar>
-            <w:shd w:fill="FFFFFF"/>
-          </w:tcPr>
-          <w:p>
-            <w:pPr>
-              <w:spacing w:after="40" w:line="240" w:lineRule="auto"/>
-            </w:pPr>
-            <w:r>
-              <w:rPr>
-                <w:b w:val="0"/>
-                <w:sz w:val="19"/>
-              </w:rPr>
-              <w:t>Журнал и полный черновик ВКР</w:t>
-            </w:r>
-          </w:p>
-        </w:tc>
-      </w:tr>
-      <w:tr>
-        <w:trPr>
-          <w:cantSplit/>
-        </w:trPr>
-        <w:tc>
-          <w:tcPr>
-            <w:tcW w:type="dxa" w:w="1020"/>
-            <w:vAlign w:val="center"/>
-            <w:tcBorders>
-              <w:top w:val="single" w:sz="4" w:color="D9D9D9"/>
-              <w:left w:val="single" w:sz="4" w:color="D9D9D9"/>
-              <w:bottom w:val="single" w:sz="4" w:color="D9D9D9"/>
-              <w:right w:val="single" w:sz="4" w:color="D9D9D9"/>
-            </w:tcBorders>
-            <w:tcMar>
-              <w:top w:w="90" w:type="dxa"/>
-              <w:left w:w="90" w:type="dxa"/>
-              <w:bottom w:w="90" w:type="dxa"/>
-              <w:right w:w="90" w:type="dxa"/>
-            </w:tcMar>
-            <w:shd w:fill="FFFFFF"/>
-          </w:tcPr>
-          <w:p>
-            <w:pPr>
-              <w:spacing w:after="40" w:line="240" w:lineRule="auto"/>
-            </w:pPr>
-            <w:r>
-              <w:rPr>
-                <w:b w:val="0"/>
-                <w:sz w:val="19"/>
-              </w:rPr>
-              <w:t>15–16</w:t>
-            </w:r>
-          </w:p>
-        </w:tc>
-        <w:tc>
-          <w:tcPr>
-            <w:tcW w:type="dxa" w:w="3402"/>
-            <w:vAlign w:val="center"/>
-            <w:tcBorders>
-              <w:top w:val="single" w:sz="4" w:color="D9D9D9"/>
-              <w:left w:val="single" w:sz="4" w:color="D9D9D9"/>
-              <w:bottom w:val="single" w:sz="4" w:color="D9D9D9"/>
-              <w:right w:val="single" w:sz="4" w:color="D9D9D9"/>
-            </w:tcBorders>
-            <w:tcMar>
-              <w:top w:w="90" w:type="dxa"/>
-              <w:left w:w="90" w:type="dxa"/>
-              <w:bottom w:w="90" w:type="dxa"/>
-              <w:right w:w="90" w:type="dxa"/>
-            </w:tcMar>
-            <w:shd w:fill="FFFFFF"/>
-          </w:tcPr>
-          <w:p>
-            <w:pPr>
-              <w:spacing w:after="40" w:line="240" w:lineRule="auto"/>
-            </w:pPr>
-            <w:r>
-              <w:rPr>
-                <w:b w:val="0"/>
-                <w:sz w:val="19"/>
-              </w:rPr>
-              <w:t>Предзащита, правки и подготовка демо</w:t>
-            </w:r>
-          </w:p>
-        </w:tc>
-        <w:tc>
-          <w:tcPr>
-            <w:tcW w:type="dxa" w:w="5102"/>
-            <w:vAlign w:val="center"/>
-            <w:tcBorders>
-              <w:top w:val="single" w:sz="4" w:color="D9D9D9"/>
-              <w:left w:val="single" w:sz="4" w:color="D9D9D9"/>
-              <w:bottom w:val="single" w:sz="4" w:color="D9D9D9"/>
-              <w:right w:val="single" w:sz="4" w:color="D9D9D9"/>
-            </w:tcBorders>
-            <w:tcMar>
-              <w:top w:w="90" w:type="dxa"/>
-              <w:left w:w="90" w:type="dxa"/>
-              <w:bottom w:w="90" w:type="dxa"/>
-              <w:right w:w="90" w:type="dxa"/>
-            </w:tcMar>
-            <w:shd w:fill="FFFFFF"/>
-          </w:tcPr>
-          <w:p>
-            <w:pPr>
-              <w:spacing w:after="40" w:line="240" w:lineRule="auto"/>
-            </w:pPr>
-            <w:r>
-              <w:rPr>
-                <w:b w:val="0"/>
-                <w:sz w:val="19"/>
-              </w:rPr>
-              <w:t>Материалы сдачи и защиты</w:t>
-            </w:r>
-          </w:p>
-        </w:tc>
-      </w:tr>
-    </w:tbl>
-    <w:p>
-      <w:pPr>
-        <w:spacing w:after="40"/>
-      </w:pPr>
-    </w:p>
-    <w:p>
-      <w:r>
-        <w:t>Этапы 4 и 5 могут повторяться: новая модель или фича иногда требует вернуться к настройкам на валидации. Финальный тест при этом закрыт. При нехватке времени сокращаются число новых гипотез и дополнительные функции, но сохраняются полноценная проверка и время на текст.</w:t>
-      </w:r>
-    </w:p>
-    <w:p>
-      <w:pPr>
-        <w:pStyle w:val="Heading1"/>
-        <w:pageBreakBefore w:val="0"/>
-      </w:pPr>
-      <w:r>
-        <w:t>Рабочие материалы и отчётность</w:t>
-      </w:r>
-    </w:p>
-    <w:p>
-      <w:r>
-        <w:t>В репозитории хранятся код, настройки, задачи и записи экспериментов. В Google Документах — план и отдельно текст ВКР. STATUS показывает текущую точку, журнал прогресса — что изменилось и какой следующий шаг.</w:t>
-      </w:r>
-    </w:p>
-    <w:p>
-      <w:r>
-        <w:t>Статус обновляется раз в неделю. После заметного результата руководитель получает короткий апдейт со ссылкой на отчёт или запуск: что проверено, что получилось и какой следующий шаг. Важные вопросы обсуждаются по ходу работы, без ожидания конца этапа.</w:t>
-      </w:r>
-    </w:p>
-    <w:p>
-      <w:r>
-        <w:t>Сейчас готовы план и структура проекта. Данные ещё не собраны, моделей и торговых результатов нет. Ближайшая задача — пробные выгрузки и выбор первого набора данных для бустинга.</w:t>
-      </w:r>
-    </w:p>
-    <w:p>
-      <w:r>
-        <w:t xml:space="preserve">Репозиторий: </w:t>
-      </w:r>
-      <w:hyperlink r:id="rId10">
-        <w:r>
-          <w:rPr>
-            <w:color w:val="245582"/>
-          </w:rPr>
-          <w:t>https://github.com/maxtimmy/crypto-onchain-trading-vkr</w:t>
-        </w:r>
-      </w:hyperlink>
-      <w:r>
-        <w:t xml:space="preserve"> . Кандидаты для первых запросов — архив Binance: </w:t>
-      </w:r>
-      <w:hyperlink r:id="rId11">
-        <w:r>
-          <w:rPr>
-            <w:color w:val="245582"/>
-          </w:rPr>
-          <w:t>https://github.com/binance/binance-public-data</w:t>
-        </w:r>
-      </w:hyperlink>
-      <w:r>
-        <w:t xml:space="preserve"> и API Coin Metrics: </w:t>
-      </w:r>
-      <w:hyperlink r:id="rId12">
-        <w:r>
-          <w:rPr>
-            <w:color w:val="245582"/>
-          </w:rPr>
-          <w:t>https://docs.coinmetrics.io/api/v4/</w:t>
-        </w:r>
-      </w:hyperlink>
-      <w:r>
-        <w:t xml:space="preserve"> . Доступность и пригодность истории ещё нужно проверить.</w:t>
+        <w:t>К защите подготовить демонстрацию полного цикла и резервный запуск на сохранённых записях.</w:t>
       </w:r>
     </w:p>
     <w:sectPr>
@@ -2104,48 +611,6 @@
     </w:lvl>
   </w:abstractNum>
   <w:num w:numId="10">
-    <w:abstractNumId w:val="9"/>
-    <w:lvlOverride w:ilvl="0">
-      <w:startOverride w:val="1"/>
-    </w:lvlOverride>
-  </w:num>
-  <w:num w:numId="11">
-    <w:abstractNumId w:val="9"/>
-    <w:lvlOverride w:ilvl="0">
-      <w:startOverride w:val="1"/>
-    </w:lvlOverride>
-  </w:num>
-  <w:num w:numId="12">
-    <w:abstractNumId w:val="9"/>
-    <w:lvlOverride w:ilvl="0">
-      <w:startOverride w:val="1"/>
-    </w:lvlOverride>
-  </w:num>
-  <w:num w:numId="13">
-    <w:abstractNumId w:val="9"/>
-    <w:lvlOverride w:ilvl="0">
-      <w:startOverride w:val="1"/>
-    </w:lvlOverride>
-  </w:num>
-  <w:num w:numId="14">
-    <w:abstractNumId w:val="9"/>
-    <w:lvlOverride w:ilvl="0">
-      <w:startOverride w:val="1"/>
-    </w:lvlOverride>
-  </w:num>
-  <w:num w:numId="15">
-    <w:abstractNumId w:val="9"/>
-    <w:lvlOverride w:ilvl="0">
-      <w:startOverride w:val="1"/>
-    </w:lvlOverride>
-  </w:num>
-  <w:num w:numId="16">
-    <w:abstractNumId w:val="9"/>
-    <w:lvlOverride w:ilvl="0">
-      <w:startOverride w:val="1"/>
-    </w:lvlOverride>
-  </w:num>
-  <w:num w:numId="17">
     <w:abstractNumId w:val="9"/>
     <w:lvlOverride w:ilvl="0">
       <w:startOverride w:val="1"/>
